--- a/AUST_OBE_Course_Manager_Faculty_Manual.docx
+++ b/AUST_OBE_Course_Manager_Faculty_Manual.docx
@@ -121,7 +121,7 @@
         <w:rPr>
           <w:color w:val="6B7A8D"/>
         </w:rPr>
-        <w:t>Version: v1.6  ·  First release: July 13, 2026</w:t>
+        <w:t>Version: v1.9  ·  First release: July 13, 2026</w:t>
       </w:r>
     </w:p>
     <w:p>
@@ -7302,7 +7302,7 @@
         <w:color w:val="6B7A8D"/>
         <w:sz w:val="18"/>
       </w:rPr>
-      <w:t xml:space="preserve">OBE Course Manager v1.6 · © 2026 Prof. Mazharul Islam · CC BY 4.0 · Page </w:t>
+      <w:t xml:space="preserve">OBE Course Manager v1.9 · © 2026 Prof. Mazharul Islam · CC BY 4.0 · Page </w:t>
     </w:r>
     <w:r>
       <w:fldChar w:fldCharType="begin"/>

--- a/AUST_OBE_Course_Manager_Faculty_Manual.docx
+++ b/AUST_OBE_Course_Manager_Faculty_Manual.docx
@@ -121,7 +121,7 @@
         <w:rPr>
           <w:color w:val="6B7A8D"/>
         </w:rPr>
-        <w:t>Version: v1.9  ·  First release: July 13, 2026</w:t>
+        <w:t>Version: v1.10  ·  First release: July 13, 2026</w:t>
       </w:r>
     </w:p>
     <w:p>
@@ -3665,7 +3665,7 @@
         <w:t xml:space="preserve">2. </w:t>
       </w:r>
       <w:r>
-        <w:t>Choose the Bloom's cognitive level that matches the verb (Remember → Create).</w:t>
+        <w:t>Select the BT Domain (Cognitive, Affective, or Psychomotor) and the matching Level — C1–C6 (Remember → Create), A1–A5, or P1–P7.</w:t>
       </w:r>
     </w:p>
     <w:p>
@@ -7302,7 +7302,7 @@
         <w:color w:val="6B7A8D"/>
         <w:sz w:val="18"/>
       </w:rPr>
-      <w:t xml:space="preserve">OBE Course Manager v1.9 · © 2026 Prof. Mazharul Islam · CC BY 4.0 · Page </w:t>
+      <w:t xml:space="preserve">OBE Course Manager v1.10 · © 2026 Prof. Mazharul Islam · CC BY 4.0 · Page </w:t>
     </w:r>
     <w:r>
       <w:fldChar w:fldCharType="begin"/>

--- a/AUST_OBE_Course_Manager_Faculty_Manual.docx
+++ b/AUST_OBE_Course_Manager_Faculty_Manual.docx
@@ -121,7 +121,7 @@
         <w:rPr>
           <w:color w:val="6B7A8D"/>
         </w:rPr>
-        <w:t>Version: v1.10  ·  First release: July 13, 2026</w:t>
+        <w:t>Version: v1.11  ·  First release: July 13, 2026</w:t>
       </w:r>
     </w:p>
     <w:p>
@@ -3200,10 +3200,10 @@
         <w:rPr>
           <w:b/>
         </w:rPr>
-        <w:t>💾 Save to file…</w:t>
-      </w:r>
-      <w:r>
-        <w:t xml:space="preserve"> in the header (or Data &amp; Backup → Save As New File) and choose a location — ideally a folder synchronised by OneDrive / Google Drive / Dropbox.</w:t>
+        <w:t>📁 File ▸ Save to New File…</w:t>
+      </w:r>
+      <w:r>
+        <w:t xml:space="preserve"> in the header (the File menu also offers Open Data File…; the same actions exist under Data &amp; Backup) and choose a location — ideally a folder synchronised by OneDrive / Google Drive / Dropbox.</w:t>
       </w:r>
     </w:p>
     <w:p>
@@ -7302,7 +7302,7 @@
         <w:color w:val="6B7A8D"/>
         <w:sz w:val="18"/>
       </w:rPr>
-      <w:t xml:space="preserve">OBE Course Manager v1.10 · © 2026 Prof. Mazharul Islam · CC BY 4.0 · Page </w:t>
+      <w:t xml:space="preserve">OBE Course Manager v1.11 · © 2026 Prof. Mazharul Islam · CC BY 4.0 · Page </w:t>
     </w:r>
     <w:r>
       <w:fldChar w:fldCharType="begin"/>

--- a/AUST_OBE_Course_Manager_Faculty_Manual.docx
+++ b/AUST_OBE_Course_Manager_Faculty_Manual.docx
@@ -121,7 +121,7 @@
         <w:rPr>
           <w:color w:val="6B7A8D"/>
         </w:rPr>
-        <w:t>Version: v1.11  ·  First release: July 13, 2026</w:t>
+        <w:t>Version: v1.12  ·  First release: July 13, 2026</w:t>
       </w:r>
     </w:p>
     <w:p>
@@ -3681,7 +3681,7 @@
         <w:t xml:space="preserve">3. </w:t>
       </w:r>
       <w:r>
-        <w:t>In the mapping matrix, click cells to cycle the CO-PO correlation: blank → 1 (weak) → 2 (moderate) → 3 (strong). Hover a PO heading to see its graduate-attribute name.</w:t>
+        <w:t>In the mapping matrix, click a cell to tick (✓) the POs addressed by the CO — click again to remove. Hover a PO heading to see its graduate-attribute name.</w:t>
       </w:r>
     </w:p>
     <w:p>
@@ -7302,7 +7302,7 @@
         <w:color w:val="6B7A8D"/>
         <w:sz w:val="18"/>
       </w:rPr>
-      <w:t xml:space="preserve">OBE Course Manager v1.11 · © 2026 Prof. Mazharul Islam · CC BY 4.0 · Page </w:t>
+      <w:t xml:space="preserve">OBE Course Manager v1.12 · © 2026 Prof. Mazharul Islam · CC BY 4.0 · Page </w:t>
     </w:r>
     <w:r>
       <w:fldChar w:fldCharType="begin"/>

--- a/AUST_OBE_Course_Manager_Faculty_Manual.docx
+++ b/AUST_OBE_Course_Manager_Faculty_Manual.docx
@@ -121,7 +121,7 @@
         <w:rPr>
           <w:color w:val="6B7A8D"/>
         </w:rPr>
-        <w:t>Version: v1.12  ·  First release: July 13, 2026</w:t>
+        <w:t>Version: v1.16  ·  First release: July 13, 2026</w:t>
       </w:r>
     </w:p>
     <w:p>
@@ -3218,7 +3218,7 @@
         <w:t xml:space="preserve">2. </w:t>
       </w:r>
       <w:r>
-        <w:t>From then on, every change auto-saves to that file. The header shows the file name with “saved” / “saving…”.</w:t>
+        <w:t>From then on, every change auto-saves to that file. The header shows the file name with “saved” / “saving…”. Press Ctrl+S (Cmd+S on Mac) at any moment to commit the field being edited and save immediately.</w:t>
       </w:r>
     </w:p>
     <w:p>
@@ -3787,7 +3787,7 @@
         <w:t xml:space="preserve">3. </w:t>
       </w:r>
       <w:r>
-        <w:t>Add department- or course-specific activities to the pool at the bottom of the page; they are stored with your data.</w:t>
+        <w:t>Add your own activity directly on a CO's card (type it — matching Activity-Pool names are suggested as you type — and press + Add; optionally tick “also save to Activity Pool”), or add department-specific activities to the pool at the bottom of the page; they are stored with your data. A “Show all matching” button reveals every suitable activity beyond the top six.</w:t>
       </w:r>
     </w:p>
     <w:p>
@@ -7302,7 +7302,7 @@
         <w:color w:val="6B7A8D"/>
         <w:sz w:val="18"/>
       </w:rPr>
-      <w:t xml:space="preserve">OBE Course Manager v1.12 · © 2026 Prof. Mazharul Islam · CC BY 4.0 · Page </w:t>
+      <w:t xml:space="preserve">OBE Course Manager v1.16 · © 2026 Prof. Mazharul Islam · CC BY 4.0 · Page </w:t>
     </w:r>
     <w:r>
       <w:fldChar w:fldCharType="begin"/>

--- a/AUST_OBE_Course_Manager_Faculty_Manual.docx
+++ b/AUST_OBE_Course_Manager_Faculty_Manual.docx
@@ -121,7 +121,7 @@
         <w:rPr>
           <w:color w:val="6B7A8D"/>
         </w:rPr>
-        <w:t>Version: v1.16  ·  First release: July 13, 2026</w:t>
+        <w:t>Version: v1.17  ·  First release: July 13, 2026</w:t>
       </w:r>
     </w:p>
     <w:p>
@@ -3772,7 +3772,7 @@
         <w:t xml:space="preserve">2. </w:t>
       </w:r>
       <w:r>
-        <w:t>Click + Adopt to attach an activity to a CO — it appears automatically in the Course Specifications constructive-alignment table.</w:t>
+        <w:t>Click + Adopt to attach an activity to a CO — it appears automatically in the Course Specifications constructive-alignment table. Adopted activities are shown as chips on the CO card; click a chip's × to deselect it (fully reversible).</w:t>
       </w:r>
     </w:p>
     <w:p>
@@ -7302,7 +7302,7 @@
         <w:color w:val="6B7A8D"/>
         <w:sz w:val="18"/>
       </w:rPr>
-      <w:t xml:space="preserve">OBE Course Manager v1.16 · © 2026 Prof. Mazharul Islam · CC BY 4.0 · Page </w:t>
+      <w:t xml:space="preserve">OBE Course Manager v1.17 · © 2026 Prof. Mazharul Islam · CC BY 4.0 · Page </w:t>
     </w:r>
     <w:r>
       <w:fldChar w:fldCharType="begin"/>

--- a/AUST_OBE_Course_Manager_Faculty_Manual.docx
+++ b/AUST_OBE_Course_Manager_Faculty_Manual.docx
@@ -121,7 +121,7 @@
         <w:rPr>
           <w:color w:val="6B7A8D"/>
         </w:rPr>
-        <w:t>Version: v1.17  ·  First release: July 13, 2026</w:t>
+        <w:t>Version: v1.20  ·  First release: July 13, 2026</w:t>
       </w:r>
     </w:p>
     <w:p>
@@ -3831,7 +3831,7 @@
         <w:t xml:space="preserve">2. </w:t>
       </w:r>
       <w:r>
-        <w:t>Add the items (questions) of each assessment. Every item needs a label (Q1, Q2a…), maximum marks, and the CO it examines.</w:t>
+        <w:t>Add the items (questions) of each assessment. Every item needs a label (Q1, Q2a…), maximum marks, the CO it examines, and a Mandatory tick. Untick it for optional questions (e.g., “answer any four of Q2–Q7”) — students are then not penalized for the ones they legitimately skip. If an optional question has sub-parts (Q3a, Q3b), give them a common Group name (e.g., Q3): attempting any part engages the whole question, so unanswered parts count as 0 — partial answers to a chosen question are penalized. If the exam requires answering k of the optional questions, declare it in the assessment's Choice scheme: students attempting fewer than k have the shortfall counted as zeros; a student with no marks in the assessment is treated as absent and excluded.</w:t>
       </w:r>
     </w:p>
     <w:p>
@@ -4775,7 +4775,7 @@
         <w:t xml:space="preserve">Student CO score (%) </w:t>
       </w:r>
       <w:r>
-        <w:t>= marks obtained in the CO's items ÷ maximum marks of those items × 100 (blank marks count as 0).</w:t>
+        <w:t>= marks obtained ÷ marks assessed under the CO × 100. A blank mark on a mandatory item counts as 0; a blank on an optional item (unticked in the Assessment Plan) is excluded — no penalty for legitimately skipped questions. Students with no assessed marks under a CO are excluded from its cohort.</w:t>
       </w:r>
     </w:p>
     <w:p>
@@ -7302,7 +7302,7 @@
         <w:color w:val="6B7A8D"/>
         <w:sz w:val="18"/>
       </w:rPr>
-      <w:t xml:space="preserve">OBE Course Manager v1.17 · © 2026 Prof. Mazharul Islam · CC BY 4.0 · Page </w:t>
+      <w:t xml:space="preserve">OBE Course Manager v1.20 · © 2026 Prof. Mazharul Islam · CC BY 4.0 · Page </w:t>
     </w:r>
     <w:r>
       <w:fldChar w:fldCharType="begin"/>

--- a/AUST_OBE_Course_Manager_Faculty_Manual.docx
+++ b/AUST_OBE_Course_Manager_Faculty_Manual.docx
@@ -121,7 +121,7 @@
         <w:rPr>
           <w:color w:val="6B7A8D"/>
         </w:rPr>
-        <w:t>Version: v1.20  ·  First release: July 13, 2026</w:t>
+        <w:t>Version: v1.21  ·  First release: July 13, 2026</w:t>
       </w:r>
     </w:p>
     <w:p>
@@ -3831,7 +3831,7 @@
         <w:t xml:space="preserve">2. </w:t>
       </w:r>
       <w:r>
-        <w:t>Add the items (questions) of each assessment. Every item needs a label (Q1, Q2a…), maximum marks, the CO it examines, and a Mandatory tick. Untick it for optional questions (e.g., “answer any four of Q2–Q7”) — students are then not penalized for the ones they legitimately skip. If an optional question has sub-parts (Q3a, Q3b), give them a common Group name (e.g., Q3): attempting any part engages the whole question, so unanswered parts count as 0 — partial answers to a chosen question are penalized. If the exam requires answering k of the optional questions, declare it in the assessment's Choice scheme: students attempting fewer than k have the shortfall counted as zeros; a student with no marks in the assessment is treated as absent and excluded.</w:t>
+        <w:t>Add the items (questions) of each assessment. Every item needs a label (Q1, Q2a…), maximum marks, the CO it examines, and a Mandatory tick. Untick it for optional questions (e.g., “answer any four of Q2–Q7”) — students are then not penalized for the ones they legitimately skip. If the exam offers a choice of questions, open the assessment's ⚙ Advanced (question choice) panel (collapsed by default) to group the sub-parts of one question and, if required, declare how many optional questions must be answered — the fairness rules are then applied automatically. Full details and worked examples: the Attainment Calculation Methodology guide.</w:t>
       </w:r>
     </w:p>
     <w:p>
@@ -7302,7 +7302,7 @@
         <w:color w:val="6B7A8D"/>
         <w:sz w:val="18"/>
       </w:rPr>
-      <w:t xml:space="preserve">OBE Course Manager v1.20 · © 2026 Prof. Mazharul Islam · CC BY 4.0 · Page </w:t>
+      <w:t xml:space="preserve">OBE Course Manager v1.21 · © 2026 Prof. Mazharul Islam · CC BY 4.0 · Page </w:t>
     </w:r>
     <w:r>
       <w:fldChar w:fldCharType="begin"/>

--- a/AUST_OBE_Course_Manager_Faculty_Manual.docx
+++ b/AUST_OBE_Course_Manager_Faculty_Manual.docx
@@ -121,7 +121,7 @@
         <w:rPr>
           <w:color w:val="6B7A8D"/>
         </w:rPr>
-        <w:t>Version: v1.21  ·  First release: July 13, 2026</w:t>
+        <w:t>Version: v1.24  ·  First release: July 13, 2026</w:t>
       </w:r>
     </w:p>
     <w:p>
@@ -4661,7 +4661,7 @@
         <w:spacing w:after="120"/>
       </w:pPr>
       <w:r>
-        <w:t>Print the consolidated CQI Report from Accreditation Documents → CQI Report and file it with the underlying documents as Annexure H evidence.</w:t>
+        <w:t>Print the consolidated CQI Report from Accreditation Documents → CQI Report and file it with the underlying documents as Annexure H evidence. To get AI assistance in drafting the CQI narratives, click 📋 Copy AI Prompt on the CQI tab — it assembles a complete prompt from your course data (aggregates only, never student identities) for pasting into any AI tool; always review the AI's draft against your evidence before adopting it.</w:t>
       </w:r>
     </w:p>
     <w:p>
@@ -7302,7 +7302,7 @@
         <w:color w:val="6B7A8D"/>
         <w:sz w:val="18"/>
       </w:rPr>
-      <w:t xml:space="preserve">OBE Course Manager v1.21 · © 2026 Prof. Mazharul Islam · CC BY 4.0 · Page </w:t>
+      <w:t xml:space="preserve">OBE Course Manager v1.24 · © 2026 Prof. Mazharul Islam · CC BY 4.0 · Page </w:t>
     </w:r>
     <w:r>
       <w:fldChar w:fldCharType="begin"/>

--- a/AUST_OBE_Course_Manager_Faculty_Manual.docx
+++ b/AUST_OBE_Course_Manager_Faculty_Manual.docx
@@ -121,7 +121,7 @@
         <w:rPr>
           <w:color w:val="6B7A8D"/>
         </w:rPr>
-        <w:t>Version: v1.24  ·  First release: July 13, 2026</w:t>
+        <w:t>Version: v1.27  ·  First release: July 13, 2026</w:t>
       </w:r>
     </w:p>
     <w:p>
@@ -3218,7 +3218,7 @@
         <w:t xml:space="preserve">2. </w:t>
       </w:r>
       <w:r>
-        <w:t>From then on, every change auto-saves to that file. The header shows the file name with “saved” / “saving…”. Press Ctrl+S (Cmd+S on Mac) at any moment to commit the field being edited and save immediately.</w:t>
+        <w:t>From then on, every change auto-saves to that file. The header shows the file name with “saved” / “saving…”. Press Ctrl+S (Cmd+S on Mac) at any moment to commit the field being edited and save immediately. The File menu also offers New Data File… (a fresh workspace saved to a new file — your custom activity pool carries over) and Save As… (continue working in a newly chosen file, leaving the old one as a snapshot).</w:t>
       </w:r>
     </w:p>
     <w:p>
@@ -4103,7 +4103,7 @@
         <w:t xml:space="preserve">2. </w:t>
       </w:r>
       <w:r>
-        <w:t>Enter the response counts in the tally grid (Attainment tab), or click Import Survey CSV and select the Google Forms response file.</w:t>
+        <w:t>Enter the response counts in the tally grid (Attainment tab), or click Import Survey CSV — either fill the downloadable header-only template in Excel (one row per respondent, ratings 1–5) or select a Google Forms response file.</w:t>
       </w:r>
     </w:p>
     <w:p>
@@ -7302,7 +7302,7 @@
         <w:color w:val="6B7A8D"/>
         <w:sz w:val="18"/>
       </w:rPr>
-      <w:t xml:space="preserve">OBE Course Manager v1.24 · © 2026 Prof. Mazharul Islam · CC BY 4.0 · Page </w:t>
+      <w:t xml:space="preserve">OBE Course Manager v1.27 · © 2026 Prof. Mazharul Islam · CC BY 4.0 · Page </w:t>
     </w:r>
     <w:r>
       <w:fldChar w:fldCharType="begin"/>

--- a/AUST_OBE_Course_Manager_Faculty_Manual.docx
+++ b/AUST_OBE_Course_Manager_Faculty_Manual.docx
@@ -121,7 +121,7 @@
         <w:rPr>
           <w:color w:val="6B7A8D"/>
         </w:rPr>
-        <w:t>Version: v1.27  ·  First release: July 13, 2026</w:t>
+        <w:t>Version: v1.29  ·  First release: July 13, 2026</w:t>
       </w:r>
     </w:p>
     <w:p>
@@ -1406,7 +1406,7 @@
             <w:rStyle w:val="Hyperlink"/>
             <w:noProof/>
           </w:rPr>
-          <w:t>4.3 T&amp;L Activities (CQI-aware recommendations)</w:t>
+          <w:t>4.3 T&amp;L (CQI-aware recommendations)</w:t>
         </w:r>
         <w:r>
           <w:rPr>
@@ -2860,7 +2860,7 @@
               <w:rPr>
                 <w:sz w:val="20"/>
               </w:rPr>
-              <w:t>T&amp;L Activities</w:t>
+              <w:t>T&amp;L</w:t>
             </w:r>
           </w:p>
         </w:tc>
@@ -3706,7 +3706,7 @@
           <w:rFonts w:ascii="Calibri" w:hAnsi="Calibri"/>
           <w:color w:val="0F6B5C"/>
         </w:rPr>
-        <w:t>4.3 T&amp;L Activities (CQI-aware recommendations)</w:t>
+        <w:t>4.3 T&amp;L (CQI-aware recommendations)</w:t>
       </w:r>
       <w:bookmarkEnd w:id="18"/>
     </w:p>
@@ -3831,7 +3831,7 @@
         <w:t xml:space="preserve">2. </w:t>
       </w:r>
       <w:r>
-        <w:t>Add the items (questions) of each assessment. Every item needs a label (Q1, Q2a…), maximum marks, the CO it examines, and a Mandatory tick. Untick it for optional questions (e.g., “answer any four of Q2–Q7”) — students are then not penalized for the ones they legitimately skip. If the exam offers a choice of questions, open the assessment's ⚙ Advanced (question choice) panel (collapsed by default) to group the sub-parts of one question and, if required, declare how many optional questions must be answered — the fairness rules are then applied automatically. Full details and worked examples: the Attainment Calculation Methodology guide.</w:t>
+        <w:t>Add the items (questions) of each assessment. Every item needs a label (Q1, Q2a…), maximum marks, the CO it examines, and a Mandatory tick. Untick it for optional questions (e.g., “answer any four of Q2–Q7”) — students are then not penalized for the ones they legitimately skip. If the exam offers a choice of questions, open the assessment's ⚙ Advanced (question choice) panel (collapsed by default) to group the sub-parts of one question and, if required, declare how many optional questions must be answered — the fairness rules are then applied automatically. Full details and worked examples: the Attainment Calculation Methodology guide. Each item also carries a Bloom Level, inherited from its CO — a warning appears if you set it above the CO's declared level. The CA tab (after Assessments) visualises the constructive alignment of COs, T&amp;L activities and assessments as a live Biggs triangle, with per-CO cards and suggestions to close any gaps.</w:t>
       </w:r>
     </w:p>
     <w:p>
@@ -5447,7 +5447,7 @@
         <w:spacing w:after="120"/>
       </w:pPr>
       <w:r>
-        <w:t>The 31 built-in teaching-learning activities were selected to (i) cover every level of Bloom's taxonomy so that every CO can be served by at least three suitable activities; (ii) span the ICAP spectrum from interactive to constructive engagement, in line with evidence that active learning improves examination performance and reduces failure rates (Freeman et al., 2014, PNAS); (iii) work across delivery modes (in-person, online, hybrid) and class sizes typical at AUST; and (iv) generate assessable artifacts that support the direct measurement of COs. Faculty can extend the pool with custom activities from the T&amp;L Activities tab.</w:t>
+        <w:t>The 31 built-in teaching-learning activities were selected to (i) cover every level of Bloom's taxonomy so that every CO can be served by at least three suitable activities; (ii) span the ICAP spectrum from interactive to constructive engagement, in line with evidence that active learning improves examination performance and reduces failure rates (Freeman et al., 2014, PNAS); (iii) work across delivery modes (in-person, online, hybrid) and class sizes typical at AUST; and (iv) generate assessable artifacts that support the direct measurement of COs. Faculty can extend the pool with custom activities from the T&amp;L tab.</w:t>
       </w:r>
     </w:p>
     <w:tbl>
@@ -7302,7 +7302,7 @@
         <w:color w:val="6B7A8D"/>
         <w:sz w:val="18"/>
       </w:rPr>
-      <w:t xml:space="preserve">OBE Course Manager v1.27 · © 2026 Prof. Mazharul Islam · CC BY 4.0 · Page </w:t>
+      <w:t xml:space="preserve">OBE Course Manager v1.29 · © 2026 Prof. Mazharul Islam · CC BY 4.0 · Page </w:t>
     </w:r>
     <w:r>
       <w:fldChar w:fldCharType="begin"/>

--- a/AUST_OBE_Course_Manager_Faculty_Manual.docx
+++ b/AUST_OBE_Course_Manager_Faculty_Manual.docx
@@ -121,7 +121,7 @@
         <w:rPr>
           <w:color w:val="6B7A8D"/>
         </w:rPr>
-        <w:t>Version: v1.29  ·  First release: July 13, 2026</w:t>
+        <w:t>Version: v1.30  ·  First release: July 13, 2026</w:t>
       </w:r>
     </w:p>
     <w:p>
@@ -3787,7 +3787,7 @@
         <w:t xml:space="preserve">3. </w:t>
       </w:r>
       <w:r>
-        <w:t>Add your own activity directly on a CO's card (type it — matching Activity-Pool names are suggested as you type — and press + Add; optionally tick “also save to Activity Pool”), or add department-specific activities to the pool at the bottom of the page; they are stored with your data. A “Show all matching” button reveals every suitable activity beyond the top six.</w:t>
+        <w:t>Add your own activity directly on a CO's card (type it — matching Activity-Pool names are suggested as you type — and press + Add; optionally tick “also save to Activity Pool”), or add department-specific activities to the pool at the bottom of the page; they are stored with your data. A “Show all matching” button reveals every suitable activity beyond the top six The T&amp;L Activities Summary Table at the bottom of the page lists every adopted activity with a brief description, classroom-ready practical tips (provided for all 31 built-in activities; custom pool activities accept your own tips) and the related CO(s) — a quick lesson-planning reference.</w:t>
       </w:r>
     </w:p>
     <w:p>
@@ -3831,7 +3831,7 @@
         <w:t xml:space="preserve">2. </w:t>
       </w:r>
       <w:r>
-        <w:t>Add the items (questions) of each assessment. Every item needs a label (Q1, Q2a…), maximum marks, the CO it examines, and a Mandatory tick. Untick it for optional questions (e.g., “answer any four of Q2–Q7”) — students are then not penalized for the ones they legitimately skip. If the exam offers a choice of questions, open the assessment's ⚙ Advanced (question choice) panel (collapsed by default) to group the sub-parts of one question and, if required, declare how many optional questions must be answered — the fairness rules are then applied automatically. Full details and worked examples: the Attainment Calculation Methodology guide. Each item also carries a Bloom Level, inherited from its CO — a warning appears if you set it above the CO's declared level. The CA tab (after Assessments) visualises the constructive alignment of COs, T&amp;L activities and assessments as a live Biggs triangle, with per-CO cards and suggestions to close any gaps.</w:t>
+        <w:t>Add the items (questions) of each assessment. Every item needs a label (Q1, Q2a…), maximum marks, the CO it examines, and a Mandatory tick. Untick it for optional questions (e.g., “answer any four of Q2–Q7”) — students are then not penalized for the ones they legitimately skip. If the exam offers a choice of questions, open the assessment's ⚙ Advanced (question choice) panel (collapsed by default) to group the sub-parts of one question and, if required, declare how many optional questions must be answered — the fairness rules are then applied automatically. Full details and worked examples: the Attainment Calculation Methodology guide. Each item also carries a Bloom Level, inherited from its CO — a warning appears if you set it above the CO's declared level. The CA tab (after Assessments) visualises the constructive alignment of COs, T&amp;L activities and assessments as a live Biggs triangle, with per-CO cards and suggestions to close any gaps The Assessment Summary Table at the bottom of the page shows, per CO, the assessments measuring it, its share of the total marks (with a stacked marks-distribution chart) and auto-generated comments from the CA perspective; the totals row flags any marks not mapped to a CO.</w:t>
       </w:r>
     </w:p>
     <w:p>
@@ -7302,7 +7302,7 @@
         <w:color w:val="6B7A8D"/>
         <w:sz w:val="18"/>
       </w:rPr>
-      <w:t xml:space="preserve">OBE Course Manager v1.29 · © 2026 Prof. Mazharul Islam · CC BY 4.0 · Page </w:t>
+      <w:t xml:space="preserve">OBE Course Manager v1.30 · © 2026 Prof. Mazharul Islam · CC BY 4.0 · Page </w:t>
     </w:r>
     <w:r>
       <w:fldChar w:fldCharType="begin"/>

--- a/AUST_OBE_Course_Manager_Faculty_Manual.docx
+++ b/AUST_OBE_Course_Manager_Faculty_Manual.docx
@@ -121,7 +121,7 @@
         <w:rPr>
           <w:color w:val="6B7A8D"/>
         </w:rPr>
-        <w:t>Version: v1.30  ·  First release: July 13, 2026</w:t>
+        <w:t>Version: v1.32  ·  First release: July 13, 2026</w:t>
       </w:r>
     </w:p>
     <w:p>
@@ -3831,7 +3831,22 @@
         <w:t xml:space="preserve">2. </w:t>
       </w:r>
       <w:r>
-        <w:t>Add the items (questions) of each assessment. Every item needs a label (Q1, Q2a…), maximum marks, the CO it examines, and a Mandatory tick. Untick it for optional questions (e.g., “answer any four of Q2–Q7”) — students are then not penalized for the ones they legitimately skip. If the exam offers a choice of questions, open the assessment's ⚙ Advanced (question choice) panel (collapsed by default) to group the sub-parts of one question and, if required, declare how many optional questions must be answered — the fairness rules are then applied automatically. Full details and worked examples: the Attainment Calculation Methodology guide. Each item also carries a Bloom Level, inherited from its CO — a warning appears if you set it above the CO's declared level. The CA tab (after Assessments) visualises the constructive alignment of COs, T&amp;L activities and assessments as a live Biggs triangle, with per-CO cards and suggestions to close any gaps The Assessment Summary Table at the bottom of the page shows, per CO, the assessments measuring it, its share of the total marks (with a stacked marks-distribution chart) and auto-generated comments from the CA perspective; the totals row flags any marks not mapped to a CO.</w:t>
+        <w:t>Add the items (questions) of each assessment. Every item needs a label (Q1, Q2a…), maximum marks, the CO it examines, and a Mandatory tick. Untick it for optional questions (e.g., “answer any four of Q2–Q7”) — students are then not penalized for the ones they legitimately skip. If the exam offers a choice of questions, open the assessment's ⚙ Advanced (question choice) panel (collapsed by default) to group the sub-parts of one question and, if required, declare how many optional questions must be answered — the fairness rules are then applied automatically. Full details and worked examples: the Attainment Calculation Methodology guide. Each item also carries a Bloom Level, inherited from its CO — a warning appears if you set it above the CO's declared level. The CA tab (after Assessments) visualises the constructive alignment of COs, T&amp;L activities and assessments as a live Biggs triangle, with per-CO cards and suggestions to close any gaps The Assessment Summary Table at the bottom of the page shows, per CO, the assessments measuring it, its share of the total marks (with a stacked marks-distribution chart) and Practical Tips — short, rule-generated advice on authentic, rubric-based assessment derived from the assessment types and the CO’s level, each tip naming the assessment(s) it concerns; the totals row flags any marks not mapped to a CO.</w:t>
+      </w:r>
+    </w:p>
+    <w:p>
+      <w:pPr>
+        <w:spacing w:after="80"/>
+        <w:ind w:left="340"/>
+      </w:pPr>
+      <w:r>
+        <w:rPr>
+          <w:b/>
+        </w:rPr>
+        <w:t xml:space="preserve">Authentic assessment &amp; rubrics: </w:t>
+      </w:r>
+      <w:r>
+        <w:t xml:space="preserve">the tips promote authentic assessment — tasks built around realistic engineering data, constraints and deliverables — and analytic rubrics (3–5 criteria with level descriptors) shared with students in advance. Research consistently shows that rubrics improve grading reliability and transparency and support student self-regulation, and that authenticity strengthens the link between assessment and professional competence. Key references: Biggs &amp; Tang, Teaching for Quality Learning at University (constructive alignment); Wiggins (1990), The Case for Authentic Assessment; Gulikers, Bastiaens &amp; Kirschner (2004), A Five-Dimensional Framework for Authentic Assessment; Jonsson &amp; Svingby (2007), The Use of Scoring Rubrics; Panadero &amp; Jonsson (2013), The Use of Scoring Rubrics for Formative Assessment Purposes Revisited. For assignments a rubric is mandatory and submissions should pass through a similarity checker (e.g., Turnitin or the institution’s approved platform), with the similarity policy stated up front; assignment/project/presentation cards therefore carry a “Rubric prepared” checkbox — until it is ticked, the Assessment Summary Table shows an amber “rubric pending” badge, and the Annexure H evidence checklist includes the rubrics themselves. Further tips cover authorship checks in the AI era (pairing take-home work with a short viva), individual accountability in group work, and rapid formative feedback (Nicol &amp; Macfarlane-Dick 2006).</w:t>
       </w:r>
     </w:p>
     <w:p>
@@ -7302,7 +7317,7 @@
         <w:color w:val="6B7A8D"/>
         <w:sz w:val="18"/>
       </w:rPr>
-      <w:t xml:space="preserve">OBE Course Manager v1.30 · © 2026 Prof. Mazharul Islam · CC BY 4.0 · Page </w:t>
+      <w:t xml:space="preserve">OBE Course Manager v1.32 · © 2026 Prof. Mazharul Islam · CC BY 4.0 · Page </w:t>
     </w:r>
     <w:r>
       <w:fldChar w:fldCharType="begin"/>

--- a/AUST_OBE_Course_Manager_Faculty_Manual.docx
+++ b/AUST_OBE_Course_Manager_Faculty_Manual.docx
@@ -121,7 +121,7 @@
         <w:rPr>
           <w:color w:val="6B7A8D"/>
         </w:rPr>
-        <w:t>Version: v1.32  ·  First release: July 13, 2026</w:t>
+        <w:t>Version: v1.33  ·  First release: July 13, 2026</w:t>
       </w:r>
     </w:p>
     <w:p>
@@ -7317,7 +7317,7 @@
         <w:color w:val="6B7A8D"/>
         <w:sz w:val="18"/>
       </w:rPr>
-      <w:t xml:space="preserve">OBE Course Manager v1.32 · © 2026 Prof. Mazharul Islam · CC BY 4.0 · Page </w:t>
+      <w:t xml:space="preserve">OBE Course Manager v1.33 · © 2026 Prof. Mazharul Islam · CC BY 4.0 · Page </w:t>
     </w:r>
     <w:r>
       <w:fldChar w:fldCharType="begin"/>

--- a/AUST_OBE_Course_Manager_Faculty_Manual.docx
+++ b/AUST_OBE_Course_Manager_Faculty_Manual.docx
@@ -121,7 +121,7 @@
         <w:rPr>
           <w:color w:val="6B7A8D"/>
         </w:rPr>
-        <w:t>Version: v1.33  ·  First release: July 13, 2026</w:t>
+        <w:t>Version: v1.44  ·  First release: July 13, 2026</w:t>
       </w:r>
     </w:p>
     <w:p>
@@ -2342,7 +2342,7 @@
         <w:rPr>
           <w:b/>
         </w:rPr>
-        <w:t>CO Exit Survey</w:t>
+        <w:t>Course Evaluation Survey</w:t>
       </w:r>
       <w:r>
         <w:t xml:space="preserve"> — a printable instrument for the indirect measurement of COs.</w:t>
@@ -2597,7 +2597,7 @@
               <w:rPr>
                 <w:sz w:val="20"/>
               </w:rPr>
-              <w:t>Attainment computed from the CO Exit Survey (students' self-ratings).</w:t>
+              <w:t>Attainment computed from the Course Evaluation Survey (students' self-ratings).</w:t>
             </w:r>
           </w:p>
         </w:tc>
@@ -2957,7 +2957,7 @@
               <w:rPr>
                 <w:sz w:val="20"/>
               </w:rPr>
-              <w:t>Direct, indirect (exit survey), and combined CO/PO attainment with charts.</w:t>
+              <w:t>Direct, indirect (course evaluation survey), and combined CO/PO attainment with charts.</w:t>
             </w:r>
           </w:p>
         </w:tc>
@@ -3787,7 +3787,7 @@
         <w:t xml:space="preserve">3. </w:t>
       </w:r>
       <w:r>
-        <w:t>Add your own activity directly on a CO's card (type it — matching Activity-Pool names are suggested as you type — and press + Add; optionally tick “also save to Activity Pool”), or add department-specific activities to the pool at the bottom of the page; they are stored with your data. A “Show all matching” button reveals every suitable activity beyond the top six The T&amp;L Activities Summary Table at the bottom of the page lists every adopted activity with a brief description, classroom-ready practical tips (provided for all 31 built-in activities; custom pool activities accept your own tips) and the related CO(s) — a quick lesson-planning reference.</w:t>
+        <w:t>Add your own activity directly on a CO's card (type it — matching Activity-Pool names are suggested as you type — and press + Add; optionally tick “also save to Activity Pool”), or add department-specific activities to the pool at the bottom of the page; they are stored with your data. A “Show all matching” button reveals every suitable activity beyond the top six. The T&amp;L Activities Summary Table at the bottom of the page lists every adopted activity with a brief description, classroom-ready practical tips (provided for all 31 built-in activities; custom pool activities accept your own tips) and the related CO(s) — a quick lesson-planning reference. Two scoped AI prompts sit where the work happens: the T&amp;L tab’s “Copy AI Prompt (T&amp;L suggestions only)” extracts just the teaching-learning advice from Specifications 6.1 as adoptable activities, and the Assessments tab’s “Copy AI Prompt (assessment suggestions only)” — housed in that tab’s own “CQI Inputs from the Previous Offering” card — extracts just the assessment advice as actions doable in that tab. Both prompts are generated from the same shared building blocks, so they always stay consistent. The CQI Inputs cards are collapsed by default (a one-line summary plus the AI button; click “Show details” for the full panels). Everywhere the 6.1 tables appear they carry a “⛓ linked” badge — they are one dataset shared between the documents and the CQI tab, editable in either place — and the “Pull CQI actions” button lives in the CQI tab. Beneath each CQI Inputs card sits a working-notes box — “Suggested Modifications in T&amp;L Activities” / “Suggested Modifications in Assessment Activities” — where the distilled suggestions (e.g., the AI prompt’s output) are kept in view while selecting activities and designing assessments; pool activities named in the T&amp;L box are boosted in the recommendations, and closure is still recorded in Specifications 6.1 (“Actions reflected”). A “CQI Loop at a Glance” map (START → PLAN → DO·CHECK → ACT → REPEAT, each step naming its tab) appears on the Dashboard and atop the CQI tab, and the Dashboard workflow items carry matching PLAN/DO/CHECK/ACT phase tags. The “Recorded CQI recommendations” panel in the T&amp;L tab now shows each 6.1 entry in a labelled, scrollable box with CO sub-headings and bullets preserved.</w:t>
       </w:r>
     </w:p>
     <w:p>
@@ -3831,7 +3831,7 @@
         <w:t xml:space="preserve">2. </w:t>
       </w:r>
       <w:r>
-        <w:t>Add the items (questions) of each assessment. Every item needs a label (Q1, Q2a…), maximum marks, the CO it examines, and a Mandatory tick. Untick it for optional questions (e.g., “answer any four of Q2–Q7”) — students are then not penalized for the ones they legitimately skip. If the exam offers a choice of questions, open the assessment's ⚙ Advanced (question choice) panel (collapsed by default) to group the sub-parts of one question and, if required, declare how many optional questions must be answered — the fairness rules are then applied automatically. Full details and worked examples: the Attainment Calculation Methodology guide. Each item also carries a Bloom Level, inherited from its CO — a warning appears if you set it above the CO's declared level. The CA tab (after Assessments) visualises the constructive alignment of COs, T&amp;L activities and assessments as a live Biggs triangle, with per-CO cards and suggestions to close any gaps The Assessment Summary Table at the bottom of the page shows, per CO, the assessments measuring it, its share of the total marks (with a stacked marks-distribution chart) and Practical Tips — short, rule-generated advice on authentic, rubric-based assessment derived from the assessment types and the CO’s level, each tip naming the assessment(s) it concerns; the totals row flags any marks not mapped to a CO.</w:t>
+        <w:t>Add the items (questions) of each assessment. Every item needs a label (Q1, Q2a…), maximum marks, the CO it examines, and a Mandatory tick. Each item row ends with a Delete (✕) button — if marks are already entered against the item, the app asks for confirmation before removing them. Untick the Mandatory checkbox for optional questions (e.g., “answer any four of Q2–Q7”) — students are then not penalized for the ones they legitimately skip. If the exam offers a choice of questions, open the assessment's ⚙ Advanced (question choice) panel (collapsed by default) to group the sub-parts of one question and, if required, declare how many optional questions must be answered — the fairness rules are then applied automatically. Full details and worked examples: the Attainment Calculation Methodology guide. Each item also carries a Bloom Level, inherited from its CO — a warning appears if you set it above the CO's declared level. The CA tab (after Assessments) visualises the constructive alignment of COs, T&amp;L activities and assessments as a live Biggs triangle, with per-CO cards and suggestions to close any gaps. The Assessment Summary Table at the bottom of the page shows, per CO, the assessments measuring it, its share of the total marks (with a stacked marks-distribution chart) and Practical Tips — short, rule-generated advice on authentic, rubric-based assessment derived from the assessment types and the CO’s level, each tip naming the assessment(s) it concerns; the totals row flags any marks not mapped to a CO.</w:t>
       </w:r>
     </w:p>
     <w:p>
@@ -4088,7 +4088,7 @@
           <w:rFonts w:ascii="Calibri" w:hAnsi="Calibri"/>
           <w:color w:val="0A4A40"/>
         </w:rPr>
-        <w:t>Indirect measurement (CO Exit Survey)</w:t>
+        <w:t>Indirect measurement (Course Evaluation Survey)</w:t>
       </w:r>
     </w:p>
     <w:p>
@@ -4103,7 +4103,7 @@
         <w:t xml:space="preserve">1. </w:t>
       </w:r>
       <w:r>
-        <w:t>Print the survey from Accreditation Documents → CO Exit Survey (anonymous; students tick 5 = Strongly Agree … 1 = Strongly Disagree per CO), or replicate it as a Google Form with one Likert question per CO and column headers containing CO1, CO2, …</w:t>
+        <w:t>Print the survey from Accreditation Documents → Course Evaluation Survey (anonymous; students tick 5 = Strongly Agree … 1 = Strongly Disagree per CO), or replicate it as a Google Form with one Likert question per CO and column headers containing CO1, CO2, …</w:t>
       </w:r>
     </w:p>
     <w:p>
@@ -4425,7 +4425,7 @@
               <w:rPr>
                 <w:sz w:val="20"/>
               </w:rPr>
-              <w:t>CO Exit Survey</w:t>
+              <w:t>Course Evaluation Survey</w:t>
             </w:r>
           </w:p>
         </w:tc>
@@ -4492,7 +4492,7 @@
               <w:rPr>
                 <w:sz w:val="20"/>
               </w:rPr>
-              <w:t>Actual hours, TLA effectiveness, resources, grades from IUMS, comments, CQI actions</w:t>
+              <w:t>Actual hours, TLA effectiveness, resources, grades from IUMS, comments, CQI actions (section 3.2 lists one row per adopted T&amp;L activity, drawn automatically from the T&amp;L tab, with earlier analyses of dropped activities preserved and marked; section 3.3 follows the official AUST template — five resource-category tables with separate Yes/No ticks, pre-listed items and blank rows for your own additions)</w:t>
             </w:r>
           </w:p>
         </w:tc>
@@ -4699,6 +4699,477 @@
       </w:pPr>
       <w:r>
         <w:t>The tool is designed so that one semester's findings automatically improve the next:</w:t>
+      </w:r>
+    </w:p>
+    <w:p>
+      <w:pPr>
+        <w:pStyle w:val="Heading2"/>
+      </w:pPr>
+      <w:r>
+        <w:rPr>
+          <w:rFonts w:ascii="Calibri" w:hAnsi="Calibri"/>
+          <w:color w:val="0F6B5C"/>
+        </w:rPr>
+        <w:t>5.1 The CQI Loop at a Glance</w:t>
+      </w:r>
+    </w:p>
+    <w:p>
+      <w:pPr>
+        <w:spacing w:after="120"/>
+      </w:pPr>
+      <w:r>
+        <w:t xml:space="preserve">The Dashboard (and the top of the CQI tab) shows a six-step map of the loop. The same map, with what each step means in practice, is given below. One dataset drives the whole cycle: the 6.1 tables are shared (⛓ linked) between the documents and the CQI tab — edit in either place.</w:t>
+      </w:r>
+    </w:p>
+    <w:tbl>
+      <w:tblPr>
+        <w:tblStyle w:val="TableGrid"/>
+        <w:tblW w:w="0" w:type="auto"/>
+        <w:tblBorders>
+          <w:top w:val="single" w:sz="4" w:color="9AB8B2"/>
+          <w:left w:val="single" w:sz="4" w:color="9AB8B2"/>
+          <w:bottom w:val="single" w:sz="4" w:color="9AB8B2"/>
+          <w:right w:val="single" w:sz="4" w:color="9AB8B2"/>
+          <w:insideH w:val="single" w:sz="4" w:color="9AB8B2"/>
+          <w:insideV w:val="single" w:sz="4" w:color="9AB8B2"/>
+        </w:tblBorders>
+      </w:tblPr>
+      <w:tblGrid>
+        <w:gridCol w:w="1300"/>
+        <w:gridCol w:w="3200"/>
+        <w:gridCol w:w="4860"/>
+      </w:tblGrid>
+      <w:tr>
+        <w:tc>
+          <w:tcPr>
+            <w:tcW w:w="1300" w:type="dxa"/>
+          </w:tcPr>
+          <w:p>
+            <w:pPr>
+              <w:spacing w:after="40"/>
+            </w:pPr>
+            <w:r>
+              <w:rPr>
+                <w:b/>
+              </w:rPr>
+              <w:t xml:space="preserve">Phase</w:t>
+            </w:r>
+          </w:p>
+        </w:tc>
+        <w:tc>
+          <w:tcPr>
+            <w:tcW w:w="3200" w:type="dxa"/>
+          </w:tcPr>
+          <w:p>
+            <w:pPr>
+              <w:spacing w:after="40"/>
+            </w:pPr>
+            <w:r>
+              <w:rPr>
+                <w:b/>
+              </w:rPr>
+              <w:t xml:space="preserve">Where in the app</w:t>
+            </w:r>
+          </w:p>
+        </w:tc>
+        <w:tc>
+          <w:tcPr>
+            <w:tcW w:w="4860" w:type="dxa"/>
+          </w:tcPr>
+          <w:p>
+            <w:pPr>
+              <w:spacing w:after="40"/>
+            </w:pPr>
+            <w:r>
+              <w:rPr>
+                <w:b/>
+              </w:rPr>
+              <w:t xml:space="preserve">What you do</w:t>
+            </w:r>
+          </w:p>
+        </w:tc>
+      </w:tr>
+      <w:tr>
+        <w:tc>
+          <w:tcPr>
+            <w:tcW w:w="1300" w:type="dxa"/>
+          </w:tcPr>
+          <w:p>
+            <w:pPr>
+              <w:spacing w:after="40"/>
+            </w:pPr>
+            <w:r>
+              <w:rPr>
+                <w:b/>
+              </w:rPr>
+              <w:t xml:space="preserve">START</w:t>
+            </w:r>
+          </w:p>
+        </w:tc>
+        <w:tc>
+          <w:tcPr>
+            <w:tcW w:w="3200" w:type="dxa"/>
+          </w:tcPr>
+          <w:p>
+            <w:pPr>
+              <w:spacing w:after="40"/>
+            </w:pPr>
+            <w:r>
+              <w:t xml:space="preserve">Previous Course Report 6.1 (Accreditation Documents / CQI tab)</w:t>
+            </w:r>
+          </w:p>
+        </w:tc>
+        <w:tc>
+          <w:tcPr>
+            <w:tcW w:w="4860" w:type="dxa"/>
+          </w:tcPr>
+          <w:p>
+            <w:pPr>
+              <w:spacing w:after="40"/>
+            </w:pPr>
+            <w:r>
+              <w:t xml:space="preserve">Read the recommendations recorded at the end of the last offering — the loop's input.</w:t>
+            </w:r>
+          </w:p>
+        </w:tc>
+      </w:tr>
+      <w:tr>
+        <w:tc>
+          <w:tcPr>
+            <w:tcW w:w="1300" w:type="dxa"/>
+          </w:tcPr>
+          <w:p>
+            <w:pPr>
+              <w:spacing w:after="40"/>
+            </w:pPr>
+            <w:r>
+              <w:rPr>
+                <w:b/>
+              </w:rPr>
+              <w:t xml:space="preserve">PLAN</w:t>
+            </w:r>
+          </w:p>
+        </w:tc>
+        <w:tc>
+          <w:tcPr>
+            <w:tcW w:w="3200" w:type="dxa"/>
+          </w:tcPr>
+          <w:p>
+            <w:pPr>
+              <w:spacing w:after="40"/>
+            </w:pPr>
+            <w:r>
+              <w:t xml:space="preserve">Course Specifications 6.1 (Accreditation Documents / CQI tab)</w:t>
+            </w:r>
+          </w:p>
+        </w:tc>
+        <w:tc>
+          <w:tcPr>
+            <w:tcW w:w="4860" w:type="dxa"/>
+          </w:tcPr>
+          <w:p>
+            <w:pPr>
+              <w:spacing w:after="40"/>
+            </w:pPr>
+            <w:r>
+              <w:t xml:space="preserve">The recommended actions for this offering; carried over automatically by “Duplicate for New Semester” or via “Pull CQI actions”.</w:t>
+            </w:r>
+          </w:p>
+        </w:tc>
+      </w:tr>
+      <w:tr>
+        <w:tc>
+          <w:tcPr>
+            <w:tcW w:w="1300" w:type="dxa"/>
+          </w:tcPr>
+          <w:p>
+            <w:pPr>
+              <w:spacing w:after="40"/>
+            </w:pPr>
+            <w:r>
+              <w:rPr>
+                <w:b/>
+              </w:rPr>
+              <w:t xml:space="preserve">PLAN</w:t>
+            </w:r>
+          </w:p>
+        </w:tc>
+        <w:tc>
+          <w:tcPr>
+            <w:tcW w:w="3200" w:type="dxa"/>
+          </w:tcPr>
+          <w:p>
+            <w:pPr>
+              <w:spacing w:after="40"/>
+            </w:pPr>
+            <w:r>
+              <w:t xml:space="preserve">T&amp;L + Assessments tabs</w:t>
+            </w:r>
+          </w:p>
+        </w:tc>
+        <w:tc>
+          <w:tcPr>
+            <w:tcW w:w="4860" w:type="dxa"/>
+          </w:tcPr>
+          <w:p>
+            <w:pPr>
+              <w:spacing w:after="40"/>
+            </w:pPr>
+            <w:r>
+              <w:t xml:space="preserve">Adopt teaching-learning activities and design assessments from the recommendations, aided by the scoped AI prompts and the “Suggested Modifications” working boxes.</w:t>
+            </w:r>
+          </w:p>
+        </w:tc>
+      </w:tr>
+      <w:tr>
+        <w:tc>
+          <w:tcPr>
+            <w:tcW w:w="1300" w:type="dxa"/>
+          </w:tcPr>
+          <w:p>
+            <w:pPr>
+              <w:spacing w:after="40"/>
+            </w:pPr>
+            <w:r>
+              <w:rPr>
+                <w:b/>
+              </w:rPr>
+              <w:t xml:space="preserve">DO · CHECK</w:t>
+            </w:r>
+          </w:p>
+        </w:tc>
+        <w:tc>
+          <w:tcPr>
+            <w:tcW w:w="3200" w:type="dxa"/>
+          </w:tcPr>
+          <w:p>
+            <w:pPr>
+              <w:spacing w:after="40"/>
+            </w:pPr>
+            <w:r>
+              <w:t xml:space="preserve">Students &amp; Marks / Attainment tabs</w:t>
+            </w:r>
+          </w:p>
+        </w:tc>
+        <w:tc>
+          <w:tcPr>
+            <w:tcW w:w="4860" w:type="dxa"/>
+          </w:tcPr>
+          <w:p>
+            <w:pPr>
+              <w:spacing w:after="40"/>
+            </w:pPr>
+            <w:r>
+              <w:t xml:space="preserve">Deliver the course; enter marks; read CO/PO attainment (direct), collect the Course Evaluation Survey (indirect) and the combined measure.</w:t>
+            </w:r>
+          </w:p>
+        </w:tc>
+      </w:tr>
+      <w:tr>
+        <w:tc>
+          <w:tcPr>
+            <w:tcW w:w="1300" w:type="dxa"/>
+          </w:tcPr>
+          <w:p>
+            <w:pPr>
+              <w:spacing w:after="40"/>
+            </w:pPr>
+            <w:r>
+              <w:rPr>
+                <w:b/>
+              </w:rPr>
+              <w:t xml:space="preserve">ACT</w:t>
+            </w:r>
+          </w:p>
+        </w:tc>
+        <w:tc>
+          <w:tcPr>
+            <w:tcW w:w="3200" w:type="dxa"/>
+          </w:tcPr>
+          <w:p>
+            <w:pPr>
+              <w:spacing w:after="40"/>
+            </w:pPr>
+            <w:r>
+              <w:t xml:space="preserve">CQI tab / Accreditation Documents</w:t>
+            </w:r>
+          </w:p>
+        </w:tc>
+        <w:tc>
+          <w:tcPr>
+            <w:tcW w:w="4860" w:type="dxa"/>
+          </w:tcPr>
+          <w:p>
+            <w:pPr>
+              <w:spacing w:after="40"/>
+            </w:pPr>
+            <w:r>
+              <w:t xml:space="preserve">Record closure in Specifications 6.1 (“Actions reflected”), write next semester's actions in Course Report 6.1, complete the CQI narratives, low-attainment analysis and Annexure H evidence.</w:t>
+            </w:r>
+          </w:p>
+        </w:tc>
+      </w:tr>
+      <w:tr>
+        <w:tc>
+          <w:tcPr>
+            <w:tcW w:w="1300" w:type="dxa"/>
+          </w:tcPr>
+          <w:p>
+            <w:pPr>
+              <w:spacing w:after="40"/>
+            </w:pPr>
+            <w:r>
+              <w:rPr>
+                <w:b/>
+              </w:rPr>
+              <w:t xml:space="preserve">⟳ REPEAT</w:t>
+            </w:r>
+          </w:p>
+        </w:tc>
+        <w:tc>
+          <w:tcPr>
+            <w:tcW w:w="3200" w:type="dxa"/>
+          </w:tcPr>
+          <w:p>
+            <w:pPr>
+              <w:spacing w:after="40"/>
+            </w:pPr>
+            <w:r>
+              <w:t xml:space="preserve">Dashboard</w:t>
+            </w:r>
+          </w:p>
+        </w:tc>
+        <w:tc>
+          <w:tcPr>
+            <w:tcW w:w="4860" w:type="dxa"/>
+          </w:tcPr>
+          <w:p>
+            <w:pPr>
+              <w:spacing w:after="40"/>
+            </w:pPr>
+            <w:r>
+              <w:t xml:space="preserve">“Duplicate for New Semester” carries Report 6.1 into the next offering's Specifications 6.1 — the loop closes and restarts.</w:t>
+            </w:r>
+          </w:p>
+        </w:tc>
+      </w:tr>
+    </w:tbl>
+    <w:p>
+      <w:pPr>
+        <w:spacing w:after="120"/>
+      </w:pPr>
+    </w:p>
+    <w:p>
+      <w:pPr>
+        <w:spacing w:after="120"/>
+      </w:pPr>
+      <w:r>
+        <w:t xml:space="preserve">The steps in detail, following one running example — a Renewable Energy Systems course whose previous offering found that students could operate simulation tools but struggled to interpret their outputs (CO4), and that CO1 conceptual understanding was weak.</w:t>
+      </w:r>
+    </w:p>
+    <w:p>
+      <w:pPr>
+        <w:spacing w:after="80"/>
+        <w:ind w:left="340"/>
+      </w:pPr>
+      <w:r>
+        <w:rPr>
+          <w:b/>
+        </w:rPr>
+        <w:t xml:space="preserve">Step 1 — START (Previous Course Report 6.1): </w:t>
+      </w:r>
+      <w:r>
+        <w:t xml:space="preserve">The previous Course Report's section 6.1 contains the starting material, e.g.: “CO4: strengthen learning through simulation-based activities using SAM, HOMER or PVsyst, and emphasize interpretation of simulation outputs (performance curves, capacity factor, energy yield) rather than tool operation. CO1: place greater emphasis on conceptual understanding through interactive methods and video demonstrations.” Everything that follows acts on this text.</w:t>
+      </w:r>
+    </w:p>
+    <w:p>
+      <w:pPr>
+        <w:spacing w:after="80"/>
+        <w:ind w:left="340"/>
+      </w:pPr>
+      <w:r>
+        <w:rPr>
+          <w:b/>
+        </w:rPr>
+        <w:t xml:space="preserve">Step 2 — PLAN (Specifications 6.1): </w:t>
+      </w:r>
+      <w:r>
+        <w:t xml:space="preserve">When the course was created with “⟳ Duplicate for New Semester”, those recommendations arrived automatically in Course Specifications 6.1, column “Recommended Actions for Quality Improvement” (otherwise, use “⟳ Pull CQI actions” in the CQI tab). Review the five rows — CO/PO/PEO loops, direct and indirect — and refine the wording if needed. All entry boxes open at five lines and grow automatically with the text — long narratives are always fully visible (and print in full).</w:t>
+      </w:r>
+    </w:p>
+    <w:p>
+      <w:pPr>
+        <w:spacing w:after="80"/>
+        <w:ind w:left="340"/>
+      </w:pPr>
+      <w:r>
+        <w:rPr>
+          <w:b/>
+        </w:rPr>
+        <w:t xml:space="preserve">Step 3 — PLAN (T&amp;L + Assessments): </w:t>
+      </w:r>
+      <w:r>
+        <w:t xml:space="preserve">In the T&amp;L tab, press “📋 Copy AI Prompt (T&amp;L suggestions only)” inside the “Suggested Modifications in T&amp;L Activities” card, paste the prompt into an AI tool, and paste the distilled advice back into the box — e.g., “Adopt Simulation / virtual lab for CO4 with instructor-provided base cases; adopt Demonstration with prediction and Flipped classroom videos for CO1.” Pool activities named in the box are boosted in the per-CO recommendations (green “CQI match” badge) — press + Adopt to take them; they flow into Specifications Table 3.1 automatically. In the Assessments tab, do the same with the assessment-scoped prompt — e.g., “Add a rubric-graded interpretation task on simulation outputs for CO4 (tick Rubric prepared); add two conceptual quiz items for CO1 with rapid feedback.” The Assessment Summary Table's Practical Tips column then reinforces rubric and authenticity practices per CO.</w:t>
+      </w:r>
+    </w:p>
+    <w:p>
+      <w:pPr>
+        <w:spacing w:after="80"/>
+        <w:ind w:left="340"/>
+      </w:pPr>
+      <w:r>
+        <w:rPr>
+          <w:b/>
+        </w:rPr>
+        <w:t xml:space="preserve">Step 4 — DO · CHECK (Deliver &amp; Measure): </w:t>
+      </w:r>
+      <w:r>
+        <w:t xml:space="preserve">Deliver the course. Enter students and marks (grid, paste from Excel, or CSV). The Attainment tab computes direct CO/PO attainment with the AUST method — in the example, CO4 rises from 43% to 58% of students above the Target Pass Marks against a 50% KPI (attained), while CO1 reaches only 46% (not attained). Collect the Course Evaluation Survey for the indirect measure and review the combined attainment.</w:t>
+      </w:r>
+    </w:p>
+    <w:p>
+      <w:pPr>
+        <w:spacing w:after="80"/>
+        <w:ind w:left="340"/>
+      </w:pPr>
+      <w:r>
+        <w:rPr>
+          <w:b/>
+        </w:rPr>
+        <w:t xml:space="preserve">Step 5 — ACT (Review &amp; Report): </w:t>
+      </w:r>
+      <w:r>
+        <w:t xml:space="preserve">Close the loop in writing. In Specifications 6.1, use “📋 Copy AI Prompt (synthesize ‘Actions reflected’)” — it turns the two working boxes into accreditation-ready closure text per loop row (e.g., “Simulation-based activities using SAM were adopted for CO4 with a rubric-graded interpretation task; attainment improved from 43% to 58%.”). For CO1, still unattained, run the CQI tab's Low Attainment Analysis (weak items highlighted), record causes w.r.t. T&amp;L and assessment, and write next semester's action in Course Report 6.1 (e.g., “CO1: extend video demonstrations with embedded questions; add think-pair-share on the three weakest concepts”). Complete the BAETE 3.8 narratives (the CQI tab's “Copy AI Prompt” drafts them from aggregates) and tick off the Annexure H evidence checklist, including rubrics.</w:t>
+      </w:r>
+    </w:p>
+    <w:p>
+      <w:pPr>
+        <w:spacing w:after="120"/>
+        <w:ind w:left="340"/>
+      </w:pPr>
+      <w:r>
+        <w:rPr>
+          <w:b/>
+        </w:rPr>
+        <w:t xml:space="preserve">Step 6 — ⟳ REPEAT (New Semester): </w:t>
+      </w:r>
+      <w:r>
+        <w:t xml:space="preserve">On the Dashboard, press “⟳ Duplicate for New Semester”. The new course carries Course Report 6.1 into its Specifications 6.1, keeps the T&amp;L effectiveness history for the recommender, and clears the marks — Step 1 of the next cycle is already in place.</w:t>
+      </w:r>
+    </w:p>
+    <w:p>
+      <w:pPr>
+        <w:spacing w:after="160"/>
+        <w:ind w:left="340"/>
+      </w:pPr>
+      <w:r>
+        <w:rPr>
+          <w:b/>
+        </w:rPr>
+        <w:t xml:space="preserve">Scholarly basis: </w:t>
+      </w:r>
+      <w:r>
+        <w:t xml:space="preserve">This workflow is not ad hoc — it merges three established frameworks: the Deming–Shewhart Plan–Do–Check–Act cycle of continuous improvement (Shewhart 1939; Deming, Out of the Crisis, 1986), from which accreditation bodies’ “CQI loop” requirements (incl. BAETE Criterion 5.4.3) descend; the higher-education outcomes-assessment cycle with its “closing the loop” test (Suskie, Assessing Student Learning, 3rd ed., 2018; Banta &amp; Palomba, Assessment Essentials, 2nd ed., 2014; Prados, Peterson &amp; Aberle, Journal of Engineering Education, 2005; CDIO Standard 12); and Biggs’ constructive alignment for the planning steps (Biggs &amp; Tang, Teaching for Quality Learning at University, 4th ed., 2011), with Spady (1994) supplying the OBE premise that outcomes drive everything downstream.</w:t>
       </w:r>
     </w:p>
     <w:p>
@@ -7317,7 +7788,7 @@
         <w:color w:val="6B7A8D"/>
         <w:sz w:val="18"/>
       </w:rPr>
-      <w:t xml:space="preserve">OBE Course Manager v1.33 · © 2026 Prof. Mazharul Islam · CC BY 4.0 · Page </w:t>
+      <w:t xml:space="preserve">OBE Course Manager v1.44 · © 2026 Prof. Mazharul Islam · CC BY 4.0 · Page </w:t>
     </w:r>
     <w:r>
       <w:fldChar w:fldCharType="begin"/>

--- a/AUST_OBE_Course_Manager_Faculty_Manual.docx
+++ b/AUST_OBE_Course_Manager_Faculty_Manual.docx
@@ -121,7 +121,7 @@
         <w:rPr>
           <w:color w:val="6B7A8D"/>
         </w:rPr>
-        <w:t>Version: v1.44  ·  First release: July 13, 2026</w:t>
+        <w:t>Version: v1.45  ·  First release: July 13, 2026</w:t>
       </w:r>
     </w:p>
     <w:p>
@@ -4676,7 +4676,7 @@
         <w:spacing w:after="120"/>
       </w:pPr>
       <w:r>
-        <w:t>Print the consolidated CQI Report from Accreditation Documents → CQI Report and file it with the underlying documents as Annexure H evidence. To get AI assistance in drafting the CQI narratives, click 📋 Copy AI Prompt on the CQI tab — it assembles a complete prompt from your course data (aggregates only, never student identities) for pasting into any AI tool; always review the AI's draft against your evidence before adopting it.</w:t>
+        <w:t>Print the consolidated CQI Report from Accreditation Documents → CQI Report and file it with the underlying documents as Annexure H evidence. To get AI assistance in drafting the CQI narratives, click 📋 Copy AI Prompt on the CQI tab — it assembles a complete prompt from your course data (aggregates only, never student identities) for pasting into any AI tool; always review the AI's draft against your evidence before adopting it. All four AI prompts now require the AI to justify every suggestion — the planning prompts demand a one-sentence pedagogical justification per activity or technique (fit to the CO’s level, recommendation addressed, feasibility), the synthesis prompt requires each closure statement to name the recommendation it closes, and the narratives prompt requires every recommended action to cite the specific evidence that motivates it. The CQI tab’s button is now labelled “Copy AI Prompt (CQI narratives &amp; action plans)”.</w:t>
       </w:r>
     </w:p>
     <w:p>
@@ -7788,7 +7788,7 @@
         <w:color w:val="6B7A8D"/>
         <w:sz w:val="18"/>
       </w:rPr>
-      <w:t xml:space="preserve">OBE Course Manager v1.44 · © 2026 Prof. Mazharul Islam · CC BY 4.0 · Page </w:t>
+      <w:t xml:space="preserve">OBE Course Manager v1.45 · © 2026 Prof. Mazharul Islam · CC BY 4.0 · Page </w:t>
     </w:r>
     <w:r>
       <w:fldChar w:fldCharType="begin"/>

--- a/AUST_OBE_Course_Manager_Faculty_Manual.docx
+++ b/AUST_OBE_Course_Manager_Faculty_Manual.docx
@@ -121,7 +121,7 @@
         <w:rPr>
           <w:color w:val="6B7A8D"/>
         </w:rPr>
-        <w:t>Version: v1.45  ·  First release: July 13, 2026</w:t>
+        <w:t>Version: v1.50  ·  First release: July 13, 2026</w:t>
       </w:r>
     </w:p>
     <w:p>
@@ -3787,7 +3787,7 @@
         <w:t xml:space="preserve">3. </w:t>
       </w:r>
       <w:r>
-        <w:t>Add your own activity directly on a CO's card (type it — matching Activity-Pool names are suggested as you type — and press + Add; optionally tick “also save to Activity Pool”), or add department-specific activities to the pool at the bottom of the page; they are stored with your data. A “Show all matching” button reveals every suitable activity beyond the top six. The T&amp;L Activities Summary Table at the bottom of the page lists every adopted activity with a brief description, classroom-ready practical tips (provided for all 31 built-in activities; custom pool activities accept your own tips) and the related CO(s) — a quick lesson-planning reference. Two scoped AI prompts sit where the work happens: the T&amp;L tab’s “Copy AI Prompt (T&amp;L suggestions only)” extracts just the teaching-learning advice from Specifications 6.1 as adoptable activities, and the Assessments tab’s “Copy AI Prompt (assessment suggestions only)” — housed in that tab’s own “CQI Inputs from the Previous Offering” card — extracts just the assessment advice as actions doable in that tab. Both prompts are generated from the same shared building blocks, so they always stay consistent. The CQI Inputs cards are collapsed by default (a one-line summary plus the AI button; click “Show details” for the full panels). Everywhere the 6.1 tables appear they carry a “⛓ linked” badge — they are one dataset shared between the documents and the CQI tab, editable in either place — and the “Pull CQI actions” button lives in the CQI tab. Beneath each CQI Inputs card sits a working-notes box — “Suggested Modifications in T&amp;L Activities” / “Suggested Modifications in Assessment Activities” — where the distilled suggestions (e.g., the AI prompt’s output) are kept in view while selecting activities and designing assessments; pool activities named in the T&amp;L box are boosted in the recommendations, and closure is still recorded in Specifications 6.1 (“Actions reflected”). A “CQI Loop at a Glance” map (START → PLAN → DO·CHECK → ACT → REPEAT, each step naming its tab) appears on the Dashboard and atop the CQI tab, and the Dashboard workflow items carry matching PLAN/DO/CHECK/ACT phase tags. The “Recorded CQI recommendations” panel in the T&amp;L tab now shows each 6.1 entry in a labelled, scrollable box with CO sub-headings and bullets preserved.</w:t>
+        <w:t>Add your own activity directly on a CO's card (type it — matching Activity-Pool names are suggested as you type — and press + Add; optionally tick “also save to Activity Pool”), or add department-specific activities to the pool at the bottom of the page; they are stored with your data. A “Show all matching” button reveals every suitable activity beyond the top six. The T&amp;L Activities Summary Table at the bottom of the page lists every adopted activity with a brief description, classroom-ready practical tips (provided for all 31 built-in activities; custom pool activities accept your own tips) and the related CO(s) — a quick lesson-planning reference. Two scoped AI prompts sit where the work happens: the T&amp;L tab’s “Copy AI Prompt (T&amp;L suggestions only)” extracts just the teaching-learning advice from Specifications 6.1 as adoptable activities, and the Assessments tab’s “Copy AI Prompt (assessment suggestions only)” — housed in that tab’s own “CQI Inputs from the Previous Offering” card — extracts just the assessment advice as actions doable in that tab. Both prompts are generated from the same shared building blocks, so they always stay consistent. The CQI Inputs cards are collapsed by default (a one-line summary plus the AI button; click “Show details” for the full panels). Everywhere the 6.1 tables appear they carry a “⛓ linked” badge — they are one dataset shared between the documents and the CQI tab, editable in either place — and the “Pull CQI actions” button lives in the CQI tab. Beneath each CQI Inputs card sits a working-notes box — “Suggested Modifications in T&amp;L Activities” / “Suggested Modifications in Assessment Activities” — where the distilled suggestions (e.g., the AI prompt’s output) are kept in view while selecting activities and designing assessments; pool activities named in the T&amp;L box are boosted in the recommendations, and closure is still recorded in Specifications 6.1 (“Actions reflected”). The Dashboard workflow is grouped by PDCA phase (PLAN — before the semester, DO — during, CHECK — when marks are in, ACT — at the end); each step shows a progress circle (✓ done, outlined for the next step, muted while pending, dashed for the any-time checkpoints) and one concise line, with the full instructions one click away (▸). The workflow sits in its own card, separate from the course identity card; the “CQI Loop at a Glance” map appears atop the CQI tab (step 8 of the workflow points to it). The “Recorded CQI recommendations” panel in the T&amp;L tab now shows each 6.1 entry in a labelled, scrollable box with CO sub-headings and bullets preserved.</w:t>
       </w:r>
     </w:p>
     <w:p>
@@ -4676,7 +4676,7 @@
         <w:spacing w:after="120"/>
       </w:pPr>
       <w:r>
-        <w:t>Print the consolidated CQI Report from Accreditation Documents → CQI Report and file it with the underlying documents as Annexure H evidence. To get AI assistance in drafting the CQI narratives, click 📋 Copy AI Prompt on the CQI tab — it assembles a complete prompt from your course data (aggregates only, never student identities) for pasting into any AI tool; always review the AI's draft against your evidence before adopting it. All four AI prompts now require the AI to justify every suggestion — the planning prompts demand a one-sentence pedagogical justification per activity or technique (fit to the CO’s level, recommendation addressed, feasibility), the synthesis prompt requires each closure statement to name the recommendation it closes, and the narratives prompt requires every recommended action to cite the specific evidence that motivates it. The CQI tab’s button is now labelled “Copy AI Prompt (CQI narratives &amp; action plans)”.</w:t>
+        <w:t>Print the consolidated CQI Report from Accreditation Documents → CQI Report and file it with the underlying documents as Annexure H evidence. To get AI assistance in drafting the CQI narratives, click 📋 Copy AI Prompt on the CQI tab — it assembles a complete prompt from your course data (aggregates only, never student identities) for pasting into any AI tool; always review the AI's draft against your evidence before adopting it. All four AI prompts now require the AI to justify every suggestion — the planning prompts demand a one-sentence pedagogical justification per activity or technique (fit to the CO’s level, recommendation addressed, feasibility), the synthesis prompt produces closure text at per-CO and per-PO granularity — one block per CO/PO with the concrete specifics (activity names, item types and levels, rubric criteria, marks changes), each naming the recommendation it closes, and the narratives prompt requires every recommended action to cite the specific evidence that motivates it. The CQI tab’s button is now labelled “Copy AI Prompt (CQI narratives &amp; action plans)”.</w:t>
       </w:r>
     </w:p>
     <w:p>
@@ -7788,7 +7788,7 @@
         <w:color w:val="6B7A8D"/>
         <w:sz w:val="18"/>
       </w:rPr>
-      <w:t xml:space="preserve">OBE Course Manager v1.45 · © 2026 Prof. Mazharul Islam · CC BY 4.0 · Page </w:t>
+      <w:t xml:space="preserve">OBE Course Manager v1.50 · © 2026 Prof. Mazharul Islam · CC BY 4.0 · Page </w:t>
     </w:r>
     <w:r>
       <w:fldChar w:fldCharType="begin"/>

--- a/AUST_OBE_Course_Manager_Faculty_Manual.docx
+++ b/AUST_OBE_Course_Manager_Faculty_Manual.docx
@@ -121,7 +121,7 @@
         <w:rPr>
           <w:color w:val="6B7A8D"/>
         </w:rPr>
-        <w:t>Version: v1.50  ·  First release: July 13, 2026</w:t>
+        <w:t>Version: v1.51  ·  First release: July 13, 2026</w:t>
       </w:r>
     </w:p>
     <w:p>
@@ -3902,7 +3902,7 @@
         <w:spacing w:after="80"/>
       </w:pPr>
       <w:r>
-        <w:t xml:space="preserve">Bulk paste from Excel: copy the ID and Name columns and paste into the bulk box — one student per line, </w:t>
+        <w:t xml:space="preserve">Bulk paste from Excel: copy the ID and Name columns and paste into the bulk box — one student per line,  “+ Add to List” appends pasted students; “⟲ Replace List” swaps in a corrected list — students whose ID matches keep their entered marks, others are removed after a confirmation showing the counts; “Remove All Students” clears the list and all marks in one step.</w:t>
       </w:r>
       <w:r>
         <w:rPr>
@@ -7788,7 +7788,7 @@
         <w:color w:val="6B7A8D"/>
         <w:sz w:val="18"/>
       </w:rPr>
-      <w:t xml:space="preserve">OBE Course Manager v1.50 · © 2026 Prof. Mazharul Islam · CC BY 4.0 · Page </w:t>
+      <w:t xml:space="preserve">OBE Course Manager v1.51 · © 2026 Prof. Mazharul Islam · CC BY 4.0 · Page </w:t>
     </w:r>
     <w:r>
       <w:fldChar w:fldCharType="begin"/>

--- a/AUST_OBE_Course_Manager_Faculty_Manual.docx
+++ b/AUST_OBE_Course_Manager_Faculty_Manual.docx
@@ -121,7 +121,7 @@
         <w:rPr>
           <w:color w:val="6B7A8D"/>
         </w:rPr>
-        <w:t>Version: v1.51  ·  First release: July 13, 2026</w:t>
+        <w:t>Version: v1.52  ·  First release: July 13, 2026</w:t>
       </w:r>
     </w:p>
     <w:p>
@@ -2300,7 +2300,7 @@
         <w:t>Course Specifications</w:t>
       </w:r>
       <w:r>
-        <w:t xml:space="preserve"> — SLT, constructive alignment, contact hours, assessment blueprint, and CQI measures.</w:t>
+        <w:t xml:space="preserve"> — SLT, constructive alignment, contact hours, assessment blueprint, and CQI measures. Section 4.1 offers a Topics Template (CSV) download — it includes the current topics, so it doubles as an export — and an Import Topics (CSV) button; imported topics whose names match keep their Actual Hours and variation reasons.</w:t>
       </w:r>
     </w:p>
     <w:p>
@@ -4492,7 +4492,7 @@
               <w:rPr>
                 <w:sz w:val="20"/>
               </w:rPr>
-              <w:t>Actual hours, TLA effectiveness, resources, grades from IUMS, comments, CQI actions (section 3.2 lists one row per adopted T&amp;L activity, drawn automatically from the T&amp;L tab, with earlier analyses of dropped activities preserved and marked; section 3.3 follows the official AUST template — five resource-category tables with separate Yes/No ticks, pre-listed items and blank rows for your own additions)</w:t>
+              <w:t>Actual hours, TLA effectiveness, resources, grades from IUMS, comments, CQI actions; sections 4.2/4.3 embed the CO and PO attainment charts (identical to the Attainment tab, printed with the document), section 5.1 includes the per-CO Course Evaluation Survey summary with an Attained row, and section 5.3 adds the combined direct+indirect attainment tables (section 3.2 lists one row per adopted T&amp;L activity, drawn automatically from the T&amp;L tab, with earlier analyses of dropped activities preserved and marked; section 3.3 follows the official AUST template — five resource-category tables with separate Yes/No ticks, pre-listed items and blank rows for your own additions)</w:t>
             </w:r>
           </w:p>
         </w:tc>
@@ -7788,7 +7788,7 @@
         <w:color w:val="6B7A8D"/>
         <w:sz w:val="18"/>
       </w:rPr>
-      <w:t xml:space="preserve">OBE Course Manager v1.51 · © 2026 Prof. Mazharul Islam · CC BY 4.0 · Page </w:t>
+      <w:t xml:space="preserve">OBE Course Manager v1.52 · © 2026 Prof. Mazharul Islam · CC BY 4.0 · Page </w:t>
     </w:r>
     <w:r>
       <w:fldChar w:fldCharType="begin"/>

--- a/AUST_OBE_Course_Manager_Faculty_Manual.docx
+++ b/AUST_OBE_Course_Manager_Faculty_Manual.docx
@@ -121,7 +121,7 @@
         <w:rPr>
           <w:color w:val="6B7A8D"/>
         </w:rPr>
-        <w:t>Version: v1.52  ·  First release: July 13, 2026</w:t>
+        <w:t>Version: v1.53  ·  First release: July 13, 2026</w:t>
       </w:r>
     </w:p>
     <w:p>
@@ -2300,7 +2300,7 @@
         <w:t>Course Specifications</w:t>
       </w:r>
       <w:r>
-        <w:t xml:space="preserve"> — SLT, constructive alignment, contact hours, assessment blueprint, and CQI measures. Section 4.1 offers a Topics Template (CSV) download — it includes the current topics, so it doubles as an export — and an Import Topics (CSV) button; imported topics whose names match keep their Actual Hours and variation reasons.</w:t>
+        <w:t xml:space="preserve"> — SLT, constructive alignment, contact hours, assessment blueprint, and CQI measures. Section 4.1 offers a Topics Template (CSV) download — it includes the current topics, so it doubles as an export — and an Import Topics (CSV) button; imported topics whose names match keep their Actual Hours and variation reasons. Multi-line topics (Excel Alt+Enter line breaks) display and print with their line breaks preserved, both in 4.1 and in Course Report 3.1.</w:t>
       </w:r>
     </w:p>
     <w:p>
@@ -7788,7 +7788,7 @@
         <w:color w:val="6B7A8D"/>
         <w:sz w:val="18"/>
       </w:rPr>
-      <w:t xml:space="preserve">OBE Course Manager v1.52 · © 2026 Prof. Mazharul Islam · CC BY 4.0 · Page </w:t>
+      <w:t xml:space="preserve">OBE Course Manager v1.53 · © 2026 Prof. Mazharul Islam · CC BY 4.0 · Page </w:t>
     </w:r>
     <w:r>
       <w:fldChar w:fldCharType="begin"/>

--- a/AUST_OBE_Course_Manager_Faculty_Manual.docx
+++ b/AUST_OBE_Course_Manager_Faculty_Manual.docx
@@ -121,7 +121,7 @@
         <w:rPr>
           <w:color w:val="6B7A8D"/>
         </w:rPr>
-        <w:t>Version: v1.53  ·  First release: July 13, 2026</w:t>
+        <w:t>Version: v1.54  ·  First release: July 13, 2026</w:t>
       </w:r>
     </w:p>
     <w:p>
@@ -4676,7 +4676,7 @@
         <w:spacing w:after="120"/>
       </w:pPr>
       <w:r>
-        <w:t>Print the consolidated CQI Report from Accreditation Documents → CQI Report and file it with the underlying documents as Annexure H evidence. To get AI assistance in drafting the CQI narratives, click 📋 Copy AI Prompt on the CQI tab — it assembles a complete prompt from your course data (aggregates only, never student identities) for pasting into any AI tool; always review the AI's draft against your evidence before adopting it. All four AI prompts now require the AI to justify every suggestion — the planning prompts demand a one-sentence pedagogical justification per activity or technique (fit to the CO’s level, recommendation addressed, feasibility), the synthesis prompt produces closure text at per-CO and per-PO granularity — one block per CO/PO with the concrete specifics (activity names, item types and levels, rubric criteria, marks changes), each naming the recommendation it closes, and the narratives prompt requires every recommended action to cite the specific evidence that motivates it. The CQI tab’s button is now labelled “Copy AI Prompt (CQI narratives &amp; action plans)”.</w:t>
+        <w:t>Print the consolidated CQI Report from Accreditation Documents → CQI Report and file it with the underlying documents as Annexure H evidence. To get AI assistance in drafting the CQI narratives, click 📋 Copy AI Prompt on the CQI tab — it assembles a complete prompt from your course data (aggregates only, never student identities) for pasting into any AI tool; always review the AI's draft against your evidence before adopting it. All four AI prompts now require the AI to justify every suggestion — the planning prompts demand a one-sentence pedagogical justification per activity or technique (fit to the CO’s level, recommendation addressed, feasibility), the synthesis prompt produces closure text at per-CO and per-PO granularity — one block per CO/PO with the concrete specifics (activity names, item types and levels, rubric criteria, marks changes), each naming the recommendation it closes, and the narratives prompt requires every recommended action to cite the specific evidence that motivates it. The CQI narratives prompt now targets exactly the four narrative boxes (complex problems &amp; POs; effectiveness; assessment-tool design; moderation/vetting) plus the five Course Report 6.1 loop rows — its output pastes back field by field — with CP/CEA tags, rubric status, TLA effectiveness and vetter names supplied as evidence. The printable CQI Report is fully auto-generated from the CQI tab, Course Specifications and Course Report: there is nothing to fill in on the document itself — complete those sources and print. The CQI tab’s button is now labelled “Copy AI Prompt (CQI narratives &amp; action plans)”.</w:t>
       </w:r>
     </w:p>
     <w:p>
@@ -7788,7 +7788,7 @@
         <w:color w:val="6B7A8D"/>
         <w:sz w:val="18"/>
       </w:rPr>
-      <w:t xml:space="preserve">OBE Course Manager v1.53 · © 2026 Prof. Mazharul Islam · CC BY 4.0 · Page </w:t>
+      <w:t xml:space="preserve">OBE Course Manager v1.54 · © 2026 Prof. Mazharul Islam · CC BY 4.0 · Page </w:t>
     </w:r>
     <w:r>
       <w:fldChar w:fldCharType="begin"/>

--- a/AUST_OBE_Course_Manager_Faculty_Manual.docx
+++ b/AUST_OBE_Course_Manager_Faculty_Manual.docx
@@ -121,7 +121,7 @@
         <w:rPr>
           <w:color w:val="6B7A8D"/>
         </w:rPr>
-        <w:t>Version: v1.54  ·  First release: July 13, 2026</w:t>
+        <w:t>Version: v1.55  ·  First release: July 13, 2026</w:t>
       </w:r>
     </w:p>
     <w:p>
@@ -3787,7 +3787,7 @@
         <w:t xml:space="preserve">3. </w:t>
       </w:r>
       <w:r>
-        <w:t>Add your own activity directly on a CO's card (type it — matching Activity-Pool names are suggested as you type — and press + Add; optionally tick “also save to Activity Pool”), or add department-specific activities to the pool at the bottom of the page; they are stored with your data. A “Show all matching” button reveals every suitable activity beyond the top six. The T&amp;L Activities Summary Table at the bottom of the page lists every adopted activity with a brief description, classroom-ready practical tips (provided for all 31 built-in activities; custom pool activities accept your own tips) and the related CO(s) — a quick lesson-planning reference. Two scoped AI prompts sit where the work happens: the T&amp;L tab’s “Copy AI Prompt (T&amp;L suggestions only)” extracts just the teaching-learning advice from Specifications 6.1 as adoptable activities, and the Assessments tab’s “Copy AI Prompt (assessment suggestions only)” — housed in that tab’s own “CQI Inputs from the Previous Offering” card — extracts just the assessment advice as actions doable in that tab. Both prompts are generated from the same shared building blocks, so they always stay consistent. The CQI Inputs cards are collapsed by default (a one-line summary plus the AI button; click “Show details” for the full panels). Everywhere the 6.1 tables appear they carry a “⛓ linked” badge — they are one dataset shared between the documents and the CQI tab, editable in either place — and the “Pull CQI actions” button lives in the CQI tab. Beneath each CQI Inputs card sits a working-notes box — “Suggested Modifications in T&amp;L Activities” / “Suggested Modifications in Assessment Activities” — where the distilled suggestions (e.g., the AI prompt’s output) are kept in view while selecting activities and designing assessments; pool activities named in the T&amp;L box are boosted in the recommendations, and closure is still recorded in Specifications 6.1 (“Actions reflected”). The Dashboard workflow is grouped by PDCA phase (PLAN — before the semester, DO — during, CHECK — when marks are in, ACT — at the end); each step shows a progress circle (✓ done, outlined for the next step, muted while pending, dashed for the any-time checkpoints) and one concise line, with the full instructions one click away (▸). The workflow sits in its own card, separate from the course identity card; the “CQI Loop at a Glance” map appears atop the CQI tab (step 8 of the workflow points to it). The “Recorded CQI recommendations” panel in the T&amp;L tab now shows each 6.1 entry in a labelled, scrollable box with CO sub-headings and bullets preserved.</w:t>
+        <w:t>Add your own activity directly on a CO's card (type it — matching Activity-Pool names are suggested as you type — and press + Add; optionally tick “also save to Activity Pool”), or add department-specific activities to the pool at the bottom of the page; they are stored with your data. A “Show all matching” button reveals every suitable activity beyond the top six. The T&amp;L Activities Summary Table at the bottom of the page lists every adopted activity with a brief description, classroom-ready practical tips (provided for all 31 built-in activities; custom pool activities accept your own tips) and the related CO(s) — a quick lesson-planning reference. Two scoped AI prompts sit where the work happens: the T&amp;L tab’s “Copy AI Prompt (T&amp;L suggestions only)” extracts just the teaching-learning advice from Specifications 6.1 as adoptable activities, and the Assessments tab’s “Copy AI Prompt (assessment suggestions only)” — housed in that tab’s own “CQI Inputs from the Previous Offering” card — extracts just the assessment advice as actions doable in that tab. Both prompts are generated from the same shared building blocks, so they always stay consistent. The CQI Inputs cards are collapsed by default (a one-line summary plus the AI button; click “Show details” for the full panels). Everywhere the 6.1 tables appear they carry a “⛓ linked” badge — they are one dataset shared between the documents and the CQI tab, editable in either place — and the “Pull CQI actions” button lives in the CQI tab. The CQI Inputs cards are now editable when expanded: all five loop rows offer paired entry boxes for Specifications 6.1 and Course Report 6.1 — one shared dataset, so edits made in the T&amp;L or Assessments tab appear instantly in the documents and the CQI tab. Beneath each CQI Inputs card sits a working-notes box — “Suggested Modifications in T&amp;L Activities” / “Suggested Modifications in Assessment Activities” — where the distilled suggestions (e.g., the AI prompt’s output) are kept in view while selecting activities and designing assessments; pool activities named in the T&amp;L box are boosted in the recommendations, and closure is still recorded in Specifications 6.1 (“Actions reflected”). The Dashboard workflow is grouped by PDCA phase (PLAN — before the semester, DO — during, CHECK — when marks are in, ACT — at the end); each step shows a progress circle (✓ done, outlined for the next step, muted while pending, dashed for the any-time checkpoints) and one concise line, with the full instructions one click away (▸). The workflow sits in its own card, separate from the course identity card; the “CQI Loop at a Glance” map appears atop the CQI tab (step 8 of the workflow points to it). The “Recorded CQI recommendations” panel in the T&amp;L tab now shows each 6.1 entry in a labelled, scrollable box with CO sub-headings and bullets preserved.</w:t>
       </w:r>
     </w:p>
     <w:p>
@@ -4676,7 +4676,7 @@
         <w:spacing w:after="120"/>
       </w:pPr>
       <w:r>
-        <w:t>Print the consolidated CQI Report from Accreditation Documents → CQI Report and file it with the underlying documents as Annexure H evidence. To get AI assistance in drafting the CQI narratives, click 📋 Copy AI Prompt on the CQI tab — it assembles a complete prompt from your course data (aggregates only, never student identities) for pasting into any AI tool; always review the AI's draft against your evidence before adopting it. All four AI prompts now require the AI to justify every suggestion — the planning prompts demand a one-sentence pedagogical justification per activity or technique (fit to the CO’s level, recommendation addressed, feasibility), the synthesis prompt produces closure text at per-CO and per-PO granularity — one block per CO/PO with the concrete specifics (activity names, item types and levels, rubric criteria, marks changes), each naming the recommendation it closes, and the narratives prompt requires every recommended action to cite the specific evidence that motivates it. The CQI narratives prompt now targets exactly the four narrative boxes (complex problems &amp; POs; effectiveness; assessment-tool design; moderation/vetting) plus the five Course Report 6.1 loop rows — its output pastes back field by field — with CP/CEA tags, rubric status, TLA effectiveness and vetter names supplied as evidence. The printable CQI Report is fully auto-generated from the CQI tab, Course Specifications and Course Report: there is nothing to fill in on the document itself — complete those sources and print. The CQI tab’s button is now labelled “Copy AI Prompt (CQI narratives &amp; action plans)”.</w:t>
+        <w:t>Print the consolidated CQI Report from Accreditation Documents → CQI Report and file it with the underlying documents as Annexure H evidence. To get AI assistance in drafting the CQI narratives, click 📋 Copy AI Prompt on the CQI tab — it assembles a complete prompt from your course data (aggregates only, never student identities) for pasting into any AI tool; always review the AI's draft against your evidence before adopting it. All four AI prompts now require the AI to justify every suggestion — the planning prompts demand a one-sentence pedagogical justification per activity or technique (fit to the CO’s level, recommendation addressed, feasibility), the synthesis prompt produces closure text at per-CO and per-PO granularity — one block per CO/PO with the concrete specifics (activity names, item types and levels, rubric criteria, marks changes), each naming the recommendation it closes, and the narratives prompt requires every recommended action to cite the specific evidence that motivates it. The CQI narratives prompt now targets exactly the four narrative boxes (complex problems &amp; POs; effectiveness; assessment-tool design; moderation/vetting) plus the five Course Report 6.1 loop rows — its output pastes back field by field — including, as task item 6, the “Actions reflected” second column of Specifications 6.1 (the previous standalone synthesis button there was retired) — with CP/CEA tags, rubric status, TLA effectiveness and vetter names supplied as evidence. The printable CQI Report is fully auto-generated from the CQI tab, Course Specifications and Course Report: there is nothing to fill in on the document itself — complete those sources and print. The CQI tab’s button is now labelled “Copy AI Prompt (CQI narratives &amp; action plans)”.</w:t>
       </w:r>
     </w:p>
     <w:p>
@@ -5139,7 +5139,7 @@
         <w:t xml:space="preserve">Step 5 — ACT (Review &amp; Report): </w:t>
       </w:r>
       <w:r>
-        <w:t xml:space="preserve">Close the loop in writing. In Specifications 6.1, use “📋 Copy AI Prompt (synthesize ‘Actions reflected’)” — it turns the two working boxes into accreditation-ready closure text per loop row (e.g., “Simulation-based activities using SAM were adopted for CO4 with a rubric-graded interpretation task; attainment improved from 43% to 58%.”). For CO1, still unattained, run the CQI tab's Low Attainment Analysis (weak items highlighted), record causes w.r.t. T&amp;L and assessment, and write next semester's action in Course Report 6.1 (e.g., “CO1: extend video demonstrations with embedded questions; add think-pair-share on the three weakest concepts”). Complete the BAETE 3.8 narratives (the CQI tab's “Copy AI Prompt” drafts them from aggregates) and tick off the Annexure H evidence checklist, including rubrics.</w:t>
+        <w:t xml:space="preserve">Close the loop in writing. The CQI tab’s “📋 Copy AI Prompt (CQI narratives &amp; action plans)” drafts the four narratives, the Course Report 6.1 actions and — as its task item 6 — the “Actions reflected” closure text per loop row (from the two working boxes) (e.g., “Simulation-based activities using SAM were adopted for CO4 with a rubric-graded interpretation task; attainment improved from 43% to 58%.”). For CO1, still unattained, run the CQI tab's Low Attainment Analysis (weak items highlighted), record causes w.r.t. T&amp;L and assessment, and write next semester's action in Course Report 6.1 (e.g., “CO1: extend video demonstrations with embedded questions; add think-pair-share on the three weakest concepts”). Complete the BAETE 3.8 narratives (the CQI tab's “Copy AI Prompt” drafts them from aggregates) and tick off the Annexure H evidence checklist, including rubrics.</w:t>
       </w:r>
     </w:p>
     <w:p>
@@ -7788,7 +7788,7 @@
         <w:color w:val="6B7A8D"/>
         <w:sz w:val="18"/>
       </w:rPr>
-      <w:t xml:space="preserve">OBE Course Manager v1.54 · © 2026 Prof. Mazharul Islam · CC BY 4.0 · Page </w:t>
+      <w:t xml:space="preserve">OBE Course Manager v1.55 · © 2026 Prof. Mazharul Islam · CC BY 4.0 · Page </w:t>
     </w:r>
     <w:r>
       <w:fldChar w:fldCharType="begin"/>

--- a/AUST_OBE_Course_Manager_Faculty_Manual.docx
+++ b/AUST_OBE_Course_Manager_Faculty_Manual.docx
@@ -121,7 +121,7 @@
         <w:rPr>
           <w:color w:val="6B7A8D"/>
         </w:rPr>
-        <w:t>Version: v1.55  ·  First release: July 13, 2026</w:t>
+        <w:t>Version: v1.56  ·  First release: July 13, 2026</w:t>
       </w:r>
     </w:p>
     <w:p>
@@ -7788,7 +7788,7 @@
         <w:color w:val="6B7A8D"/>
         <w:sz w:val="18"/>
       </w:rPr>
-      <w:t xml:space="preserve">OBE Course Manager v1.55 · © 2026 Prof. Mazharul Islam · CC BY 4.0 · Page </w:t>
+      <w:t xml:space="preserve">OBE Course Manager v1.56 · © 2026 Prof. Mazharul Islam · CC BY 4.0 · Page </w:t>
     </w:r>
     <w:r>
       <w:fldChar w:fldCharType="begin"/>

--- a/AUST_OBE_Course_Manager_Faculty_Manual.docx
+++ b/AUST_OBE_Course_Manager_Faculty_Manual.docx
@@ -121,7 +121,7 @@
         <w:rPr>
           <w:color w:val="6B7A8D"/>
         </w:rPr>
-        <w:t>Version: v1.56  ·  First release: July 13, 2026</w:t>
+        <w:t>Version: v1.57  ·  First release: July 13, 2026</w:t>
       </w:r>
     </w:p>
     <w:p>
@@ -3787,7 +3787,7 @@
         <w:t xml:space="preserve">3. </w:t>
       </w:r>
       <w:r>
-        <w:t>Add your own activity directly on a CO's card (type it — matching Activity-Pool names are suggested as you type — and press + Add; optionally tick “also save to Activity Pool”), or add department-specific activities to the pool at the bottom of the page; they are stored with your data. A “Show all matching” button reveals every suitable activity beyond the top six. The T&amp;L Activities Summary Table at the bottom of the page lists every adopted activity with a brief description, classroom-ready practical tips (provided for all 31 built-in activities; custom pool activities accept your own tips) and the related CO(s) — a quick lesson-planning reference. Two scoped AI prompts sit where the work happens: the T&amp;L tab’s “Copy AI Prompt (T&amp;L suggestions only)” extracts just the teaching-learning advice from Specifications 6.1 as adoptable activities, and the Assessments tab’s “Copy AI Prompt (assessment suggestions only)” — housed in that tab’s own “CQI Inputs from the Previous Offering” card — extracts just the assessment advice as actions doable in that tab. Both prompts are generated from the same shared building blocks, so they always stay consistent. The CQI Inputs cards are collapsed by default (a one-line summary plus the AI button; click “Show details” for the full panels). Everywhere the 6.1 tables appear they carry a “⛓ linked” badge — they are one dataset shared between the documents and the CQI tab, editable in either place — and the “Pull CQI actions” button lives in the CQI tab. The CQI Inputs cards are now editable when expanded: all five loop rows offer paired entry boxes for Specifications 6.1 and Course Report 6.1 — one shared dataset, so edits made in the T&amp;L or Assessments tab appear instantly in the documents and the CQI tab. Beneath each CQI Inputs card sits a working-notes box — “Suggested Modifications in T&amp;L Activities” / “Suggested Modifications in Assessment Activities” — where the distilled suggestions (e.g., the AI prompt’s output) are kept in view while selecting activities and designing assessments; pool activities named in the T&amp;L box are boosted in the recommendations, and closure is still recorded in Specifications 6.1 (“Actions reflected”). The Dashboard workflow is grouped by PDCA phase (PLAN — before the semester, DO — during, CHECK — when marks are in, ACT — at the end); each step shows a progress circle (✓ done, outlined for the next step, muted while pending, dashed for the any-time checkpoints) and one concise line, with the full instructions one click away (▸). The workflow sits in its own card, separate from the course identity card; the “CQI Loop at a Glance” map appears atop the CQI tab (step 8 of the workflow points to it). The “Recorded CQI recommendations” panel in the T&amp;L tab now shows each 6.1 entry in a labelled, scrollable box with CO sub-headings and bullets preserved.</w:t>
+        <w:t>Add your own activity directly on a CO's card (type it — matching Activity-Pool names are suggested as you type — and press + Add; optionally tick “also save to Activity Pool”), or add department-specific activities to the pool at the bottom of the page; they are stored with your data. A “Show all matching” button reveals every suitable activity beyond the top six. The T&amp;L Activities Summary Table at the bottom of the page lists every adopted activity with a brief description, classroom-ready practical tips (provided for all 31 built-in activities; custom pool activities accept your own tips) and the related CO(s) — a quick lesson-planning reference. Two scoped AI prompts sit where the work happens: the T&amp;L tab’s “Copy AI Prompt (T&amp;L suggestions only)” extracts just the teaching-learning advice from Specifications 6.1 as adoptable activities, and the Assessments tab’s “Copy AI Prompt (assessment suggestions only)” — housed in that tab’s own “CQI Inputs from the Previous Offering” card — extracts just the assessment advice as actions doable in that tab. Both prompts are generated from the same shared building blocks, so they always stay consistent. The CQI Inputs cards are collapsed by default (a one-line summary plus the AI button; click “Show details” for the full panels). Everywhere the 6.1 tables appear they carry a “⛓ linked” badge — they are one dataset shared between the documents and the CQI tab, editable in either place — and the “Pull CQI actions” button lives in the CQI tab. The CQI Inputs cards are now editable when expanded: all five loop rows offer paired entry boxes for Specifications 6.1 and Course Report 6.1 — one shared dataset, so edits made in the T&amp;L or Assessments tab appear instantly in the documents and the CQI tab. A further scoped prompt, “Copy AI Prompt (low-attainment analysis)”, sits inside the Low Attainment Analysis section: it covers only the not-attained COs — score bands, weakest items with attempt counts, adopted activities and their recorded effectiveness — and asks for the section’s three fields per CO, labelled (a)/(b)/(c) for direct paste-back; run it before the narratives prompt. Beneath each CQI Inputs card sits a working-notes box — “Suggested Modifications in T&amp;L Activities” / “Suggested Modifications in Assessment Activities” — where the distilled suggestions (e.g., the AI prompt’s output) are kept in view while selecting activities and designing assessments; pool activities named in the T&amp;L box are boosted in the recommendations, and closure is still recorded in Specifications 6.1 (“Actions reflected”). The Dashboard workflow is grouped by PDCA phase (PLAN — before the semester, DO — during, CHECK — when marks are in, ACT — at the end); each step shows a progress circle (✓ done, outlined for the next step, muted while pending, dashed for the any-time checkpoints) and one concise line, with the full instructions one click away (▸). The workflow sits in its own card, separate from the course identity card; the “CQI Loop at a Glance” map appears atop the CQI tab (step 8 of the workflow points to it). The “Recorded CQI recommendations” panel in the T&amp;L tab now shows each 6.1 entry in a labelled, scrollable box with CO sub-headings and bullets preserved.</w:t>
       </w:r>
     </w:p>
     <w:p>
@@ -7788,7 +7788,7 @@
         <w:color w:val="6B7A8D"/>
         <w:sz w:val="18"/>
       </w:rPr>
-      <w:t xml:space="preserve">OBE Course Manager v1.56 · © 2026 Prof. Mazharul Islam · CC BY 4.0 · Page </w:t>
+      <w:t xml:space="preserve">OBE Course Manager v1.57 · © 2026 Prof. Mazharul Islam · CC BY 4.0 · Page </w:t>
     </w:r>
     <w:r>
       <w:fldChar w:fldCharType="begin"/>

--- a/AUST_OBE_Course_Manager_Faculty_Manual.docx
+++ b/AUST_OBE_Course_Manager_Faculty_Manual.docx
@@ -121,7 +121,7 @@
         <w:rPr>
           <w:color w:val="6B7A8D"/>
         </w:rPr>
-        <w:t>Version: v1.57  ·  First release: July 13, 2026</w:t>
+        <w:t>Version: v1.59  ·  First release: July 13, 2026</w:t>
       </w:r>
     </w:p>
     <w:p>
@@ -3787,7 +3787,7 @@
         <w:t xml:space="preserve">3. </w:t>
       </w:r>
       <w:r>
-        <w:t>Add your own activity directly on a CO's card (type it — matching Activity-Pool names are suggested as you type — and press + Add; optionally tick “also save to Activity Pool”), or add department-specific activities to the pool at the bottom of the page; they are stored with your data. A “Show all matching” button reveals every suitable activity beyond the top six. The T&amp;L Activities Summary Table at the bottom of the page lists every adopted activity with a brief description, classroom-ready practical tips (provided for all 31 built-in activities; custom pool activities accept your own tips) and the related CO(s) — a quick lesson-planning reference. Two scoped AI prompts sit where the work happens: the T&amp;L tab’s “Copy AI Prompt (T&amp;L suggestions only)” extracts just the teaching-learning advice from Specifications 6.1 as adoptable activities, and the Assessments tab’s “Copy AI Prompt (assessment suggestions only)” — housed in that tab’s own “CQI Inputs from the Previous Offering” card — extracts just the assessment advice as actions doable in that tab. Both prompts are generated from the same shared building blocks, so they always stay consistent. The CQI Inputs cards are collapsed by default (a one-line summary plus the AI button; click “Show details” for the full panels). Everywhere the 6.1 tables appear they carry a “⛓ linked” badge — they are one dataset shared between the documents and the CQI tab, editable in either place — and the “Pull CQI actions” button lives in the CQI tab. The CQI Inputs cards are now editable when expanded: all five loop rows offer paired entry boxes for Specifications 6.1 and Course Report 6.1 — one shared dataset, so edits made in the T&amp;L or Assessments tab appear instantly in the documents and the CQI tab. A further scoped prompt, “Copy AI Prompt (low-attainment analysis)”, sits inside the Low Attainment Analysis section: it covers only the not-attained COs — score bands, weakest items with attempt counts, adopted activities and their recorded effectiveness — and asks for the section’s three fields per CO, labelled (a)/(b)/(c) for direct paste-back; run it before the narratives prompt. Beneath each CQI Inputs card sits a working-notes box — “Suggested Modifications in T&amp;L Activities” / “Suggested Modifications in Assessment Activities” — where the distilled suggestions (e.g., the AI prompt’s output) are kept in view while selecting activities and designing assessments; pool activities named in the T&amp;L box are boosted in the recommendations, and closure is still recorded in Specifications 6.1 (“Actions reflected”). The Dashboard workflow is grouped by PDCA phase (PLAN — before the semester, DO — during, CHECK — when marks are in, ACT — at the end); each step shows a progress circle (✓ done, outlined for the next step, muted while pending, dashed for the any-time checkpoints) and one concise line, with the full instructions one click away (▸). The workflow sits in its own card, separate from the course identity card; the “CQI Loop at a Glance” map appears atop the CQI tab (step 8 of the workflow points to it). The “Recorded CQI recommendations” panel in the T&amp;L tab now shows each 6.1 entry in a labelled, scrollable box with CO sub-headings and bullets preserved.</w:t>
+        <w:t>Add your own activity directly on a CO's card (type it — matching Activity-Pool names are suggested as you type — and press + Add; optionally tick “also save to Activity Pool”), or add department-specific activities to the pool at the bottom of the page; they are stored with your data. A “Show all matching” button reveals every suitable activity beyond the top six. The T&amp;L Activities Summary Table at the bottom of the page lists every adopted activity with a brief description, classroom-ready practical tips (provided for all 31 built-in activities; custom pool activities accept your own tips) and the related CO(s) — a quick lesson-planning reference. Above it, the Topic-wise T&amp;L Plan table shares its Topics and Planned Hours with Course Specifications 4.1 (⛓ linked, editable in either place) and adds two columns: tick the Related CO(s) per topic, and the T&amp;L Methods column fills automatically from the adopted activities of those COs (blue chips); topic-specific activities can be added per topic from the pool or your own (green chips, removable). The card carries its own Topics Template (CSV) / Import buttons; imports preserve Actual Hours, Related COs and topic-specific activities for matching topic names. The Activity Pool (browse, tips, custom entries) now lives under Data &amp; Backup, since the pool travels in JSON backups. Two scoped AI prompts sit where the work happens: the T&amp;L tab’s “Copy AI Prompt (T&amp;L suggestions only)” extracts just the teaching-learning advice from Specifications 6.1 as adoptable activities, and the Assessments tab’s “Copy AI Prompt (assessment suggestions only)” — housed in that tab’s own “CQI Inputs from the Previous Offering” card — extracts just the assessment advice as actions doable in that tab. Both prompts are generated from the same shared building blocks, so they always stay consistent. The CQI Inputs cards are collapsed by default (a one-line summary plus the AI button; click “Show details” for the full panels). Everywhere the 6.1 tables appear they carry a “⛓ linked” badge — they are one dataset shared between the documents and the CQI tab, editable in either place — and the “Pull CQI actions” button lives in the CQI tab. The CQI Inputs cards are now editable when expanded: all five loop rows offer paired entry boxes for Specifications 6.1 and Course Report 6.1 — one shared dataset, so edits made in the T&amp;L or Assessments tab appear instantly in the documents and the CQI tab. A further scoped prompt, “Copy AI Prompt (low-attainment analysis)”, sits inside the Low Attainment Analysis section: it covers only the not-attained COs — score bands, weakest items with attempt counts, adopted activities and their recorded effectiveness — and asks for the section’s three fields per CO, labelled (a)/(b)/(c) for direct paste-back; run it before the narratives prompt. Beneath each CQI Inputs card sits a working-notes box — “Suggested Modifications in T&amp;L Activities” / “Suggested Modifications in Assessment Activities” — where the distilled suggestions (e.g., the AI prompt’s output) are kept in view while selecting activities and designing assessments; pool activities named in the T&amp;L box are boosted in the recommendations, and closure is still recorded in Specifications 6.1 (“Actions reflected”). The Dashboard workflow is grouped by PDCA phase (PLAN — before the semester, DO — during, CHECK — when marks are in, ACT — at the end); each step shows a progress circle (✓ done, outlined for the next step, muted while pending, dashed for the any-time checkpoints) and one concise line, with the full instructions one click away (▸). The workflow sits in its own card, separate from the course identity card; the “CQI Loop at a Glance” map appears atop the CQI tab (step 8 of the workflow points to it). The “Recorded CQI recommendations” panel in the T&amp;L tab now shows each 6.1 entry in a labelled, scrollable box with CO sub-headings and bullets preserved.</w:t>
       </w:r>
     </w:p>
     <w:p>
@@ -7788,7 +7788,7 @@
         <w:color w:val="6B7A8D"/>
         <w:sz w:val="18"/>
       </w:rPr>
-      <w:t xml:space="preserve">OBE Course Manager v1.57 · © 2026 Prof. Mazharul Islam · CC BY 4.0 · Page </w:t>
+      <w:t xml:space="preserve">OBE Course Manager v1.59 · © 2026 Prof. Mazharul Islam · CC BY 4.0 · Page </w:t>
     </w:r>
     <w:r>
       <w:fldChar w:fldCharType="begin"/>

--- a/AUST_OBE_Course_Manager_Faculty_Manual.docx
+++ b/AUST_OBE_Course_Manager_Faculty_Manual.docx
@@ -121,7 +121,7 @@
         <w:rPr>
           <w:color w:val="6B7A8D"/>
         </w:rPr>
-        <w:t>Version: v1.59  ·  First release: July 13, 2026</w:t>
+        <w:t>Version: v1.61  ·  First release: July 13, 2026</w:t>
       </w:r>
     </w:p>
     <w:p>
@@ -3115,7 +3115,7 @@
         <w:t xml:space="preserve">2. </w:t>
       </w:r>
       <w:r>
-        <w:t>Fill in Course Info (code, title, credit, semester, program, section, cohort, your name) and press Save Course Info. The cohort appears automatically in the Direct Measurements and CQI Report documents.</w:t>
+        <w:t>Fill in Course Info (code, title, credit, semester, program, section, cohort, your name) — every field saves automatically as you edit, and so do the Attainment Settings below it. The cohort appears automatically in the Direct Measurements and CQI Report documents.</w:t>
       </w:r>
     </w:p>
     <w:p>
@@ -4300,14 +4300,14 @@
               <w:rPr>
                 <w:sz w:val="20"/>
               </w:rPr>
-              <w:t xml:space="preserve">CO table, delivery methods (from T&amp;L </w:t>
+              <w:t xml:space="preserve">CO table with delivery methods (from the T&amp;L </w:t>
             </w:r>
             <w:r>
               <w:rPr>
                 <w:sz w:val="20"/>
               </w:rPr>
               <w:lastRenderedPageBreak/>
-              <w:t>tab), assessment blueprint</w:t>
+              <w:t>tab, shown in full in auto-growing boxes) and assessment methods auto-filled per CO from the Assessments tab (plus a box for additions), assessment blueprint</w:t>
             </w:r>
           </w:p>
         </w:tc>
@@ -4492,7 +4492,7 @@
               <w:rPr>
                 <w:sz w:val="20"/>
               </w:rPr>
-              <w:t>Actual hours, TLA effectiveness, resources, grades from IUMS, comments, CQI actions; sections 4.2/4.3 embed the CO and PO attainment charts (identical to the Attainment tab, printed with the document), section 5.1 includes the per-CO Course Evaluation Survey summary with an Attained row, and section 5.3 adds the combined direct+indirect attainment tables (section 3.2 lists one row per adopted T&amp;L activity, drawn automatically from the T&amp;L tab, with earlier analyses of dropped activities preserved and marked; section 3.3 follows the official AUST template — five resource-category tables with separate Yes/No ticks, pre-listed items and blank rows for your own additions)</w:t>
+              <w:t>Actual hours, TLA effectiveness, resources, grades from IUMS (typed in, or pasted in bulk via the screen-only paste box under table 4.1), comments, CQI actions; sections 4.2/4.3 embed the CO and PO attainment charts (identical to the Attainment tab, printed with the document), section 5.1 includes the per-CO Course Evaluation Survey summary with an Attained row, and section 5.3 adds the combined direct+indirect attainment tables (section 3.2 lists one row per adopted T&amp;L activity, drawn automatically from the T&amp;L tab, with earlier analyses of dropped activities preserved and marked; section 3.3 follows the official AUST template — five resource-category tables with separate Yes/No ticks, pre-listed items and blank rows for your own additions)</w:t>
             </w:r>
           </w:p>
         </w:tc>
@@ -5232,7 +5232,7 @@
         <w:spacing w:after="120"/>
       </w:pPr>
       <w:r>
-        <w:t>The copy keeps your COs, mapping, adopted T&amp;L activities, assessment plan, topics and settings. It clears students, marks, survey tallies, actual hours and report comments — and it automatically carries the Course Report's CQI action plans into the new Course Specifications (6.1), and keeps the activity-effectiveness history so the T&amp;L recommender ranks down what did not work. Set the new Semester in Course Info and the loop is closed.</w:t>
+        <w:t>The copy keeps your COs, mapping, adopted T&amp;L activities, assessment plan, topics and settings. It clears students, marks, survey tallies, actual hours, report comments, the two “Suggested Modifications” working boxes (T&amp;L and Assessments tabs), and the CQI tab’s narratives, low-attainment analyses, stakeholder register and evidence ticks — and it automatically carries the Course Report's CQI action plans into the new Course Specifications (6.1), and keeps the activity-effectiveness history so the T&amp;L recommender ranks down what did not work. Set the new Semester in Course Info and the loop is closed.</w:t>
       </w:r>
     </w:p>
     <w:p>
@@ -7788,7 +7788,7 @@
         <w:color w:val="6B7A8D"/>
         <w:sz w:val="18"/>
       </w:rPr>
-      <w:t xml:space="preserve">OBE Course Manager v1.59 · © 2026 Prof. Mazharul Islam · CC BY 4.0 · Page </w:t>
+      <w:t xml:space="preserve">OBE Course Manager v1.61 · © 2026 Prof. Mazharul Islam · CC BY 4.0 · Page </w:t>
     </w:r>
     <w:r>
       <w:fldChar w:fldCharType="begin"/>

--- a/AUST_OBE_Course_Manager_Faculty_Manual.docx
+++ b/AUST_OBE_Course_Manager_Faculty_Manual.docx
@@ -121,7 +121,7 @@
         <w:rPr>
           <w:color w:val="6B7A8D"/>
         </w:rPr>
-        <w:t>Version: v1.61  ·  First release: July 13, 2026</w:t>
+        <w:t>Version: v1.62  ·  First release: July 13, 2026</w:t>
       </w:r>
     </w:p>
     <w:p>
@@ -2285,7 +2285,7 @@
         <w:t>Course Outline</w:t>
       </w:r>
       <w:r>
-        <w:t xml:space="preserve"> — with CO-PO/Bloom's mapping, K/P/A mapping, assessment percentages, and the 14-week plan.</w:t>
+        <w:t xml:space="preserve"> — with CO-PO/Bloom's mapping, K/P/A mapping, a user-managed assessment-methods percentage table (§15, with a prefill button and a 100% check), and the 14-week plan with CSV template/import (§16).</w:t>
       </w:r>
     </w:p>
     <w:p>
@@ -3831,7 +3831,7 @@
         <w:t xml:space="preserve">2. </w:t>
       </w:r>
       <w:r>
-        <w:t>Add the items (questions) of each assessment. Every item needs a label (Q1, Q2a…), maximum marks, the CO it examines, and a Mandatory tick. Each item row ends with a Delete (✕) button — if marks are already entered against the item, the app asks for confirmation before removing them. Untick the Mandatory checkbox for optional questions (e.g., “answer any four of Q2–Q7”) — students are then not penalized for the ones they legitimately skip. If the exam offers a choice of questions, open the assessment's ⚙ Advanced (question choice) panel (collapsed by default) to group the sub-parts of one question and, if required, declare how many optional questions must be answered — the fairness rules are then applied automatically. Full details and worked examples: the Attainment Calculation Methodology guide. Each item also carries a Bloom Level, inherited from its CO — a warning appears if you set it above the CO's declared level. The CA tab (after Assessments) visualises the constructive alignment of COs, T&amp;L activities and assessments as a live Biggs triangle, with per-CO cards and suggestions to close any gaps. The Assessment Summary Table at the bottom of the page shows, per CO, the assessments measuring it, its share of the total marks (with a stacked marks-distribution chart) and Practical Tips — short, rule-generated advice on authentic, rubric-based assessment derived from the assessment types and the CO’s level, each tip naming the assessment(s) it concerns; the totals row flags any marks not mapped to a CO.</w:t>
+        <w:t>Add the items (questions) of each assessment. Every item needs a label (Q1, Q2a…), maximum marks, the CO it examines, and a Mandatory tick. Each item row ends with a Delete (✕) button — if marks are already entered against the item, the app asks for confirmation before removing them. Untick the Mandatory checkbox for optional questions (e.g., “answer any four of Q2–Q7”) — students are then not penalized for the ones they legitimately skip. If the exam offers a choice of questions, open the assessment's ⚙ Advanced (question choice) panel (collapsed by default) to group the sub-parts of one question and, if required, declare how many optional questions must be answered — the fairness rules are then applied automatically. Full details and worked examples: the Attainment Calculation Methodology guide. Each item also carries a Bloom Level, inherited from its CO — a warning appears if you set it above the CO's declared level. The CA tab (after Assessments) visualises the constructive alignment of COs, T&amp;L activities and assessments as live Biggs triangles — the course-level triangle on top, and a compact triangle repeated in every CO card (edges colored by that CO’s own state, with the CO statement and Bloom’s Domain &amp; Level shown in the card header) — with suggestions to close any gaps. The Assessment Summary Table at the bottom of the page shows, per CO, the assessments measuring it, its share of the total marks (with a stacked marks-distribution chart) and Practical Tips — short, rule-generated advice on authentic, rubric-based assessment derived from the assessment types and the CO’s level, each tip naming the assessment(s) it concerns; the totals row flags any marks not mapped to a CO.</w:t>
       </w:r>
     </w:p>
     <w:p>
@@ -4259,7 +4259,7 @@
               <w:rPr>
                 <w:sz w:val="20"/>
               </w:rPr>
-              <w:t>Course info, CO table with PO/Bloom mapping, assessment percentages</w:t>
+              <w:t>Course info, CO table with PO/Bloom mapping, user-managed assessment-method percentages (§15) and the 14-week plan with CSV template/import (§16)</w:t>
             </w:r>
           </w:p>
         </w:tc>
@@ -7788,7 +7788,7 @@
         <w:color w:val="6B7A8D"/>
         <w:sz w:val="18"/>
       </w:rPr>
-      <w:t xml:space="preserve">OBE Course Manager v1.61 · © 2026 Prof. Mazharul Islam · CC BY 4.0 · Page </w:t>
+      <w:t xml:space="preserve">OBE Course Manager v1.62 · © 2026 Prof. Mazharul Islam · CC BY 4.0 · Page </w:t>
     </w:r>
     <w:r>
       <w:fldChar w:fldCharType="begin"/>

--- a/AUST_OBE_Course_Manager_Faculty_Manual.docx
+++ b/AUST_OBE_Course_Manager_Faculty_Manual.docx
@@ -121,7 +121,7 @@
         <w:rPr>
           <w:color w:val="6B7A8D"/>
         </w:rPr>
-        <w:t>Version: v1.62  ·  First release: July 13, 2026</w:t>
+        <w:t>Version: v1.63  ·  First release: July 13, 2026</w:t>
       </w:r>
     </w:p>
     <w:p>
@@ -3787,7 +3787,7 @@
         <w:t xml:space="preserve">3. </w:t>
       </w:r>
       <w:r>
-        <w:t>Add your own activity directly on a CO's card (type it — matching Activity-Pool names are suggested as you type — and press + Add; optionally tick “also save to Activity Pool”), or add department-specific activities to the pool at the bottom of the page; they are stored with your data. A “Show all matching” button reveals every suitable activity beyond the top six. The T&amp;L Activities Summary Table at the bottom of the page lists every adopted activity with a brief description, classroom-ready practical tips (provided for all 31 built-in activities; custom pool activities accept your own tips) and the related CO(s) — a quick lesson-planning reference. Above it, the Topic-wise T&amp;L Plan table shares its Topics and Planned Hours with Course Specifications 4.1 (⛓ linked, editable in either place) and adds two columns: tick the Related CO(s) per topic, and the T&amp;L Methods column fills automatically from the adopted activities of those COs (blue chips); topic-specific activities can be added per topic from the pool or your own (green chips, removable). The card carries its own Topics Template (CSV) / Import buttons; imports preserve Actual Hours, Related COs and topic-specific activities for matching topic names. The Activity Pool (browse, tips, custom entries) now lives under Data &amp; Backup, since the pool travels in JSON backups. Two scoped AI prompts sit where the work happens: the T&amp;L tab’s “Copy AI Prompt (T&amp;L suggestions only)” extracts just the teaching-learning advice from Specifications 6.1 as adoptable activities, and the Assessments tab’s “Copy AI Prompt (assessment suggestions only)” — housed in that tab’s own “CQI Inputs from the Previous Offering” card — extracts just the assessment advice as actions doable in that tab. Both prompts are generated from the same shared building blocks, so they always stay consistent. The CQI Inputs cards are collapsed by default (a one-line summary plus the AI button; click “Show details” for the full panels). Everywhere the 6.1 tables appear they carry a “⛓ linked” badge — they are one dataset shared between the documents and the CQI tab, editable in either place — and the “Pull CQI actions” button lives in the CQI tab. The CQI Inputs cards are now editable when expanded: all five loop rows offer paired entry boxes for Specifications 6.1 and Course Report 6.1 — one shared dataset, so edits made in the T&amp;L or Assessments tab appear instantly in the documents and the CQI tab. A further scoped prompt, “Copy AI Prompt (low-attainment analysis)”, sits inside the Low Attainment Analysis section: it covers only the not-attained COs — score bands, weakest items with attempt counts, adopted activities and their recorded effectiveness — and asks for the section’s three fields per CO, labelled (a)/(b)/(c) for direct paste-back; run it before the narratives prompt. Beneath each CQI Inputs card sits a working-notes box — “Suggested Modifications in T&amp;L Activities” / “Suggested Modifications in Assessment Activities” — where the distilled suggestions (e.g., the AI prompt’s output) are kept in view while selecting activities and designing assessments; pool activities named in the T&amp;L box are boosted in the recommendations, and closure is still recorded in Specifications 6.1 (“Actions reflected”). The Dashboard workflow is grouped by PDCA phase (PLAN — before the semester, DO — during, CHECK — when marks are in, ACT — at the end); each step shows a progress circle (✓ done, outlined for the next step, muted while pending, dashed for the any-time checkpoints) and one concise line, with the full instructions one click away (▸). The workflow sits in its own card, separate from the course identity card; the “CQI Loop at a Glance” map appears atop the CQI tab (step 8 of the workflow points to it). The “Recorded CQI recommendations” panel in the T&amp;L tab now shows each 6.1 entry in a labelled, scrollable box with CO sub-headings and bullets preserved.</w:t>
+        <w:t>Add your own activity directly on a CO's card (type it — matching Activity-Pool names are suggested as you type — and press + Add; optionally tick “also save to Activity Pool”), or add department-specific activities to the pool at the bottom of the page; they are stored with your data. A “Show all matching” button reveals every suitable activity beyond the top six. The T&amp;L Activities Summary Table at the bottom of the page lists every adopted activity with a brief description, classroom-ready practical tips (provided for all 31 built-in activities; custom pool activities accept your own tips) and the related CO(s) — a quick lesson-planning reference. Above it, the Topic-wise T&amp;L Plan table shares its Topics and Planned Hours with Course Specifications 4.1 (⛓ linked, editable in either place) and adds two columns: tick the Related CO(s) per topic, and the T&amp;L Methods column fills automatically from the adopted activities of those COs (blue chips); topic-specific activities can be added per topic from the pool or your own (green chips, removable). The card carries its own Topics Template (CSV) / Import buttons; imports preserve Actual Hours, Related COs and topic-specific activities for matching topic names. The Activity Pool (browse, tips, custom entries) now lives under Data &amp; Backup, since the pool travels in JSON backups. Two scoped AI prompts sit where the work happens: the T&amp;L tab’s “Copy AI Prompt (T&amp;L suggestions only)” extracts just the teaching-learning advice from Specifications 6.1 as adoptable activities, and the Assessments tab’s “Copy AI Prompt (assessment suggestions only)” — housed in that tab’s own “CQI Inputs from the Previous Offering” card — extracts just the assessment advice as actions doable in that tab. Both prompts are generated from the same shared building blocks, so they always stay consistent. The CQI Inputs cards are collapsed by default (a one-line summary plus the AI button; click “Show details” for the full panels). Everywhere the 6.1 tables appear they carry a “⛓ linked” badge — they are one dataset shared between the documents and the CQI tab, editable in either place — and the “Pull CQI actions” button lives in the CQI tab. The CQI Inputs cards are editable when expanded: all five loop rows offer entry boxes for the Specifications 6.1 recommendations from the previous offering — one shared dataset, so edits made in the T&amp;L or Assessments tab appear instantly in the documents and the CQI tab. (This offering’s suggested actions for the next offering are written in the CQI tab or Course Report 6.1, not in these cards.) A further scoped prompt, “Copy AI Prompt (low-attainment analysis)”, sits inside the Low Attainment Analysis section: it covers only the not-attained COs — score bands, weakest items with attempt counts, adopted activities and their recorded effectiveness — and asks for the section’s three fields per CO, labelled (a)/(b)/(c) for direct paste-back; run it before the narratives prompt. Beneath each CQI Inputs card sits a working-notes box — “Suggested Modifications in T&amp;L Activities” / “Suggested Modifications in Assessment Activities” — where the distilled suggestions (e.g., the AI prompt’s output) are kept in view while selecting activities and designing assessments; pool activities named in the T&amp;L box are boosted in the recommendations, and closure is still recorded in Specifications 6.1 (“Actions reflected”). The Dashboard workflow is grouped by PDCA phase (PLAN — before the semester, DO — during, CHECK — when marks are in, ACT — at the end); each step shows a progress circle (✓ done, outlined for the next step, muted while pending, dashed for the any-time checkpoints) and one concise line, with the full instructions one click away (▸). The workflow sits in its own card, separate from the course identity card; the “CQI Loop at a Glance” map appears atop the CQI tab (step 8 of the workflow points to it). The “Recorded CQI recommendations” panel in the T&amp;L tab now shows each 6.1 entry in a labelled, scrollable box with CO sub-headings and bullets preserved.</w:t>
       </w:r>
     </w:p>
     <w:p>
@@ -7788,7 +7788,7 @@
         <w:color w:val="6B7A8D"/>
         <w:sz w:val="18"/>
       </w:rPr>
-      <w:t xml:space="preserve">OBE Course Manager v1.62 · © 2026 Prof. Mazharul Islam · CC BY 4.0 · Page </w:t>
+      <w:t xml:space="preserve">OBE Course Manager v1.63 · © 2026 Prof. Mazharul Islam · CC BY 4.0 · Page </w:t>
     </w:r>
     <w:r>
       <w:fldChar w:fldCharType="begin"/>

--- a/AUST_OBE_Course_Manager_Faculty_Manual.docx
+++ b/AUST_OBE_Course_Manager_Faculty_Manual.docx
@@ -121,7 +121,7 @@
         <w:rPr>
           <w:color w:val="6B7A8D"/>
         </w:rPr>
-        <w:t>Version: v1.63  ·  First release: July 13, 2026</w:t>
+        <w:t>Version: v1.67  ·  First release: July 13, 2026</w:t>
       </w:r>
     </w:p>
     <w:p>
@@ -160,2051 +160,382 @@
     <w:p>
       <w:pPr>
         <w:pStyle w:val="TOC1"/>
-        <w:tabs>
-          <w:tab w:val="right" w:leader="dot" w:pos="9508"/>
-        </w:tabs>
-        <w:rPr>
-          <w:noProof/>
-        </w:rPr>
-      </w:pPr>
-      <w:r>
-        <w:fldChar w:fldCharType="begin"/>
-      </w:r>
-      <w:r>
-        <w:instrText>TOC \o "1-2" \h \z \u</w:instrText>
-      </w:r>
-      <w:r>
-        <w:fldChar w:fldCharType="separate"/>
-      </w:r>
-      <w:hyperlink w:anchor="_Toc234904700" w:history="1">
-        <w:r>
-          <w:rPr>
-            <w:rStyle w:val="Hyperlink"/>
-            <w:noProof/>
-          </w:rPr>
-          <w:t>Contents</w:t>
-        </w:r>
-        <w:r>
-          <w:rPr>
-            <w:noProof/>
-            <w:webHidden/>
-          </w:rPr>
-          <w:tab/>
-        </w:r>
-        <w:r>
-          <w:rPr>
-            <w:noProof/>
-            <w:webHidden/>
-          </w:rPr>
-          <w:fldChar w:fldCharType="begin"/>
-        </w:r>
-        <w:r>
-          <w:rPr>
-            <w:noProof/>
-            <w:webHidden/>
-          </w:rPr>
-          <w:instrText xml:space="preserve"> PAGEREF _Toc234904700 \h </w:instrText>
-        </w:r>
-        <w:r>
-          <w:rPr>
-            <w:noProof/>
-            <w:webHidden/>
-          </w:rPr>
-        </w:r>
-        <w:r>
-          <w:rPr>
-            <w:noProof/>
-            <w:webHidden/>
-          </w:rPr>
-          <w:fldChar w:fldCharType="separate"/>
-        </w:r>
-        <w:r>
-          <w:rPr>
-            <w:noProof/>
-            <w:webHidden/>
-          </w:rPr>
-          <w:t>2</w:t>
-        </w:r>
-        <w:r>
-          <w:rPr>
-            <w:noProof/>
-            <w:webHidden/>
-          </w:rPr>
-          <w:fldChar w:fldCharType="end"/>
-        </w:r>
-      </w:hyperlink>
+      </w:pPr>
+      <w:r>
+        <w:t>Contents</w:t>
+        <w:tab/>
+        <w:t>2</w:t>
+      </w:r>
     </w:p>
     <w:p>
       <w:pPr>
         <w:pStyle w:val="TOC1"/>
-        <w:tabs>
-          <w:tab w:val="right" w:leader="dot" w:pos="9508"/>
-        </w:tabs>
-        <w:rPr>
-          <w:noProof/>
-        </w:rPr>
-      </w:pPr>
-      <w:hyperlink w:anchor="_Toc234904701" w:history="1">
-        <w:r>
-          <w:rPr>
-            <w:rStyle w:val="Hyperlink"/>
-            <w:noProof/>
-          </w:rPr>
-          <w:t>1. Introduction</w:t>
-        </w:r>
-        <w:r>
-          <w:rPr>
-            <w:noProof/>
-            <w:webHidden/>
-          </w:rPr>
-          <w:tab/>
-        </w:r>
-        <w:r>
-          <w:rPr>
-            <w:noProof/>
-            <w:webHidden/>
-          </w:rPr>
-          <w:fldChar w:fldCharType="begin"/>
-        </w:r>
-        <w:r>
-          <w:rPr>
-            <w:noProof/>
-            <w:webHidden/>
-          </w:rPr>
-          <w:instrText xml:space="preserve"> PAGEREF _Toc234904701 \h </w:instrText>
-        </w:r>
-        <w:r>
-          <w:rPr>
-            <w:noProof/>
-            <w:webHidden/>
-          </w:rPr>
-        </w:r>
-        <w:r>
-          <w:rPr>
-            <w:noProof/>
-            <w:webHidden/>
-          </w:rPr>
-          <w:fldChar w:fldCharType="separate"/>
-        </w:r>
-        <w:r>
-          <w:rPr>
-            <w:noProof/>
-            <w:webHidden/>
-          </w:rPr>
-          <w:t>4</w:t>
-        </w:r>
-        <w:r>
-          <w:rPr>
-            <w:noProof/>
-            <w:webHidden/>
-          </w:rPr>
-          <w:fldChar w:fldCharType="end"/>
-        </w:r>
-      </w:hyperlink>
+      </w:pPr>
+      <w:r>
+        <w:t>1. Introduction</w:t>
+        <w:tab/>
+        <w:t>4</w:t>
+      </w:r>
     </w:p>
     <w:p>
       <w:pPr>
         <w:pStyle w:val="TOC2"/>
-        <w:tabs>
-          <w:tab w:val="right" w:leader="dot" w:pos="9508"/>
-        </w:tabs>
-        <w:rPr>
-          <w:noProof/>
-        </w:rPr>
-      </w:pPr>
-      <w:hyperlink w:anchor="_Toc234904702" w:history="1">
-        <w:r>
-          <w:rPr>
-            <w:rStyle w:val="Hyperlink"/>
-            <w:noProof/>
-          </w:rPr>
-          <w:t>1.1 Purpose of this tool</w:t>
-        </w:r>
-        <w:r>
-          <w:rPr>
-            <w:noProof/>
-            <w:webHidden/>
-          </w:rPr>
-          <w:tab/>
-        </w:r>
-        <w:r>
-          <w:rPr>
-            <w:noProof/>
-            <w:webHidden/>
-          </w:rPr>
-          <w:fldChar w:fldCharType="begin"/>
-        </w:r>
-        <w:r>
-          <w:rPr>
-            <w:noProof/>
-            <w:webHidden/>
-          </w:rPr>
-          <w:instrText xml:space="preserve"> PAGEREF _Toc234904702 \h </w:instrText>
-        </w:r>
-        <w:r>
-          <w:rPr>
-            <w:noProof/>
-            <w:webHidden/>
-          </w:rPr>
-        </w:r>
-        <w:r>
-          <w:rPr>
-            <w:noProof/>
-            <w:webHidden/>
-          </w:rPr>
-          <w:fldChar w:fldCharType="separate"/>
-        </w:r>
-        <w:r>
-          <w:rPr>
-            <w:noProof/>
-            <w:webHidden/>
-          </w:rPr>
-          <w:t>4</w:t>
-        </w:r>
-        <w:r>
-          <w:rPr>
-            <w:noProof/>
-            <w:webHidden/>
-          </w:rPr>
-          <w:fldChar w:fldCharType="end"/>
-        </w:r>
-      </w:hyperlink>
+      </w:pPr>
+      <w:r>
+        <w:t>1.1 Purpose of this tool</w:t>
+        <w:tab/>
+        <w:t>4</w:t>
+      </w:r>
     </w:p>
     <w:p>
       <w:pPr>
         <w:pStyle w:val="TOC2"/>
-        <w:tabs>
-          <w:tab w:val="right" w:leader="dot" w:pos="9508"/>
-        </w:tabs>
-        <w:rPr>
-          <w:noProof/>
-        </w:rPr>
-      </w:pPr>
-      <w:hyperlink w:anchor="_Toc234904703" w:history="1">
-        <w:r>
-          <w:rPr>
-            <w:rStyle w:val="Hyperlink"/>
-            <w:noProof/>
-          </w:rPr>
-          <w:t>1.2 What the tool produces</w:t>
-        </w:r>
-        <w:r>
-          <w:rPr>
-            <w:noProof/>
-            <w:webHidden/>
-          </w:rPr>
-          <w:tab/>
-        </w:r>
-        <w:r>
-          <w:rPr>
-            <w:noProof/>
-            <w:webHidden/>
-          </w:rPr>
-          <w:fldChar w:fldCharType="begin"/>
-        </w:r>
-        <w:r>
-          <w:rPr>
-            <w:noProof/>
-            <w:webHidden/>
-          </w:rPr>
-          <w:instrText xml:space="preserve"> PAGEREF _Toc234904703 \h </w:instrText>
-        </w:r>
-        <w:r>
-          <w:rPr>
-            <w:noProof/>
-            <w:webHidden/>
-          </w:rPr>
-        </w:r>
-        <w:r>
-          <w:rPr>
-            <w:noProof/>
-            <w:webHidden/>
-          </w:rPr>
-          <w:fldChar w:fldCharType="separate"/>
-        </w:r>
-        <w:r>
-          <w:rPr>
-            <w:noProof/>
-            <w:webHidden/>
-          </w:rPr>
-          <w:t>4</w:t>
-        </w:r>
-        <w:r>
-          <w:rPr>
-            <w:noProof/>
-            <w:webHidden/>
-          </w:rPr>
-          <w:fldChar w:fldCharType="end"/>
-        </w:r>
-      </w:hyperlink>
+      </w:pPr>
+      <w:r>
+        <w:t>1.2 What the tool produces</w:t>
+        <w:tab/>
+        <w:t>4</w:t>
+      </w:r>
     </w:p>
     <w:p>
       <w:pPr>
         <w:pStyle w:val="TOC2"/>
-        <w:tabs>
-          <w:tab w:val="right" w:leader="dot" w:pos="9508"/>
-        </w:tabs>
-        <w:rPr>
-          <w:noProof/>
-        </w:rPr>
-      </w:pPr>
-      <w:hyperlink w:anchor="_Toc234904704" w:history="1">
-        <w:r>
-          <w:rPr>
-            <w:rStyle w:val="Hyperlink"/>
-            <w:noProof/>
-          </w:rPr>
-          <w:t>1.3 System requirements</w:t>
-        </w:r>
-        <w:r>
-          <w:rPr>
-            <w:noProof/>
-            <w:webHidden/>
-          </w:rPr>
-          <w:tab/>
-        </w:r>
-        <w:r>
-          <w:rPr>
-            <w:noProof/>
-            <w:webHidden/>
-          </w:rPr>
-          <w:fldChar w:fldCharType="begin"/>
-        </w:r>
-        <w:r>
-          <w:rPr>
-            <w:noProof/>
-            <w:webHidden/>
-          </w:rPr>
-          <w:instrText xml:space="preserve"> PAGEREF _Toc234904704 \h </w:instrText>
-        </w:r>
-        <w:r>
-          <w:rPr>
-            <w:noProof/>
-            <w:webHidden/>
-          </w:rPr>
-        </w:r>
-        <w:r>
-          <w:rPr>
-            <w:noProof/>
-            <w:webHidden/>
-          </w:rPr>
-          <w:fldChar w:fldCharType="separate"/>
-        </w:r>
-        <w:r>
-          <w:rPr>
-            <w:noProof/>
-            <w:webHidden/>
-          </w:rPr>
-          <w:t>4</w:t>
-        </w:r>
-        <w:r>
-          <w:rPr>
-            <w:noProof/>
-            <w:webHidden/>
-          </w:rPr>
-          <w:fldChar w:fldCharType="end"/>
-        </w:r>
-      </w:hyperlink>
+      </w:pPr>
+      <w:r>
+        <w:t>1.3 System requirements</w:t>
+        <w:tab/>
+        <w:t>4</w:t>
+      </w:r>
     </w:p>
     <w:p>
       <w:pPr>
         <w:pStyle w:val="TOC2"/>
-        <w:tabs>
-          <w:tab w:val="right" w:leader="dot" w:pos="9508"/>
-        </w:tabs>
-        <w:rPr>
-          <w:noProof/>
-        </w:rPr>
-      </w:pPr>
-      <w:hyperlink w:anchor="_Toc234904705" w:history="1">
-        <w:r>
-          <w:rPr>
-            <w:rStyle w:val="Hyperlink"/>
-            <w:noProof/>
-          </w:rPr>
-          <w:t>1.4 Key terms</w:t>
-        </w:r>
-        <w:r>
-          <w:rPr>
-            <w:noProof/>
-            <w:webHidden/>
-          </w:rPr>
-          <w:tab/>
-        </w:r>
-        <w:r>
-          <w:rPr>
-            <w:noProof/>
-            <w:webHidden/>
-          </w:rPr>
-          <w:fldChar w:fldCharType="begin"/>
-        </w:r>
-        <w:r>
-          <w:rPr>
-            <w:noProof/>
-            <w:webHidden/>
-          </w:rPr>
-          <w:instrText xml:space="preserve"> PAGEREF _Toc234904705 \h </w:instrText>
-        </w:r>
-        <w:r>
-          <w:rPr>
-            <w:noProof/>
-            <w:webHidden/>
-          </w:rPr>
-        </w:r>
-        <w:r>
-          <w:rPr>
-            <w:noProof/>
-            <w:webHidden/>
-          </w:rPr>
-          <w:fldChar w:fldCharType="separate"/>
-        </w:r>
-        <w:r>
-          <w:rPr>
-            <w:noProof/>
-            <w:webHidden/>
-          </w:rPr>
-          <w:t>4</w:t>
-        </w:r>
-        <w:r>
-          <w:rPr>
-            <w:noProof/>
-            <w:webHidden/>
-          </w:rPr>
-          <w:fldChar w:fldCharType="end"/>
-        </w:r>
-      </w:hyperlink>
+      </w:pPr>
+      <w:r>
+        <w:t>1.4 Key terms</w:t>
+        <w:tab/>
+        <w:t>4</w:t>
+      </w:r>
     </w:p>
     <w:p>
       <w:pPr>
         <w:pStyle w:val="TOC1"/>
-        <w:tabs>
-          <w:tab w:val="right" w:leader="dot" w:pos="9508"/>
-        </w:tabs>
-        <w:rPr>
-          <w:noProof/>
-        </w:rPr>
-      </w:pPr>
-      <w:hyperlink w:anchor="_Toc234904706" w:history="1">
-        <w:r>
-          <w:rPr>
-            <w:rStyle w:val="Hyperlink"/>
-            <w:noProof/>
-          </w:rPr>
-          <w:t>2. Getting Started</w:t>
-        </w:r>
-        <w:r>
-          <w:rPr>
-            <w:noProof/>
-            <w:webHidden/>
-          </w:rPr>
-          <w:tab/>
-        </w:r>
-        <w:r>
-          <w:rPr>
-            <w:noProof/>
-            <w:webHidden/>
-          </w:rPr>
-          <w:fldChar w:fldCharType="begin"/>
-        </w:r>
-        <w:r>
-          <w:rPr>
-            <w:noProof/>
-            <w:webHidden/>
-          </w:rPr>
-          <w:instrText xml:space="preserve"> PAGEREF _Toc234904706 \h </w:instrText>
-        </w:r>
-        <w:r>
-          <w:rPr>
-            <w:noProof/>
-            <w:webHidden/>
-          </w:rPr>
-        </w:r>
-        <w:r>
-          <w:rPr>
-            <w:noProof/>
-            <w:webHidden/>
-          </w:rPr>
-          <w:fldChar w:fldCharType="separate"/>
-        </w:r>
-        <w:r>
-          <w:rPr>
-            <w:noProof/>
-            <w:webHidden/>
-          </w:rPr>
-          <w:t>5</w:t>
-        </w:r>
-        <w:r>
-          <w:rPr>
-            <w:noProof/>
-            <w:webHidden/>
-          </w:rPr>
-          <w:fldChar w:fldCharType="end"/>
-        </w:r>
-      </w:hyperlink>
+      </w:pPr>
+      <w:r>
+        <w:t>2. Getting Started</w:t>
+        <w:tab/>
+        <w:t>5</w:t>
+      </w:r>
     </w:p>
     <w:p>
       <w:pPr>
         <w:pStyle w:val="TOC2"/>
-        <w:tabs>
-          <w:tab w:val="right" w:leader="dot" w:pos="9508"/>
-        </w:tabs>
-        <w:rPr>
-          <w:noProof/>
-        </w:rPr>
-      </w:pPr>
-      <w:hyperlink w:anchor="_Toc234904707" w:history="1">
-        <w:r>
-          <w:rPr>
-            <w:rStyle w:val="Hyperlink"/>
-            <w:noProof/>
-          </w:rPr>
-          <w:t>2.1 Opening the tool</w:t>
-        </w:r>
-        <w:r>
-          <w:rPr>
-            <w:noProof/>
-            <w:webHidden/>
-          </w:rPr>
-          <w:tab/>
-        </w:r>
-        <w:r>
-          <w:rPr>
-            <w:noProof/>
-            <w:webHidden/>
-          </w:rPr>
-          <w:fldChar w:fldCharType="begin"/>
-        </w:r>
-        <w:r>
-          <w:rPr>
-            <w:noProof/>
-            <w:webHidden/>
-          </w:rPr>
-          <w:instrText xml:space="preserve"> PAGEREF _Toc234904707 \h </w:instrText>
-        </w:r>
-        <w:r>
-          <w:rPr>
-            <w:noProof/>
-            <w:webHidden/>
-          </w:rPr>
-        </w:r>
-        <w:r>
-          <w:rPr>
-            <w:noProof/>
-            <w:webHidden/>
-          </w:rPr>
-          <w:fldChar w:fldCharType="separate"/>
-        </w:r>
-        <w:r>
-          <w:rPr>
-            <w:noProof/>
-            <w:webHidden/>
-          </w:rPr>
-          <w:t>5</w:t>
-        </w:r>
-        <w:r>
-          <w:rPr>
-            <w:noProof/>
-            <w:webHidden/>
-          </w:rPr>
-          <w:fldChar w:fldCharType="end"/>
-        </w:r>
-      </w:hyperlink>
+      </w:pPr>
+      <w:r>
+        <w:t>2.1 Opening the tool</w:t>
+        <w:tab/>
+        <w:t>5</w:t>
+      </w:r>
     </w:p>
     <w:p>
       <w:pPr>
         <w:pStyle w:val="TOC2"/>
-        <w:tabs>
-          <w:tab w:val="right" w:leader="dot" w:pos="9508"/>
-        </w:tabs>
-        <w:rPr>
-          <w:noProof/>
-        </w:rPr>
-      </w:pPr>
-      <w:hyperlink w:anchor="_Toc234904708" w:history="1">
-        <w:r>
-          <w:rPr>
-            <w:rStyle w:val="Hyperlink"/>
-            <w:noProof/>
-          </w:rPr>
-          <w:t>2.2 The interface at a glance</w:t>
-        </w:r>
-        <w:r>
-          <w:rPr>
-            <w:noProof/>
-            <w:webHidden/>
-          </w:rPr>
-          <w:tab/>
-        </w:r>
-        <w:r>
-          <w:rPr>
-            <w:noProof/>
-            <w:webHidden/>
-          </w:rPr>
-          <w:fldChar w:fldCharType="begin"/>
-        </w:r>
-        <w:r>
-          <w:rPr>
-            <w:noProof/>
-            <w:webHidden/>
-          </w:rPr>
-          <w:instrText xml:space="preserve"> PAGEREF _Toc234904708 \h </w:instrText>
-        </w:r>
-        <w:r>
-          <w:rPr>
-            <w:noProof/>
-            <w:webHidden/>
-          </w:rPr>
-        </w:r>
-        <w:r>
-          <w:rPr>
-            <w:noProof/>
-            <w:webHidden/>
-          </w:rPr>
-          <w:fldChar w:fldCharType="separate"/>
-        </w:r>
-        <w:r>
-          <w:rPr>
-            <w:noProof/>
-            <w:webHidden/>
-          </w:rPr>
-          <w:t>5</w:t>
-        </w:r>
-        <w:r>
-          <w:rPr>
-            <w:noProof/>
-            <w:webHidden/>
-          </w:rPr>
-          <w:fldChar w:fldCharType="end"/>
-        </w:r>
-      </w:hyperlink>
+      </w:pPr>
+      <w:r>
+        <w:t>2.2 The interface at a glance</w:t>
+        <w:tab/>
+        <w:t>5</w:t>
+      </w:r>
     </w:p>
     <w:p>
       <w:pPr>
         <w:pStyle w:val="TOC2"/>
-        <w:tabs>
-          <w:tab w:val="right" w:leader="dot" w:pos="9508"/>
-        </w:tabs>
-        <w:rPr>
-          <w:noProof/>
-        </w:rPr>
-      </w:pPr>
-      <w:hyperlink w:anchor="_Toc234904709" w:history="1">
-        <w:r>
-          <w:rPr>
-            <w:rStyle w:val="Hyperlink"/>
-            <w:noProof/>
-          </w:rPr>
-          <w:t>2.3 Explore with the sample course</w:t>
-        </w:r>
-        <w:r>
-          <w:rPr>
-            <w:noProof/>
-            <w:webHidden/>
-          </w:rPr>
-          <w:tab/>
-        </w:r>
-        <w:r>
-          <w:rPr>
-            <w:noProof/>
-            <w:webHidden/>
-          </w:rPr>
-          <w:fldChar w:fldCharType="begin"/>
-        </w:r>
-        <w:r>
-          <w:rPr>
-            <w:noProof/>
-            <w:webHidden/>
-          </w:rPr>
-          <w:instrText xml:space="preserve"> PAGEREF _Toc234904709 \h </w:instrText>
-        </w:r>
-        <w:r>
-          <w:rPr>
-            <w:noProof/>
-            <w:webHidden/>
-          </w:rPr>
-        </w:r>
-        <w:r>
-          <w:rPr>
-            <w:noProof/>
-            <w:webHidden/>
-          </w:rPr>
-          <w:fldChar w:fldCharType="separate"/>
-        </w:r>
-        <w:r>
-          <w:rPr>
-            <w:noProof/>
-            <w:webHidden/>
-          </w:rPr>
-          <w:t>5</w:t>
-        </w:r>
-        <w:r>
-          <w:rPr>
-            <w:noProof/>
-            <w:webHidden/>
-          </w:rPr>
-          <w:fldChar w:fldCharType="end"/>
-        </w:r>
-      </w:hyperlink>
+      </w:pPr>
+      <w:r>
+        <w:t>2.3 Explore with the sample course</w:t>
+        <w:tab/>
+        <w:t>5</w:t>
+      </w:r>
     </w:p>
     <w:p>
       <w:pPr>
         <w:pStyle w:val="TOC2"/>
-        <w:tabs>
-          <w:tab w:val="right" w:leader="dot" w:pos="9508"/>
-        </w:tabs>
-        <w:rPr>
-          <w:noProof/>
-        </w:rPr>
-      </w:pPr>
-      <w:hyperlink w:anchor="_Toc234904710" w:history="1">
-        <w:r>
-          <w:rPr>
-            <w:rStyle w:val="Hyperlink"/>
-            <w:noProof/>
-          </w:rPr>
-          <w:t>2.4 Create your own course</w:t>
-        </w:r>
-        <w:r>
-          <w:rPr>
-            <w:noProof/>
-            <w:webHidden/>
-          </w:rPr>
-          <w:tab/>
-        </w:r>
-        <w:r>
-          <w:rPr>
-            <w:noProof/>
-            <w:webHidden/>
-          </w:rPr>
-          <w:fldChar w:fldCharType="begin"/>
-        </w:r>
-        <w:r>
-          <w:rPr>
-            <w:noProof/>
-            <w:webHidden/>
-          </w:rPr>
-          <w:instrText xml:space="preserve"> PAGEREF _Toc234904710 \h </w:instrText>
-        </w:r>
-        <w:r>
-          <w:rPr>
-            <w:noProof/>
-            <w:webHidden/>
-          </w:rPr>
-        </w:r>
-        <w:r>
-          <w:rPr>
-            <w:noProof/>
-            <w:webHidden/>
-          </w:rPr>
-          <w:fldChar w:fldCharType="separate"/>
-        </w:r>
-        <w:r>
-          <w:rPr>
-            <w:noProof/>
-            <w:webHidden/>
-          </w:rPr>
-          <w:t>5</w:t>
-        </w:r>
-        <w:r>
-          <w:rPr>
-            <w:noProof/>
-            <w:webHidden/>
-          </w:rPr>
-          <w:fldChar w:fldCharType="end"/>
-        </w:r>
-      </w:hyperlink>
+      </w:pPr>
+      <w:r>
+        <w:t>2.4 Create your own course</w:t>
+        <w:tab/>
+        <w:t>5</w:t>
+      </w:r>
+    </w:p>
+    <w:p>
+      <w:pPr>
+        <w:pStyle w:val="TOC2"/>
+      </w:pPr>
+      <w:r>
+        <w:t>2.5 The Dashboard: your Suggested Workflow</w:t>
+        <w:tab/>
+        <w:t>6</w:t>
+      </w:r>
     </w:p>
     <w:p>
       <w:pPr>
         <w:pStyle w:val="TOC1"/>
-        <w:tabs>
-          <w:tab w:val="right" w:leader="dot" w:pos="9508"/>
-        </w:tabs>
-        <w:rPr>
-          <w:noProof/>
-        </w:rPr>
-      </w:pPr>
-      <w:hyperlink w:anchor="_Toc234904711" w:history="1">
-        <w:r>
-          <w:rPr>
-            <w:rStyle w:val="Hyperlink"/>
-            <w:noProof/>
-          </w:rPr>
-          <w:t>3. Keeping Your Data Safe</w:t>
-        </w:r>
-        <w:r>
-          <w:rPr>
-            <w:noProof/>
-            <w:webHidden/>
-          </w:rPr>
-          <w:tab/>
-        </w:r>
-        <w:r>
-          <w:rPr>
-            <w:noProof/>
-            <w:webHidden/>
-          </w:rPr>
-          <w:fldChar w:fldCharType="begin"/>
-        </w:r>
-        <w:r>
-          <w:rPr>
-            <w:noProof/>
-            <w:webHidden/>
-          </w:rPr>
-          <w:instrText xml:space="preserve"> PAGEREF _Toc234904711 \h </w:instrText>
-        </w:r>
-        <w:r>
-          <w:rPr>
-            <w:noProof/>
-            <w:webHidden/>
-          </w:rPr>
-        </w:r>
-        <w:r>
-          <w:rPr>
-            <w:noProof/>
-            <w:webHidden/>
-          </w:rPr>
-          <w:fldChar w:fldCharType="separate"/>
-        </w:r>
-        <w:r>
-          <w:rPr>
-            <w:noProof/>
-            <w:webHidden/>
-          </w:rPr>
-          <w:t>5</w:t>
-        </w:r>
-        <w:r>
-          <w:rPr>
-            <w:noProof/>
-            <w:webHidden/>
-          </w:rPr>
-          <w:fldChar w:fldCharType="end"/>
-        </w:r>
-      </w:hyperlink>
+      </w:pPr>
+      <w:r>
+        <w:t>3. Keeping Your Data Safe</w:t>
+        <w:tab/>
+        <w:t>6</w:t>
+      </w:r>
     </w:p>
     <w:p>
       <w:pPr>
         <w:pStyle w:val="TOC2"/>
-        <w:tabs>
-          <w:tab w:val="right" w:leader="dot" w:pos="9508"/>
-        </w:tabs>
-        <w:rPr>
-          <w:noProof/>
-        </w:rPr>
-      </w:pPr>
-      <w:hyperlink w:anchor="_Toc234904712" w:history="1">
-        <w:r>
-          <w:rPr>
-            <w:rStyle w:val="Hyperlink"/>
-            <w:noProof/>
-          </w:rPr>
-          <w:t>3.1 Work on a file (strongly recommended)</w:t>
-        </w:r>
-        <w:r>
-          <w:rPr>
-            <w:noProof/>
-            <w:webHidden/>
-          </w:rPr>
-          <w:tab/>
-        </w:r>
-        <w:r>
-          <w:rPr>
-            <w:noProof/>
-            <w:webHidden/>
-          </w:rPr>
-          <w:fldChar w:fldCharType="begin"/>
-        </w:r>
-        <w:r>
-          <w:rPr>
-            <w:noProof/>
-            <w:webHidden/>
-          </w:rPr>
-          <w:instrText xml:space="preserve"> PAGEREF _Toc234904712 \h </w:instrText>
-        </w:r>
-        <w:r>
-          <w:rPr>
-            <w:noProof/>
-            <w:webHidden/>
-          </w:rPr>
-        </w:r>
-        <w:r>
-          <w:rPr>
-            <w:noProof/>
-            <w:webHidden/>
-          </w:rPr>
-          <w:fldChar w:fldCharType="separate"/>
-        </w:r>
-        <w:r>
-          <w:rPr>
-            <w:noProof/>
-            <w:webHidden/>
-          </w:rPr>
-          <w:t>5</w:t>
-        </w:r>
-        <w:r>
-          <w:rPr>
-            <w:noProof/>
-            <w:webHidden/>
-          </w:rPr>
-          <w:fldChar w:fldCharType="end"/>
-        </w:r>
-      </w:hyperlink>
+      </w:pPr>
+      <w:r>
+        <w:t>3.1 Work on a file (strongly recommended)</w:t>
+        <w:tab/>
+        <w:t>6</w:t>
+      </w:r>
     </w:p>
     <w:p>
       <w:pPr>
         <w:pStyle w:val="TOC2"/>
-        <w:tabs>
-          <w:tab w:val="right" w:leader="dot" w:pos="9508"/>
-        </w:tabs>
-        <w:rPr>
-          <w:noProof/>
-        </w:rPr>
-      </w:pPr>
-      <w:hyperlink w:anchor="_Toc234904713" w:history="1">
-        <w:r>
-          <w:rPr>
-            <w:rStyle w:val="Hyperlink"/>
-            <w:noProof/>
-          </w:rPr>
-          <w:t>3.2 If you do not link a file</w:t>
-        </w:r>
-        <w:r>
-          <w:rPr>
-            <w:noProof/>
-            <w:webHidden/>
-          </w:rPr>
-          <w:tab/>
-        </w:r>
-        <w:r>
-          <w:rPr>
-            <w:noProof/>
-            <w:webHidden/>
-          </w:rPr>
-          <w:fldChar w:fldCharType="begin"/>
-        </w:r>
-        <w:r>
-          <w:rPr>
-            <w:noProof/>
-            <w:webHidden/>
-          </w:rPr>
-          <w:instrText xml:space="preserve"> PAGEREF _Toc234904713 \h </w:instrText>
-        </w:r>
-        <w:r>
-          <w:rPr>
-            <w:noProof/>
-            <w:webHidden/>
-          </w:rPr>
-        </w:r>
-        <w:r>
-          <w:rPr>
-            <w:noProof/>
-            <w:webHidden/>
-          </w:rPr>
-          <w:fldChar w:fldCharType="separate"/>
-        </w:r>
-        <w:r>
-          <w:rPr>
-            <w:noProof/>
-            <w:webHidden/>
-          </w:rPr>
-          <w:t>6</w:t>
-        </w:r>
-        <w:r>
-          <w:rPr>
-            <w:noProof/>
-            <w:webHidden/>
-          </w:rPr>
-          <w:fldChar w:fldCharType="end"/>
-        </w:r>
-      </w:hyperlink>
+      </w:pPr>
+      <w:r>
+        <w:t>3.2 If you do not link a file</w:t>
+        <w:tab/>
+        <w:t>6</w:t>
+      </w:r>
     </w:p>
     <w:p>
       <w:pPr>
         <w:pStyle w:val="TOC2"/>
-        <w:tabs>
-          <w:tab w:val="right" w:leader="dot" w:pos="9508"/>
-        </w:tabs>
-        <w:rPr>
-          <w:noProof/>
-        </w:rPr>
-      </w:pPr>
-      <w:hyperlink w:anchor="_Toc234904714" w:history="1">
-        <w:r>
-          <w:rPr>
-            <w:rStyle w:val="Hyperlink"/>
-            <w:noProof/>
-          </w:rPr>
-          <w:t>3.3 Sharing and backups</w:t>
-        </w:r>
-        <w:r>
-          <w:rPr>
-            <w:noProof/>
-            <w:webHidden/>
-          </w:rPr>
-          <w:tab/>
-        </w:r>
-        <w:r>
-          <w:rPr>
-            <w:noProof/>
-            <w:webHidden/>
-          </w:rPr>
-          <w:fldChar w:fldCharType="begin"/>
-        </w:r>
-        <w:r>
-          <w:rPr>
-            <w:noProof/>
-            <w:webHidden/>
-          </w:rPr>
-          <w:instrText xml:space="preserve"> PAGEREF _Toc234904714 \h </w:instrText>
-        </w:r>
-        <w:r>
-          <w:rPr>
-            <w:noProof/>
-            <w:webHidden/>
-          </w:rPr>
-        </w:r>
-        <w:r>
-          <w:rPr>
-            <w:noProof/>
-            <w:webHidden/>
-          </w:rPr>
-          <w:fldChar w:fldCharType="separate"/>
-        </w:r>
-        <w:r>
-          <w:rPr>
-            <w:noProof/>
-            <w:webHidden/>
-          </w:rPr>
-          <w:t>6</w:t>
-        </w:r>
-        <w:r>
-          <w:rPr>
-            <w:noProof/>
-            <w:webHidden/>
-          </w:rPr>
-          <w:fldChar w:fldCharType="end"/>
-        </w:r>
-      </w:hyperlink>
+      </w:pPr>
+      <w:r>
+        <w:t>3.3 Sharing and backups</w:t>
+        <w:tab/>
+        <w:t>6</w:t>
+      </w:r>
     </w:p>
     <w:p>
       <w:pPr>
         <w:pStyle w:val="TOC1"/>
-        <w:tabs>
-          <w:tab w:val="right" w:leader="dot" w:pos="9508"/>
-        </w:tabs>
-        <w:rPr>
-          <w:noProof/>
-        </w:rPr>
-      </w:pPr>
-      <w:hyperlink w:anchor="_Toc234904715" w:history="1">
-        <w:r>
-          <w:rPr>
-            <w:rStyle w:val="Hyperlink"/>
-            <w:noProof/>
-          </w:rPr>
-          <w:t>4. Semester Workflow — Step by Step</w:t>
-        </w:r>
-        <w:r>
-          <w:rPr>
-            <w:noProof/>
-            <w:webHidden/>
-          </w:rPr>
-          <w:tab/>
-        </w:r>
-        <w:r>
-          <w:rPr>
-            <w:noProof/>
-            <w:webHidden/>
-          </w:rPr>
-          <w:fldChar w:fldCharType="begin"/>
-        </w:r>
-        <w:r>
-          <w:rPr>
-            <w:noProof/>
-            <w:webHidden/>
-          </w:rPr>
-          <w:instrText xml:space="preserve"> PAGEREF _Toc234904715 \h </w:instrText>
-        </w:r>
-        <w:r>
-          <w:rPr>
-            <w:noProof/>
-            <w:webHidden/>
-          </w:rPr>
-        </w:r>
-        <w:r>
-          <w:rPr>
-            <w:noProof/>
-            <w:webHidden/>
-          </w:rPr>
-          <w:fldChar w:fldCharType="separate"/>
-        </w:r>
-        <w:r>
-          <w:rPr>
-            <w:noProof/>
-            <w:webHidden/>
-          </w:rPr>
-          <w:t>6</w:t>
-        </w:r>
-        <w:r>
-          <w:rPr>
-            <w:noProof/>
-            <w:webHidden/>
-          </w:rPr>
-          <w:fldChar w:fldCharType="end"/>
-        </w:r>
-      </w:hyperlink>
+      </w:pPr>
+      <w:r>
+        <w:t>4. Semester Workflow — Step by Step</w:t>
+        <w:tab/>
+        <w:t>7</w:t>
+      </w:r>
     </w:p>
     <w:p>
       <w:pPr>
         <w:pStyle w:val="TOC2"/>
-        <w:tabs>
-          <w:tab w:val="right" w:leader="dot" w:pos="9508"/>
-        </w:tabs>
-        <w:rPr>
-          <w:noProof/>
-        </w:rPr>
-      </w:pPr>
-      <w:hyperlink w:anchor="_Toc234904716" w:history="1">
-        <w:r>
-          <w:rPr>
-            <w:rStyle w:val="Hyperlink"/>
-            <w:noProof/>
-          </w:rPr>
-          <w:t>4.1 Course Info and attainment settings</w:t>
-        </w:r>
-        <w:r>
-          <w:rPr>
-            <w:noProof/>
-            <w:webHidden/>
-          </w:rPr>
-          <w:tab/>
-        </w:r>
-        <w:r>
-          <w:rPr>
-            <w:noProof/>
-            <w:webHidden/>
-          </w:rPr>
-          <w:fldChar w:fldCharType="begin"/>
-        </w:r>
-        <w:r>
-          <w:rPr>
-            <w:noProof/>
-            <w:webHidden/>
-          </w:rPr>
-          <w:instrText xml:space="preserve"> PAGEREF _Toc234904716 \h </w:instrText>
-        </w:r>
-        <w:r>
-          <w:rPr>
-            <w:noProof/>
-            <w:webHidden/>
-          </w:rPr>
-        </w:r>
-        <w:r>
-          <w:rPr>
-            <w:noProof/>
-            <w:webHidden/>
-          </w:rPr>
-          <w:fldChar w:fldCharType="separate"/>
-        </w:r>
-        <w:r>
-          <w:rPr>
-            <w:noProof/>
-            <w:webHidden/>
-          </w:rPr>
-          <w:t>6</w:t>
-        </w:r>
-        <w:r>
-          <w:rPr>
-            <w:noProof/>
-            <w:webHidden/>
-          </w:rPr>
-          <w:fldChar w:fldCharType="end"/>
-        </w:r>
-      </w:hyperlink>
+      </w:pPr>
+      <w:r>
+        <w:t>4.1 Course Info and attainment settings</w:t>
+        <w:tab/>
+        <w:t>7</w:t>
+      </w:r>
     </w:p>
     <w:p>
       <w:pPr>
         <w:pStyle w:val="TOC2"/>
-        <w:tabs>
-          <w:tab w:val="right" w:leader="dot" w:pos="9508"/>
-        </w:tabs>
-        <w:rPr>
-          <w:noProof/>
-        </w:rPr>
-      </w:pPr>
-      <w:hyperlink w:anchor="_Toc234904717" w:history="1">
-        <w:r>
-          <w:rPr>
-            <w:rStyle w:val="Hyperlink"/>
-            <w:noProof/>
-          </w:rPr>
-          <w:t>4.2 Course Outcomes and CO-PO mapping</w:t>
-        </w:r>
-        <w:r>
-          <w:rPr>
-            <w:noProof/>
-            <w:webHidden/>
-          </w:rPr>
-          <w:tab/>
-        </w:r>
-        <w:r>
-          <w:rPr>
-            <w:noProof/>
-            <w:webHidden/>
-          </w:rPr>
-          <w:fldChar w:fldCharType="begin"/>
-        </w:r>
-        <w:r>
-          <w:rPr>
-            <w:noProof/>
-            <w:webHidden/>
-          </w:rPr>
-          <w:instrText xml:space="preserve"> PAGEREF _Toc234904717 \h </w:instrText>
-        </w:r>
-        <w:r>
-          <w:rPr>
-            <w:noProof/>
-            <w:webHidden/>
-          </w:rPr>
-        </w:r>
-        <w:r>
-          <w:rPr>
-            <w:noProof/>
-            <w:webHidden/>
-          </w:rPr>
-          <w:fldChar w:fldCharType="separate"/>
-        </w:r>
-        <w:r>
-          <w:rPr>
-            <w:noProof/>
-            <w:webHidden/>
-          </w:rPr>
-          <w:t>6</w:t>
-        </w:r>
-        <w:r>
-          <w:rPr>
-            <w:noProof/>
-            <w:webHidden/>
-          </w:rPr>
-          <w:fldChar w:fldCharType="end"/>
-        </w:r>
-      </w:hyperlink>
+      </w:pPr>
+      <w:r>
+        <w:t>4.2 Course Outcomes and CO-PO mapping</w:t>
+        <w:tab/>
+        <w:t>7</w:t>
+      </w:r>
     </w:p>
     <w:p>
       <w:pPr>
         <w:pStyle w:val="TOC2"/>
-        <w:tabs>
-          <w:tab w:val="right" w:leader="dot" w:pos="9508"/>
-        </w:tabs>
-        <w:rPr>
-          <w:noProof/>
-        </w:rPr>
-      </w:pPr>
-      <w:hyperlink w:anchor="_Toc234904718" w:history="1">
-        <w:r>
-          <w:rPr>
-            <w:rStyle w:val="Hyperlink"/>
-            <w:noProof/>
-          </w:rPr>
-          <w:t>4.3 T&amp;L (CQI-aware recommendations)</w:t>
-        </w:r>
-        <w:r>
-          <w:rPr>
-            <w:noProof/>
-            <w:webHidden/>
-          </w:rPr>
-          <w:tab/>
-        </w:r>
-        <w:r>
-          <w:rPr>
-            <w:noProof/>
-            <w:webHidden/>
-          </w:rPr>
-          <w:fldChar w:fldCharType="begin"/>
-        </w:r>
-        <w:r>
-          <w:rPr>
-            <w:noProof/>
-            <w:webHidden/>
-          </w:rPr>
-          <w:instrText xml:space="preserve"> PAGEREF _Toc234904718 \h </w:instrText>
-        </w:r>
-        <w:r>
-          <w:rPr>
-            <w:noProof/>
-            <w:webHidden/>
-          </w:rPr>
-        </w:r>
-        <w:r>
-          <w:rPr>
-            <w:noProof/>
-            <w:webHidden/>
-          </w:rPr>
-          <w:fldChar w:fldCharType="separate"/>
-        </w:r>
-        <w:r>
-          <w:rPr>
-            <w:noProof/>
-            <w:webHidden/>
-          </w:rPr>
-          <w:t>7</w:t>
-        </w:r>
-        <w:r>
-          <w:rPr>
-            <w:noProof/>
-            <w:webHidden/>
-          </w:rPr>
-          <w:fldChar w:fldCharType="end"/>
-        </w:r>
-      </w:hyperlink>
+      </w:pPr>
+      <w:r>
+        <w:t>4.3 T&amp;L (CQI-aware recommendations)</w:t>
+        <w:tab/>
+        <w:t>7</w:t>
+      </w:r>
     </w:p>
     <w:p>
       <w:pPr>
         <w:pStyle w:val="TOC2"/>
-        <w:tabs>
-          <w:tab w:val="right" w:leader="dot" w:pos="9508"/>
-        </w:tabs>
-        <w:rPr>
-          <w:noProof/>
-        </w:rPr>
-      </w:pPr>
-      <w:hyperlink w:anchor="_Toc234904719" w:history="1">
-        <w:r>
-          <w:rPr>
-            <w:rStyle w:val="Hyperlink"/>
-            <w:noProof/>
-          </w:rPr>
-          <w:t>4.4 Assessment plan</w:t>
-        </w:r>
-        <w:r>
-          <w:rPr>
-            <w:noProof/>
-            <w:webHidden/>
-          </w:rPr>
-          <w:tab/>
-        </w:r>
-        <w:r>
-          <w:rPr>
-            <w:noProof/>
-            <w:webHidden/>
-          </w:rPr>
-          <w:fldChar w:fldCharType="begin"/>
-        </w:r>
-        <w:r>
-          <w:rPr>
-            <w:noProof/>
-            <w:webHidden/>
-          </w:rPr>
-          <w:instrText xml:space="preserve"> PAGEREF _Toc234904719 \h </w:instrText>
-        </w:r>
-        <w:r>
-          <w:rPr>
-            <w:noProof/>
-            <w:webHidden/>
-          </w:rPr>
-        </w:r>
-        <w:r>
-          <w:rPr>
-            <w:noProof/>
-            <w:webHidden/>
-          </w:rPr>
-          <w:fldChar w:fldCharType="separate"/>
-        </w:r>
-        <w:r>
-          <w:rPr>
-            <w:noProof/>
-            <w:webHidden/>
-          </w:rPr>
-          <w:t>7</w:t>
-        </w:r>
-        <w:r>
-          <w:rPr>
-            <w:noProof/>
-            <w:webHidden/>
-          </w:rPr>
-          <w:fldChar w:fldCharType="end"/>
-        </w:r>
-      </w:hyperlink>
+      </w:pPr>
+      <w:r>
+        <w:t>4.4 Assessment plan</w:t>
+        <w:tab/>
+        <w:t>9</w:t>
+      </w:r>
     </w:p>
     <w:p>
       <w:pPr>
         <w:pStyle w:val="TOC2"/>
-        <w:tabs>
-          <w:tab w:val="right" w:leader="dot" w:pos="9508"/>
-        </w:tabs>
-        <w:rPr>
-          <w:noProof/>
-        </w:rPr>
-      </w:pPr>
-      <w:hyperlink w:anchor="_Toc234904720" w:history="1">
-        <w:r>
-          <w:rPr>
-            <w:rStyle w:val="Hyperlink"/>
-            <w:noProof/>
-          </w:rPr>
-          <w:t>4.5 Students and marks</w:t>
-        </w:r>
-        <w:r>
-          <w:rPr>
-            <w:noProof/>
-            <w:webHidden/>
-          </w:rPr>
-          <w:tab/>
-        </w:r>
-        <w:r>
-          <w:rPr>
-            <w:noProof/>
-            <w:webHidden/>
-          </w:rPr>
-          <w:fldChar w:fldCharType="begin"/>
-        </w:r>
-        <w:r>
-          <w:rPr>
-            <w:noProof/>
-            <w:webHidden/>
-          </w:rPr>
-          <w:instrText xml:space="preserve"> PAGEREF _Toc234904720 \h </w:instrText>
-        </w:r>
-        <w:r>
-          <w:rPr>
-            <w:noProof/>
-            <w:webHidden/>
-          </w:rPr>
-        </w:r>
-        <w:r>
-          <w:rPr>
-            <w:noProof/>
-            <w:webHidden/>
-          </w:rPr>
-          <w:fldChar w:fldCharType="separate"/>
-        </w:r>
-        <w:r>
-          <w:rPr>
-            <w:noProof/>
-            <w:webHidden/>
-          </w:rPr>
-          <w:t>7</w:t>
-        </w:r>
-        <w:r>
-          <w:rPr>
-            <w:noProof/>
-            <w:webHidden/>
-          </w:rPr>
-          <w:fldChar w:fldCharType="end"/>
-        </w:r>
-      </w:hyperlink>
+      </w:pPr>
+      <w:r>
+        <w:t>4.5 The CA tab — verifying constructive alignment</w:t>
+        <w:tab/>
+        <w:t>10</w:t>
+      </w:r>
     </w:p>
     <w:p>
       <w:pPr>
         <w:pStyle w:val="TOC2"/>
-        <w:tabs>
-          <w:tab w:val="right" w:leader="dot" w:pos="9508"/>
-        </w:tabs>
-        <w:rPr>
-          <w:noProof/>
-        </w:rPr>
-      </w:pPr>
-      <w:hyperlink w:anchor="_Toc234904721" w:history="1">
-        <w:r>
-          <w:rPr>
-            <w:rStyle w:val="Hyperlink"/>
-            <w:noProof/>
-          </w:rPr>
-          <w:t>4.6 Attainment: direct, indirect, combined</w:t>
-        </w:r>
-        <w:r>
-          <w:rPr>
-            <w:noProof/>
-            <w:webHidden/>
-          </w:rPr>
-          <w:tab/>
-        </w:r>
-        <w:r>
-          <w:rPr>
-            <w:noProof/>
-            <w:webHidden/>
-          </w:rPr>
-          <w:fldChar w:fldCharType="begin"/>
-        </w:r>
-        <w:r>
-          <w:rPr>
-            <w:noProof/>
-            <w:webHidden/>
-          </w:rPr>
-          <w:instrText xml:space="preserve"> PAGEREF _Toc234904721 \h </w:instrText>
-        </w:r>
-        <w:r>
-          <w:rPr>
-            <w:noProof/>
-            <w:webHidden/>
-          </w:rPr>
-        </w:r>
-        <w:r>
-          <w:rPr>
-            <w:noProof/>
-            <w:webHidden/>
-          </w:rPr>
-          <w:fldChar w:fldCharType="separate"/>
-        </w:r>
-        <w:r>
-          <w:rPr>
-            <w:noProof/>
-            <w:webHidden/>
-          </w:rPr>
-          <w:t>8</w:t>
-        </w:r>
-        <w:r>
-          <w:rPr>
-            <w:noProof/>
-            <w:webHidden/>
-          </w:rPr>
-          <w:fldChar w:fldCharType="end"/>
-        </w:r>
-      </w:hyperlink>
+      </w:pPr>
+      <w:r>
+        <w:t>4.6 Students and marks</w:t>
+        <w:tab/>
+        <w:t>11</w:t>
+      </w:r>
     </w:p>
     <w:p>
       <w:pPr>
         <w:pStyle w:val="TOC2"/>
-        <w:tabs>
-          <w:tab w:val="right" w:leader="dot" w:pos="9508"/>
-        </w:tabs>
-        <w:rPr>
-          <w:noProof/>
-        </w:rPr>
-      </w:pPr>
-      <w:hyperlink w:anchor="_Toc234904722" w:history="1">
-        <w:r>
-          <w:rPr>
-            <w:rStyle w:val="Hyperlink"/>
-            <w:noProof/>
-          </w:rPr>
-          <w:t>4.7 Accreditation Documents</w:t>
-        </w:r>
-        <w:r>
-          <w:rPr>
-            <w:noProof/>
-            <w:webHidden/>
-          </w:rPr>
-          <w:tab/>
-        </w:r>
-        <w:r>
-          <w:rPr>
-            <w:noProof/>
-            <w:webHidden/>
-          </w:rPr>
-          <w:fldChar w:fldCharType="begin"/>
-        </w:r>
-        <w:r>
-          <w:rPr>
-            <w:noProof/>
-            <w:webHidden/>
-          </w:rPr>
-          <w:instrText xml:space="preserve"> PAGEREF _Toc234904722 \h </w:instrText>
-        </w:r>
-        <w:r>
-          <w:rPr>
-            <w:noProof/>
-            <w:webHidden/>
-          </w:rPr>
-        </w:r>
-        <w:r>
-          <w:rPr>
-            <w:noProof/>
-            <w:webHidden/>
-          </w:rPr>
-          <w:fldChar w:fldCharType="separate"/>
-        </w:r>
-        <w:r>
-          <w:rPr>
-            <w:noProof/>
-            <w:webHidden/>
-          </w:rPr>
-          <w:t>8</w:t>
-        </w:r>
-        <w:r>
-          <w:rPr>
-            <w:noProof/>
-            <w:webHidden/>
-          </w:rPr>
-          <w:fldChar w:fldCharType="end"/>
-        </w:r>
-      </w:hyperlink>
+      </w:pPr>
+      <w:r>
+        <w:t>4.7 Attainment: direct, indirect, combined</w:t>
+        <w:tab/>
+        <w:t>12</w:t>
+      </w:r>
     </w:p>
     <w:p>
       <w:pPr>
         <w:pStyle w:val="TOC2"/>
-        <w:tabs>
-          <w:tab w:val="right" w:leader="dot" w:pos="9508"/>
-        </w:tabs>
-        <w:rPr>
-          <w:noProof/>
-        </w:rPr>
-      </w:pPr>
-      <w:hyperlink w:anchor="_Toc234904723" w:history="1">
-        <w:r>
-          <w:rPr>
-            <w:rStyle w:val="Hyperlink"/>
-            <w:noProof/>
-          </w:rPr>
-          <w:t>4.8 The CQI tab (BAETE Criteria 3.8 and 5.4.3)</w:t>
-        </w:r>
-        <w:r>
-          <w:rPr>
-            <w:noProof/>
-            <w:webHidden/>
-          </w:rPr>
-          <w:tab/>
-        </w:r>
-        <w:r>
-          <w:rPr>
-            <w:noProof/>
-            <w:webHidden/>
-          </w:rPr>
-          <w:fldChar w:fldCharType="begin"/>
-        </w:r>
-        <w:r>
-          <w:rPr>
-            <w:noProof/>
-            <w:webHidden/>
-          </w:rPr>
-          <w:instrText xml:space="preserve"> PAGEREF _Toc234904723 \h </w:instrText>
-        </w:r>
-        <w:r>
-          <w:rPr>
-            <w:noProof/>
-            <w:webHidden/>
-          </w:rPr>
-        </w:r>
-        <w:r>
-          <w:rPr>
-            <w:noProof/>
-            <w:webHidden/>
-          </w:rPr>
-          <w:fldChar w:fldCharType="separate"/>
-        </w:r>
-        <w:r>
-          <w:rPr>
-            <w:noProof/>
-            <w:webHidden/>
-          </w:rPr>
-          <w:t>9</w:t>
-        </w:r>
-        <w:r>
-          <w:rPr>
-            <w:noProof/>
-            <w:webHidden/>
-          </w:rPr>
-          <w:fldChar w:fldCharType="end"/>
-        </w:r>
-      </w:hyperlink>
+      </w:pPr>
+      <w:r>
+        <w:t>4.8 Accreditation Documents</w:t>
+        <w:tab/>
+        <w:t>12</w:t>
+      </w:r>
+    </w:p>
+    <w:p>
+      <w:pPr>
+        <w:pStyle w:val="TOC2"/>
+      </w:pPr>
+      <w:r>
+        <w:t>4.9 The CQI tab (BAETE Criteria 3.8 and 5.4.3)</w:t>
+        <w:tab/>
+        <w:t>14</w:t>
+      </w:r>
     </w:p>
     <w:p>
       <w:pPr>
         <w:pStyle w:val="TOC1"/>
-        <w:tabs>
-          <w:tab w:val="right" w:leader="dot" w:pos="9508"/>
-        </w:tabs>
-        <w:rPr>
-          <w:noProof/>
-        </w:rPr>
-      </w:pPr>
-      <w:hyperlink w:anchor="_Toc234904724" w:history="1">
-        <w:r>
-          <w:rPr>
-            <w:rStyle w:val="Hyperlink"/>
-            <w:noProof/>
-          </w:rPr>
-          <w:t>5. Running the CQI Loop Across Semesters</w:t>
-        </w:r>
-        <w:r>
-          <w:rPr>
-            <w:noProof/>
-            <w:webHidden/>
-          </w:rPr>
-          <w:tab/>
-        </w:r>
-        <w:r>
-          <w:rPr>
-            <w:noProof/>
-            <w:webHidden/>
-          </w:rPr>
-          <w:fldChar w:fldCharType="begin"/>
-        </w:r>
-        <w:r>
-          <w:rPr>
-            <w:noProof/>
-            <w:webHidden/>
-          </w:rPr>
-          <w:instrText xml:space="preserve"> PAGEREF _Toc234904724 \h </w:instrText>
-        </w:r>
-        <w:r>
-          <w:rPr>
-            <w:noProof/>
-            <w:webHidden/>
-          </w:rPr>
-        </w:r>
-        <w:r>
-          <w:rPr>
-            <w:noProof/>
-            <w:webHidden/>
-          </w:rPr>
-          <w:fldChar w:fldCharType="separate"/>
-        </w:r>
-        <w:r>
-          <w:rPr>
-            <w:noProof/>
-            <w:webHidden/>
-          </w:rPr>
-          <w:t>9</w:t>
-        </w:r>
-        <w:r>
-          <w:rPr>
-            <w:noProof/>
-            <w:webHidden/>
-          </w:rPr>
-          <w:fldChar w:fldCharType="end"/>
-        </w:r>
-      </w:hyperlink>
+      </w:pPr>
+      <w:r>
+        <w:t>5. Running the CQI Loop Across Semesters</w:t>
+        <w:tab/>
+        <w:t>14</w:t>
+      </w:r>
     </w:p>
     <w:p>
       <w:pPr>
         <w:pStyle w:val="TOC1"/>
-        <w:tabs>
-          <w:tab w:val="right" w:leader="dot" w:pos="9508"/>
-        </w:tabs>
-        <w:rPr>
-          <w:noProof/>
-        </w:rPr>
-      </w:pPr>
-      <w:hyperlink w:anchor="_Toc234904725" w:history="1">
-        <w:r>
-          <w:rPr>
-            <w:rStyle w:val="Hyperlink"/>
-            <w:noProof/>
-          </w:rPr>
-          <w:t>6. Reference: Calculation Methods</w:t>
-        </w:r>
-        <w:r>
-          <w:rPr>
-            <w:noProof/>
-            <w:webHidden/>
-          </w:rPr>
-          <w:tab/>
-        </w:r>
-        <w:r>
-          <w:rPr>
-            <w:noProof/>
-            <w:webHidden/>
-          </w:rPr>
-          <w:fldChar w:fldCharType="begin"/>
-        </w:r>
-        <w:r>
-          <w:rPr>
-            <w:noProof/>
-            <w:webHidden/>
-          </w:rPr>
-          <w:instrText xml:space="preserve"> PAGEREF _Toc234904725 \h </w:instrText>
-        </w:r>
-        <w:r>
-          <w:rPr>
-            <w:noProof/>
-            <w:webHidden/>
-          </w:rPr>
-        </w:r>
-        <w:r>
-          <w:rPr>
-            <w:noProof/>
-            <w:webHidden/>
-          </w:rPr>
-          <w:fldChar w:fldCharType="separate"/>
-        </w:r>
-        <w:r>
-          <w:rPr>
-            <w:noProof/>
-            <w:webHidden/>
-          </w:rPr>
-          <w:t>10</w:t>
-        </w:r>
-        <w:r>
-          <w:rPr>
-            <w:noProof/>
-            <w:webHidden/>
-          </w:rPr>
-          <w:fldChar w:fldCharType="end"/>
-        </w:r>
-      </w:hyperlink>
+      </w:pPr>
+      <w:r>
+        <w:t>6. Using the AI Prompts</w:t>
+        <w:tab/>
+        <w:t>16</w:t>
+      </w:r>
+    </w:p>
+    <w:p>
+      <w:pPr>
+        <w:pStyle w:val="TOC2"/>
+      </w:pPr>
+      <w:r>
+        <w:t>6.1 The five buttons and when to reach for each</w:t>
+        <w:tab/>
+        <w:t>16</w:t>
+      </w:r>
+    </w:p>
+    <w:p>
+      <w:pPr>
+        <w:pStyle w:val="TOC2"/>
+      </w:pPr>
+      <w:r>
+        <w:t>6.2 The common workflow</w:t>
+        <w:tab/>
+        <w:t>17</w:t>
+      </w:r>
+    </w:p>
+    <w:p>
+      <w:pPr>
+        <w:pStyle w:val="TOC2"/>
+      </w:pPr>
+      <w:r>
+        <w:t>6.3 What the prompts contain — and never contain</w:t>
+        <w:tab/>
+        <w:t>17</w:t>
+      </w:r>
+    </w:p>
+    <w:p>
+      <w:pPr>
+        <w:pStyle w:val="TOC2"/>
+      </w:pPr>
+      <w:r>
+        <w:t>6.4 Guardrails and your responsibility</w:t>
+        <w:tab/>
+        <w:t>17</w:t>
+      </w:r>
+    </w:p>
+    <w:p>
+      <w:pPr>
+        <w:pStyle w:val="TOC2"/>
+      </w:pPr>
+      <w:r>
+        <w:t>6.5 Practical tips</w:t>
+        <w:tab/>
+        <w:t>17</w:t>
+      </w:r>
     </w:p>
     <w:p>
       <w:pPr>
         <w:pStyle w:val="TOC1"/>
-        <w:tabs>
-          <w:tab w:val="right" w:leader="dot" w:pos="9508"/>
-        </w:tabs>
-        <w:rPr>
-          <w:noProof/>
-        </w:rPr>
-      </w:pPr>
-      <w:hyperlink w:anchor="_Toc234904726" w:history="1">
-        <w:r>
-          <w:rPr>
-            <w:rStyle w:val="Hyperlink"/>
-            <w:noProof/>
-          </w:rPr>
-          <w:t>7. Reference: Data Formats</w:t>
-        </w:r>
-        <w:r>
-          <w:rPr>
-            <w:noProof/>
-            <w:webHidden/>
-          </w:rPr>
-          <w:tab/>
-        </w:r>
-        <w:r>
-          <w:rPr>
-            <w:noProof/>
-            <w:webHidden/>
-          </w:rPr>
-          <w:fldChar w:fldCharType="begin"/>
-        </w:r>
-        <w:r>
-          <w:rPr>
-            <w:noProof/>
-            <w:webHidden/>
-          </w:rPr>
-          <w:instrText xml:space="preserve"> PAGEREF _Toc234904726 \h </w:instrText>
-        </w:r>
-        <w:r>
-          <w:rPr>
-            <w:noProof/>
-            <w:webHidden/>
-          </w:rPr>
-        </w:r>
-        <w:r>
-          <w:rPr>
-            <w:noProof/>
-            <w:webHidden/>
-          </w:rPr>
-          <w:fldChar w:fldCharType="separate"/>
-        </w:r>
-        <w:r>
-          <w:rPr>
-            <w:noProof/>
-            <w:webHidden/>
-          </w:rPr>
-          <w:t>10</w:t>
-        </w:r>
-        <w:r>
-          <w:rPr>
-            <w:noProof/>
-            <w:webHidden/>
-          </w:rPr>
-          <w:fldChar w:fldCharType="end"/>
-        </w:r>
-      </w:hyperlink>
+      </w:pPr>
+      <w:r>
+        <w:t>7. Reference: Calculation Methods</w:t>
+        <w:tab/>
+        <w:t>18</w:t>
+      </w:r>
     </w:p>
     <w:p>
       <w:pPr>
         <w:pStyle w:val="TOC1"/>
-        <w:tabs>
-          <w:tab w:val="right" w:leader="dot" w:pos="9508"/>
-        </w:tabs>
-        <w:rPr>
-          <w:noProof/>
-        </w:rPr>
-      </w:pPr>
-      <w:hyperlink w:anchor="_Toc234904727" w:history="1">
-        <w:r>
-          <w:rPr>
-            <w:rStyle w:val="Hyperlink"/>
-            <w:noProof/>
-          </w:rPr>
-          <w:t>8. FAQ and Troubleshooting</w:t>
-        </w:r>
-        <w:r>
-          <w:rPr>
-            <w:noProof/>
-            <w:webHidden/>
-          </w:rPr>
-          <w:tab/>
-        </w:r>
-        <w:r>
-          <w:rPr>
-            <w:noProof/>
-            <w:webHidden/>
-          </w:rPr>
-          <w:fldChar w:fldCharType="begin"/>
-        </w:r>
-        <w:r>
-          <w:rPr>
-            <w:noProof/>
-            <w:webHidden/>
-          </w:rPr>
-          <w:instrText xml:space="preserve"> PAGEREF _Toc234904727 \h </w:instrText>
-        </w:r>
-        <w:r>
-          <w:rPr>
-            <w:noProof/>
-            <w:webHidden/>
-          </w:rPr>
-        </w:r>
-        <w:r>
-          <w:rPr>
-            <w:noProof/>
-            <w:webHidden/>
-          </w:rPr>
-          <w:fldChar w:fldCharType="separate"/>
-        </w:r>
-        <w:r>
-          <w:rPr>
-            <w:noProof/>
-            <w:webHidden/>
-          </w:rPr>
-          <w:t>11</w:t>
-        </w:r>
-        <w:r>
-          <w:rPr>
-            <w:noProof/>
-            <w:webHidden/>
-          </w:rPr>
-          <w:fldChar w:fldCharType="end"/>
-        </w:r>
-      </w:hyperlink>
+      </w:pPr>
+      <w:r>
+        <w:t>8. Reference: Data Formats</w:t>
+        <w:tab/>
+        <w:t>18</w:t>
+      </w:r>
     </w:p>
     <w:p>
       <w:pPr>
         <w:pStyle w:val="TOC1"/>
-        <w:tabs>
-          <w:tab w:val="right" w:leader="dot" w:pos="9508"/>
-        </w:tabs>
-        <w:rPr>
-          <w:noProof/>
-        </w:rPr>
-      </w:pPr>
-      <w:hyperlink w:anchor="_Toc234904728" w:history="1">
-        <w:r>
-          <w:rPr>
-            <w:rStyle w:val="Hyperlink"/>
-            <w:noProof/>
-          </w:rPr>
-          <w:t>9. Support</w:t>
-        </w:r>
-        <w:r>
-          <w:rPr>
-            <w:noProof/>
-            <w:webHidden/>
-          </w:rPr>
-          <w:tab/>
-        </w:r>
-        <w:r>
-          <w:rPr>
-            <w:noProof/>
-            <w:webHidden/>
-          </w:rPr>
-          <w:fldChar w:fldCharType="begin"/>
-        </w:r>
-        <w:r>
-          <w:rPr>
-            <w:noProof/>
-            <w:webHidden/>
-          </w:rPr>
-          <w:instrText xml:space="preserve"> PAGEREF _Toc234904728 \h </w:instrText>
-        </w:r>
-        <w:r>
-          <w:rPr>
-            <w:noProof/>
-            <w:webHidden/>
-          </w:rPr>
-        </w:r>
-        <w:r>
-          <w:rPr>
-            <w:noProof/>
-            <w:webHidden/>
-          </w:rPr>
-          <w:fldChar w:fldCharType="separate"/>
-        </w:r>
-        <w:r>
-          <w:rPr>
-            <w:noProof/>
-            <w:webHidden/>
-          </w:rPr>
-          <w:t>12</w:t>
-        </w:r>
-        <w:r>
-          <w:rPr>
-            <w:noProof/>
-            <w:webHidden/>
-          </w:rPr>
-          <w:fldChar w:fldCharType="end"/>
-        </w:r>
-      </w:hyperlink>
+      </w:pPr>
+      <w:r>
+        <w:t>9. FAQ and Troubleshooting</w:t>
+        <w:tab/>
+        <w:t>19</w:t>
+      </w:r>
     </w:p>
     <w:p>
       <w:pPr>
         <w:pStyle w:val="TOC1"/>
-        <w:tabs>
-          <w:tab w:val="right" w:leader="dot" w:pos="9508"/>
-        </w:tabs>
-        <w:rPr>
-          <w:noProof/>
-        </w:rPr>
-      </w:pPr>
-      <w:hyperlink w:anchor="_Toc234904729" w:history="1">
-        <w:r>
-          <w:rPr>
-            <w:rStyle w:val="Hyperlink"/>
-            <w:noProof/>
-          </w:rPr>
-          <w:t>Appendix A: The T&amp;L Activity Pool — Descriptions and Selection Justification</w:t>
-        </w:r>
-        <w:r>
-          <w:rPr>
-            <w:noProof/>
-            <w:webHidden/>
-          </w:rPr>
-          <w:tab/>
-        </w:r>
-        <w:r>
-          <w:rPr>
-            <w:noProof/>
-            <w:webHidden/>
-          </w:rPr>
-          <w:fldChar w:fldCharType="begin"/>
-        </w:r>
-        <w:r>
-          <w:rPr>
-            <w:noProof/>
-            <w:webHidden/>
-          </w:rPr>
-          <w:instrText xml:space="preserve"> PAGEREF _Toc234904729 \h </w:instrText>
-        </w:r>
-        <w:r>
-          <w:rPr>
-            <w:noProof/>
-            <w:webHidden/>
-          </w:rPr>
-        </w:r>
-        <w:r>
-          <w:rPr>
-            <w:noProof/>
-            <w:webHidden/>
-          </w:rPr>
-          <w:fldChar w:fldCharType="separate"/>
-        </w:r>
-        <w:r>
-          <w:rPr>
-            <w:noProof/>
-            <w:webHidden/>
-          </w:rPr>
-          <w:t>13</w:t>
-        </w:r>
-        <w:r>
-          <w:rPr>
-            <w:noProof/>
-            <w:webHidden/>
-          </w:rPr>
-          <w:fldChar w:fldCharType="end"/>
-        </w:r>
-      </w:hyperlink>
+      </w:pPr>
+      <w:r>
+        <w:t>10. Support</w:t>
+        <w:tab/>
+        <w:t>20</w:t>
+      </w:r>
+    </w:p>
+    <w:p>
+      <w:pPr>
+        <w:pStyle w:val="TOC1"/>
+      </w:pPr>
+      <w:r>
+        <w:t>Appendix A: The T&amp;L Activity Pool — Descriptions and Selection Justification</w:t>
+        <w:tab/>
+        <w:t>21</w:t>
+      </w:r>
     </w:p>
     <w:p>
       <w:r>
@@ -2719,7 +1050,7 @@
         <w:spacing w:after="120"/>
       </w:pPr>
       <w:r>
-        <w:t>A header at the top shows the current course (drop-down), the file-saving status, and a + New Course button. Below it, ten tabs follow the natural order of a semester:</w:t>
+        <w:t>A header at the top shows the current course (drop-down), the file-saving status, and a + New Course button. Below it, eleven tabs follow the natural order of a semester:</w:t>
       </w:r>
     </w:p>
     <w:tbl>
@@ -2916,6 +1247,34 @@
               <w:rPr>
                 <w:sz w:val="20"/>
               </w:rPr>
+              <w:t>CA</w:t>
+            </w:r>
+          </w:p>
+        </w:tc>
+        <w:tc>
+          <w:tcPr>
+            <w:tcW w:w="6803" w:type="dxa"/>
+          </w:tcPr>
+          <w:p>
+            <w:r>
+              <w:rPr>
+                <w:sz w:val="20"/>
+              </w:rPr>
+              <w:t>Live constructive-alignment check — Biggs triangles for the course and for every CO, with suggestions and one-click Adopt to close gaps (see 4.5).</w:t>
+            </w:r>
+          </w:p>
+        </w:tc>
+      </w:tr>
+      <w:tr>
+        <w:tc>
+          <w:tcPr>
+            <w:tcW w:w="2381" w:type="dxa"/>
+          </w:tcPr>
+          <w:p>
+            <w:r>
+              <w:rPr>
+                <w:sz w:val="20"/>
+              </w:rPr>
               <w:t>Students &amp; Marks</w:t>
             </w:r>
           </w:p>
@@ -3143,6 +1502,26 @@
       </w:r>
       <w:r>
         <w:t>You can manage several courses at once; switch between them with the drop-down in the header.</w:t>
+      </w:r>
+    </w:p>
+    <w:p>
+      <w:pPr>
+        <w:pStyle w:val="Heading2"/>
+      </w:pPr>
+      <w:r>
+        <w:t>2.5 The Dashboard: your Suggested Workflow</w:t>
+      </w:r>
+    </w:p>
+    <w:p>
+      <w:pPr/>
+      <w:r>
+        <w:t>The Dashboard opens every session with a Suggested Workflow — nine steps grouped by the Plan–Do–Check–Act (PDCA) phases of one course offering: PLAN before the semester (1 Course Info &amp; settings · 2 COs &amp; CO-PO mapping · 3 T&amp;L activities · 4 assessment plan), DO during the semester (5 teach and track actual hours · 6 students &amp; marks), CHECK when marks are in (7 attainment — direct, survey and combined — with low-attainment analysis) and ACT at the end (8 CQI actions &amp; documents · 9 Duplicate for New Semester).</w:t>
+      </w:r>
+    </w:p>
+    <w:p>
+      <w:pPr/>
+      <w:r>
+        <w:t>Each step carries a stepper circle — ✓ done, a highlighted next, or pending — computed live from your course data, with a one-line gist that expands into full instructions when clicked. Whenever you wonder what to do next, the Dashboard answers it. The same card hosts ⟳ Duplicate for New Semester and Delete This Course.</w:t>
       </w:r>
     </w:p>
     <w:p>
@@ -3572,7 +1951,7 @@
               <w:rPr>
                 <w:sz w:val="20"/>
               </w:rPr>
-              <w:t>Minimum exit-survey rating (out of 5) counted as attained (indirect).</w:t>
+              <w:t>Minimum Course Evaluation Survey rating (out of 5) counted as attained (indirect).</w:t>
             </w:r>
           </w:p>
         </w:tc>
@@ -3792,6 +2171,40 @@
     </w:p>
     <w:p>
       <w:pPr>
+        <w:pStyle w:val="Heading3"/>
+      </w:pPr>
+      <w:r>
+        <w:t>Topic-wise T&amp;L Plan</w:t>
+      </w:r>
+    </w:p>
+    <w:p>
+      <w:pPr/>
+      <w:r>
+        <w:t>Below the CO cards sits the Topic-wise T&amp;L Plan — a table of Topics and Planned Contact Hours ⛓ shared with Course Specifications 4.1 (one dataset: edit in either place). Tick the Related COs for each topic and the T&amp;L Methods column fills itself with the union of those COs' adopted activities (blue chips, removed only by un-adopting in the CO cards). You can also attach topic-specific activities of your own — green, removable chips with Activity-Pool autocomplete.</w:t>
+      </w:r>
+    </w:p>
+    <w:p>
+      <w:pPr/>
+      <w:r>
+        <w:t>The card carries its own ⬇ Topics Template (CSV) and ⬆ Import Topics (CSV) buttons. The template includes the current topics, so it doubles as an export for editing in Excel; on re-import, topics whose names match keep their Actual Hours, variation reasons, Related COs and topic-specific activities.</w:t>
+      </w:r>
+    </w:p>
+    <w:p>
+      <w:pPr>
+        <w:pStyle w:val="Heading3"/>
+      </w:pPr>
+      <w:r>
+        <w:t>T&amp;L Activities Summary Table</w:t>
+      </w:r>
+    </w:p>
+    <w:p>
+      <w:pPr/>
+      <w:r>
+        <w:t>At the bottom of the tab, the Summary Table lists every adopted activity with a short description, classroom-ready practical tips (authored for all 31 built-in activities) and the CO(s) it serves — keep it open as a lesson-planning reference.</w:t>
+      </w:r>
+    </w:p>
+    <w:p>
+      <w:pPr>
         <w:pStyle w:val="Heading2"/>
       </w:pPr>
       <w:bookmarkStart w:id="19" w:name="_Toc234904719"/>
@@ -3863,17 +2276,155 @@
     </w:p>
     <w:p>
       <w:pPr>
+        <w:pStyle w:val="Heading3"/>
+      </w:pPr>
+      <w:r>
+        <w:t>Advanced: optional questions, groups and choice schemes</w:t>
+      </w:r>
+    </w:p>
+    <w:p>
+      <w:pPr/>
+      <w:r>
+        <w:t>By default every item is Mandatory: a blank mark counts as zero. Untick Mandatory for choice questions (“answer any four of Q2–Q7”): a blank on an optional item means the student legitimately skipped it, and it is excluded from that student's CO calculation — never counted as zero.</w:t>
+      </w:r>
+    </w:p>
+    <w:p>
+      <w:pPr/>
+      <w:r>
+        <w:t>Sub-parts of one optional question can share a Group (e.g., Q3a/Q3b → “Q3”): attempting any part engages the whole question, so its unanswered parts do count as zero — partial answers to a chosen question are penalized, while wholly skipped questions are not.</w:t>
+      </w:r>
+    </w:p>
+    <w:p>
+      <w:pPr/>
+      <w:r>
+        <w:t>Each assessment's collapsed ⚙ Advanced (question choice) section can also declare a choice scheme — “students must answer k of the optional questions”. A student attempting fewer than k has the shortfall counted as zeros, drawn from the unattempted questions with the highest marks; a student with no marks at all in that assessment is treated as absent and excluded. The full algebra, with worked examples, is in Attainment_Calculation_Methodology.docx.</w:t>
+      </w:r>
+    </w:p>
+    <w:p>
+      <w:pPr>
+        <w:pStyle w:val="Heading3"/>
+      </w:pPr>
+      <w:r>
+        <w:t>Item Bloom Level and the ↑ warning</w:t>
+      </w:r>
+    </w:p>
+    <w:p>
+      <w:pPr/>
+      <w:r>
+        <w:t>Every item carries its own Bloom Level, inherited from its CO. Setting it above the CO's declared level raises a constructive-alignment warning with a visible ↑ marker: either reword or split the question, raise the CO's level if the higher demand is intended, or keep the override deliberately — the marker persists as a reminder and re-appears in the CA tab.</w:t>
+      </w:r>
+    </w:p>
+    <w:p>
+      <w:pPr>
         <w:pStyle w:val="Heading2"/>
       </w:pPr>
-      <w:bookmarkStart w:id="20" w:name="_Toc234904720"/>
-      <w:r>
-        <w:rPr>
-          <w:rFonts w:ascii="Calibri" w:hAnsi="Calibri"/>
-          <w:color w:val="0F6B5C"/>
-        </w:rPr>
-        <w:t>4.5 Students and marks</w:t>
-      </w:r>
-      <w:bookmarkEnd w:id="20"/>
+      <w:r>
+        <w:t>4.5 The CA tab — verifying constructive alignment</w:t>
+      </w:r>
+    </w:p>
+    <w:p>
+      <w:pPr/>
+      <w:r>
+        <w:t>The CA tab turns Biggs' constructive-alignment triangle into a live dashboard: Course Outcomes at the apex, T&amp;L Activities and Assessments at the base corners, KSA (Knowledge · Skills · Attitudes) at the centre. A course-level triangle at the top summarises the whole course; below it, every CO card repeats the triangle for that CO alone, with the CO statement and its Bloom's Domain &amp; Level (e.g., Cognitive · C5 Evaluate) in the card header.</w:t>
+      </w:r>
+    </w:p>
+    <w:p>
+      <w:pPr>
+        <w:pStyle w:val="Heading3"/>
+      </w:pPr>
+      <w:r>
+        <w:t>Reading the triangles</w:t>
+      </w:r>
+    </w:p>
+    <w:p>
+      <w:pPr/>
+      <w:r>
+        <w:t>Each edge is colored from your actual course data — nothing is filled in by hand. Green (aligned): the CO has at least one verified activity (left edge) or a sound assessment (right edge). Amber (partially aligned): activities exist but none verifiably matches the CO's domain/level, an item exceeds the CO's level, or the CO is measured only through optional questions. Red (not aligned): no activity adopted, or no assessment item measures the CO. The base edge combines the two sides.</w:t>
+      </w:r>
+    </w:p>
+    <w:p>
+      <w:pPr>
+        <w:pStyle w:val="Heading3"/>
+      </w:pPr>
+      <w:r>
+        <w:t>Activity chips and item flags</w:t>
+      </w:r>
+    </w:p>
+    <w:p>
+      <w:pPr/>
+      <w:r>
+        <w:t>Activity chips: green = verified fit (a pool activity suiting the CO's domain and level); amber = a pool activity that does not match; grey = a free-text activity whose fit cannot be checked — match it to an Activity-Pool name to enable verification and CQI tracking. Assessment items: † marks optional items and ↑ marks items exceeding the CO's level; the CO's total marks and share of the course appear beneath the chips.</w:t>
+      </w:r>
+    </w:p>
+    <w:p>
+      <w:pPr>
+        <w:pStyle w:val="Heading3"/>
+      </w:pPr>
+      <w:r>
+        <w:t>The suggestions — and their one-click fixes</w:t>
+      </w:r>
+    </w:p>
+    <w:p>
+      <w:pPr>
+        <w:pStyle w:val="ListBullet"/>
+      </w:pPr>
+      <w:r>
+        <w:t>Unassessed CO — add at least one item in the Assessments tab.</w:t>
+      </w:r>
+    </w:p>
+    <w:p>
+      <w:pPr>
+        <w:pStyle w:val="ListBullet"/>
+      </w:pPr>
+      <w:r>
+        <w:t>No matching activity — ranked suggestions appear with a one-click + Adopt button.</w:t>
+      </w:r>
+    </w:p>
+    <w:p>
+      <w:pPr>
+        <w:pStyle w:val="ListBullet"/>
+      </w:pPr>
+      <w:r>
+        <w:t>Item exceeds the CO's level (↑) — reword or split the item, or raise the CO's level.</w:t>
+      </w:r>
+    </w:p>
+    <w:p>
+      <w:pPr>
+        <w:pStyle w:val="ListBullet"/>
+      </w:pPr>
+      <w:r>
+        <w:t>CO measured only through optional questions — add a mandatory item so no student can avoid it entirely.</w:t>
+      </w:r>
+    </w:p>
+    <w:p>
+      <w:pPr>
+        <w:pStyle w:val="ListBullet"/>
+      </w:pPr>
+      <w:r>
+        <w:t>Possibly under-assessed — the CO carries less than 10% of total marks; rebalance if unintended.</w:t>
+      </w:r>
+    </w:p>
+    <w:p>
+      <w:pPr>
+        <w:pStyle w:val="ListBullet"/>
+      </w:pPr>
+      <w:r>
+        <w:t>High-level CO assessed only by quizzes/class tests — add a project, design task, open-ended assignment or presentation item.</w:t>
+      </w:r>
+    </w:p>
+    <w:p>
+      <w:pPr/>
+      <w:r>
+        <w:t>Visit the CA tab after any change to COs, activities or the assessment plan — most importantly after building the assessment plan, and again before printing documents. A fully green page means outcomes, activities and assessments genuinely agree.</w:t>
+      </w:r>
+    </w:p>
+    <w:p>
+      <w:pPr>
+        <w:pStyle w:val="Heading2"/>
+      </w:pPr>
+      <w:r>
+        <w:t>4.6 Students and marks</w:t>
+      </w:r>
     </w:p>
     <w:p>
       <w:pPr>
@@ -3931,7 +2482,7 @@
         <w:spacing w:after="120"/>
       </w:pPr>
       <w:r>
-        <w:t>The marks grid shows one row per student and one column per assessment item (with its CO and maximum marks in the header). Cells save as you type and are capped at the item maximum. Leave a cell blank if not assessed.</w:t>
+        <w:t>The marks grid shows one row per student and one column per assessment item (with its CO and maximum marks in the header). Cells save as you type and are capped at the item maximum. Leave a cell blank if not assessed. The grid scrolls inside its own box with the header rows frozen at the top, and the #, Student ID and Name columns frozen at the left — so long classes and many items stay navigable.</w:t>
       </w:r>
     </w:p>
     <w:p>
@@ -4049,15 +2600,9 @@
       <w:pPr>
         <w:pStyle w:val="Heading2"/>
       </w:pPr>
-      <w:bookmarkStart w:id="21" w:name="_Toc234904721"/>
-      <w:r>
-        <w:rPr>
-          <w:rFonts w:ascii="Calibri" w:hAnsi="Calibri"/>
-          <w:color w:val="0F6B5C"/>
-        </w:rPr>
-        <w:t>4.6 Attainment: direct, indirect, combined</w:t>
-      </w:r>
-      <w:bookmarkEnd w:id="21"/>
+      <w:r>
+        <w:t>4.7 Attainment: direct, indirect, combined</w:t>
+      </w:r>
     </w:p>
     <w:p>
       <w:pPr>
@@ -4157,15 +2702,9 @@
       <w:pPr>
         <w:pStyle w:val="Heading2"/>
       </w:pPr>
-      <w:bookmarkStart w:id="22" w:name="_Toc234904722"/>
-      <w:r>
-        <w:rPr>
-          <w:rFonts w:ascii="Calibri" w:hAnsi="Calibri"/>
-          <w:color w:val="0F6B5C"/>
-        </w:rPr>
-        <w:t>4.7 Accreditation Documents</w:t>
-      </w:r>
-      <w:bookmarkEnd w:id="22"/>
+      <w:r>
+        <w:t>4.8 Accreditation Documents</w:t>
+      </w:r>
     </w:p>
     <w:p>
       <w:pPr>
@@ -4576,24 +3115,53 @@
     </w:p>
     <w:p>
       <w:pPr>
+        <w:pStyle w:val="Heading3"/>
+      </w:pPr>
+      <w:r>
+        <w:t>Conveniences inside the documents</w:t>
+      </w:r>
+    </w:p>
+    <w:p>
+      <w:pPr/>
+      <w:r>
+        <w:t>Course Outline: §15 Percentages of Assessment Methods is a standalone, user-managed table — add or delete Method + Percentage rows freely (e.g., Attendance, per the approved grading policy); the Total row flags sums that differ from 100%, and a screen-only ⛏ Prefill from Assessments tab button seeds the rows from the course's assessments as a starting point. §16 Week-wise distribution offers ⬇ Download Template (CSV) and ⬆ Import (CSV): weeks present in the file overwrite those weeks after a confirmation; the others keep their content.</w:t>
+      </w:r>
+    </w:p>
+    <w:p>
+      <w:pPr/>
+      <w:r>
+        <w:t>Course Report: §4.1 accepts pasted IUMS grade counts (either one “A+ 5” line per grade, or a single row of ten counts in A+…F order); §§4.2–4.3 embed the CO and PO attainment charts exactly as shown on the Attainment tab; §5.1 summarises the Course Evaluation Survey; and §3 derives the contact-hour variation, TLA effectiveness and resources analyses from data entered in the tabs.</w:t>
+      </w:r>
+    </w:p>
+    <w:p>
+      <w:pPr>
         <w:pStyle w:val="Heading2"/>
       </w:pPr>
-      <w:bookmarkStart w:id="23" w:name="_Toc234904723"/>
+      <w:r>
+        <w:t>4.9 The CQI tab (BAETE Criteria 3.8 and 5.4.3)</w:t>
+      </w:r>
+    </w:p>
+    <w:p>
+      <w:pPr>
+        <w:spacing w:after="120"/>
+      </w:pPr>
+      <w:r>
+        <w:t>The CQI tab consolidates everything an accreditation visit asks for regarding the course-level CQI loop. Its cards follow the working order — diagnose (Low Attainment) → describe (3.8) → decide (5.4.3) — while the printable CQI Report re-arranges everything into BAETE's reading order automatically:</w:t>
+      </w:r>
+    </w:p>
+    <w:p>
+      <w:pPr>
+        <w:pStyle w:val="ListBullet"/>
+        <w:spacing w:after="80"/>
+      </w:pPr>
       <w:r>
         <w:rPr>
-          <w:rFonts w:ascii="Calibri" w:hAnsi="Calibri"/>
-          <w:color w:val="0F6B5C"/>
+          <w:b/>
         </w:rPr>
-        <w:t>4.8 The CQI tab (BAETE Criteria 3.8 and 5.4.3)</w:t>
-      </w:r>
-      <w:bookmarkEnd w:id="23"/>
-    </w:p>
-    <w:p>
-      <w:pPr>
-        <w:spacing w:after="120"/>
-      </w:pPr>
-      <w:r>
-        <w:t>The CQI tab consolidates everything an accreditation visit asks for regarding the course-level CQI loop:</w:t>
+        <w:t xml:space="preserve">Low Attainment Analysis (linked to Attainment): </w:t>
+      </w:r>
+      <w:r>
+        <w:t>filter the students scoring below a chosen threshold in each CO (same calculation as the Attainment tab), see the average score of every assessment item (weak items are highlighted), and record an analysis with respect to (a) the teaching-learning activities and (b) the assessment techniques, plus a comment on the attainment level. These analyses print in the CQI Report (section 3.1).</w:t>
       </w:r>
     </w:p>
     <w:p>
@@ -4635,21 +3203,6 @@
         <w:rPr>
           <w:b/>
         </w:rPr>
-        <w:t xml:space="preserve">Low Attainment Analysis (linked to Attainment): </w:t>
-      </w:r>
-      <w:r>
-        <w:t>filter the students scoring below a chosen threshold in each CO (same calculation as the Attainment tab), see the average score of every assessment item (weak items are highlighted), and record an analysis with respect to (a) the teaching-learning activities and (b) the assessment techniques, plus a comment on the attainment level. These analyses print in the CQI Report (section 3.1).</w:t>
-      </w:r>
-    </w:p>
-    <w:p>
-      <w:pPr>
-        <w:pStyle w:val="ListBullet"/>
-        <w:spacing w:after="80"/>
-      </w:pPr>
-      <w:r>
-        <w:rPr>
-          <w:b/>
-        </w:rPr>
         <w:t xml:space="preserve">Stakeholder Feedback Register: </w:t>
       </w:r>
       <w:r>
@@ -4676,7 +3229,7 @@
         <w:spacing w:after="120"/>
       </w:pPr>
       <w:r>
-        <w:t>Print the consolidated CQI Report from Accreditation Documents → CQI Report and file it with the underlying documents as Annexure H evidence. To get AI assistance in drafting the CQI narratives, click 📋 Copy AI Prompt on the CQI tab — it assembles a complete prompt from your course data (aggregates only, never student identities) for pasting into any AI tool; always review the AI's draft against your evidence before adopting it. All four AI prompts now require the AI to justify every suggestion — the planning prompts demand a one-sentence pedagogical justification per activity or technique (fit to the CO’s level, recommendation addressed, feasibility), the synthesis prompt produces closure text at per-CO and per-PO granularity — one block per CO/PO with the concrete specifics (activity names, item types and levels, rubric criteria, marks changes), each naming the recommendation it closes, and the narratives prompt requires every recommended action to cite the specific evidence that motivates it. The CQI narratives prompt now targets exactly the four narrative boxes (complex problems &amp; POs; effectiveness; assessment-tool design; moderation/vetting) plus the five Course Report 6.1 loop rows — its output pastes back field by field — including, as task item 6, the “Actions reflected” second column of Specifications 6.1 (the previous standalone synthesis button there was retired) — with CP/CEA tags, rubric status, TLA effectiveness and vetter names supplied as evidence. The printable CQI Report is fully auto-generated from the CQI tab, Course Specifications and Course Report: there is nothing to fill in on the document itself — complete those sources and print. The CQI tab’s button is now labelled “Copy AI Prompt (CQI narratives &amp; action plans)”.</w:t>
+        <w:t>Print the consolidated CQI Report from Accreditation Documents → CQI Report and file it with the underlying documents as Annexure H evidence. For AI assistance, work top to bottom through the CQI tab’s three prompts — diagnose (low-attainment analysis), describe (3.8 narratives), decide (5.4.3 action plans) — pasting each result back before running the next (see Section 6).</w:t>
       </w:r>
     </w:p>
     <w:p>
@@ -5136,11 +3689,9 @@
         <w:rPr>
           <w:b/>
         </w:rPr>
-        <w:t xml:space="preserve">Step 5 — ACT (Review &amp; Report): </w:t>
-      </w:r>
-      <w:r>
-        <w:t xml:space="preserve">Close the loop in writing. The CQI tab’s “📋 Copy AI Prompt (CQI narratives &amp; action plans)” drafts the four narratives, the Course Report 6.1 actions and — as its task item 6 — the “Actions reflected” closure text per loop row (from the two working boxes) (e.g., “Simulation-based activities using SAM were adopted for CO4 with a rubric-graded interpretation task; attainment improved from 43% to 58%.”). For CO1, still unattained, run the CQI tab's Low Attainment Analysis (weak items highlighted), record causes w.r.t. T&amp;L and assessment, and write next semester's action in Course Report 6.1 (e.g., “CO1: extend video demonstrations with embedded questions; add think-pair-share on the three weakest concepts”). Complete the BAETE 3.8 narratives (the CQI tab's “Copy AI Prompt” drafts them from aggregates) and tick off the Annexure H evidence checklist, including rubrics.</w:t>
-      </w:r>
+        <w:t>Step 5 — ACT (Review &amp; Report): Close the loop in writing. Run the CQI tab’s three prompts in order — “📋 (low-attainment analysis)”, “📋 (3.8 narratives)”, then “📋 (5.4.3 action plans)”, which drafts the Course Report 6.1 actions and the “Actions reflected” closure text for Specifications 6.1 — then print the CQI Report from Accreditation Documents; every entry flows into it automatically.</w:t>
+      </w:r>
+      <w:r/>
     </w:p>
     <w:p>
       <w:pPr>
@@ -5239,15 +3790,163 @@
       <w:pPr>
         <w:pStyle w:val="Heading1"/>
       </w:pPr>
-      <w:bookmarkStart w:id="25" w:name="_Toc234904725"/>
-      <w:r>
-        <w:rPr>
-          <w:rFonts w:ascii="Calibri" w:hAnsi="Calibri"/>
-          <w:color w:val="0A4A40"/>
-        </w:rPr>
-        <w:t>6. Reference: Calculation Methods</w:t>
-      </w:r>
-      <w:bookmarkEnd w:id="25"/>
+      <w:r>
+        <w:t>6. Using the AI Prompts</w:t>
+      </w:r>
+    </w:p>
+    <w:p>
+      <w:pPr/>
+      <w:r>
+        <w:t>Several buttons across the app copy a carefully curated prompt to the clipboard for pasting into any AI tool (ChatGPT, Claude, Gemini, …). The app itself never calls an AI service — the privacy model is unchanged — and the prompts are designed so that the AI's output pastes back into the app's own boxes, field by field.</w:t>
+      </w:r>
+    </w:p>
+    <w:p>
+      <w:pPr>
+        <w:pStyle w:val="Heading2"/>
+      </w:pPr>
+      <w:r>
+        <w:t>6.1 The five buttons and when to reach for each</w:t>
+      </w:r>
+    </w:p>
+    <w:p>
+      <w:pPr>
+        <w:pStyle w:val="ListBullet"/>
+      </w:pPr>
+      <w:r>
+        <w:t>📋 Copy AI Prompt (low-attainment analysis) — CQI tab, inside Low Attainment Analysis. Step 1 of 3: run first. The prompt is tiered: a full (a)/(b)/(c) diagnosis for each not-attained CO; brief preventive “improvement watch” notes for attained-but-borderline COs (below KPI + 15 points, or carrying an item whose class average is below the pass marks); and one collective no-action sentence for strongly attained COs. The pasted findings then feed Steps 2-3 and, lens-matched, the two Suggested Modifications prompts: (a) into the T&amp;L tab's, (b) into the Assessments tab's.</w:t>
+      </w:r>
+    </w:p>
+    <w:p>
+      <w:pPr>
+        <w:pStyle w:val="ListBullet"/>
+      </w:pPr>
+      <w:r>
+        <w:t>📋 Copy AI Prompt (3.8 narratives) — CQI tab, in the BAETE 3.8 card. Step 2 of 3: drafts only the four narrative boxes (complex problems &amp; POs · effectiveness · tool design · moderation/vetting), engaging critically with the Step-1 analyses — acknowledging diagnosed causes rather than glossing over them.</w:t>
+      </w:r>
+    </w:p>
+    <w:p>
+      <w:pPr>
+        <w:pStyle w:val="ListBullet"/>
+      </w:pPr>
+      <w:r>
+        <w:t>📋 Copy AI Prompt (5.4.3 action plans) — CQI tab, in the BAETE 5.4.3 card. Step 3 of 3: drafts the five Course Report 6.1 loop rows (as exactly five labelled blocks) and the Specifications 6.1 “Actions reflected” closure text. It embeds your pasted analyses, narratives and working notes and requires the actions to be consistent with them — the plans are the conclusion of the earlier steps.</w:t>
+      </w:r>
+    </w:p>
+    <w:p>
+      <w:pPr>
+        <w:pStyle w:val="ListBullet"/>
+      </w:pPr>
+      <w:r>
+        <w:t>📋 Copy AI Prompt (T&amp;L suggestions only) — T&amp;L tab, in the Suggested Modifications working box. Extracts just the teaching-learning advice from the incoming Specifications 6.1 and returns it as adoptable pool activities. Use it at PLAN time.</w:t>
+      </w:r>
+    </w:p>
+    <w:p>
+      <w:pPr>
+        <w:pStyle w:val="ListBullet"/>
+      </w:pPr>
+      <w:r>
+        <w:t>📋 Copy AI Prompt (assessment suggestions only) — Assessments tab, same design, scoped to assessment technique.</w:t>
+      </w:r>
+    </w:p>
+    <w:p>
+      <w:pPr>
+        <w:pStyle w:val="Heading2"/>
+      </w:pPr>
+      <w:r>
+        <w:t>6.2 The common workflow</w:t>
+      </w:r>
+    </w:p>
+    <w:p>
+      <w:pPr/>
+      <w:r>
+        <w:t>1. Click the button — the complete prompt is copied to the clipboard (a toast confirms it).</w:t>
+      </w:r>
+    </w:p>
+    <w:p>
+      <w:pPr/>
+      <w:r>
+        <w:t>2. Paste it into your AI tool of choice and run it as-is; the prompt already contains all context the AI needs.</w:t>
+      </w:r>
+    </w:p>
+    <w:p>
+      <w:pPr/>
+      <w:r>
+        <w:t>3. Review the output critically — check each suggestion's justification sentence against your knowledge of the class.</w:t>
+      </w:r>
+    </w:p>
+    <w:p>
+      <w:pPr/>
+      <w:r>
+        <w:t>4. Paste back the parts you endorse, field by field: the output headings mirror the app's boxes (narratives, the five loop rows, tasks (a)/(b)/(c)), so nothing needs reformatting.</w:t>
+      </w:r>
+    </w:p>
+    <w:p>
+      <w:pPr>
+        <w:pStyle w:val="Heading2"/>
+      </w:pPr>
+      <w:r>
+        <w:t>6.3 What the prompts contain — and never contain</w:t>
+      </w:r>
+    </w:p>
+    <w:p>
+      <w:pPr/>
+      <w:r>
+        <w:t>Included: the AUST attainment methodology and thresholds, CO statements with mapped Washington Accord POs and Bloom levels, the assessment plan, aggregate attainment results (direct, indirect, combined), attempt counts and score bands, grade distribution, T&amp;L activity history, and the previous offering's recommendations. Never included: student names, IDs or any per-student record — every statistic is aggregated and anonymised before it reaches the clipboard.</w:t>
+      </w:r>
+    </w:p>
+    <w:p>
+      <w:pPr>
+        <w:pStyle w:val="Heading2"/>
+      </w:pPr>
+      <w:r>
+        <w:t>6.4 Guardrails and your responsibility</w:t>
+      </w:r>
+    </w:p>
+    <w:p>
+      <w:pPr/>
+      <w:r>
+        <w:t>Every prompt instructs the AI to justify each suggestion in one sentence — its pedagogical fit, the recommendation it addresses, or the evidence motivating it — so unsupported output is easy to spot and discard. The AI drafts; you decide. The narratives, action plans and analyses go out under your signature, so treat the output as a first draft from a well-briefed assistant, not as a conclusion.</w:t>
+      </w:r>
+    </w:p>
+    <w:p>
+      <w:pPr>
+        <w:pStyle w:val="Heading2"/>
+      </w:pPr>
+      <w:r>
+        <w:t>6.5 Practical tips</w:t>
+      </w:r>
+    </w:p>
+    <w:p>
+      <w:pPr>
+        <w:pStyle w:val="ListBullet"/>
+      </w:pPr>
+      <w:r>
+        <w:t>Run the T&amp;L and assessment prompts at PLAN time, when the incoming Specifications 6.1 recommendations are fresh (from v1.65 they also carry your lens-matched low-attainment findings, and run even when only those findings exist); run the three CQI-tab prompts only after marks and the survey are in, and in their numbered order — diagnose (low attainment) → describe (3.8) → decide (5.4.3) — pasting each result back before the next.</w:t>
+      </w:r>
+    </w:p>
+    <w:p>
+      <w:pPr>
+        <w:pStyle w:val="ListBullet"/>
+      </w:pPr>
+      <w:r>
+        <w:t>Keep distilled output in the Suggested Modifications working boxes (T&amp;L and Assessments tabs) while you act on it — pool activities named in the T&amp;L box are boosted in the recommendations, and the boxes feed the “Actions reflected” synthesis later.</w:t>
+      </w:r>
+    </w:p>
+    <w:p>
+      <w:pPr>
+        <w:pStyle w:val="ListBullet"/>
+      </w:pPr>
+      <w:r>
+        <w:t>If a run returns fewer than five loop-row blocks or thin narratives, simply run it again — the prompt's fallback rules instruct the AI how to fill sparse sources.</w:t>
+      </w:r>
+    </w:p>
+    <w:p>
+      <w:pPr>
+        <w:pStyle w:val="Heading1"/>
+      </w:pPr>
+      <w:r>
+        <w:t>7. Reference: Calculation Methods</w:t>
+      </w:r>
     </w:p>
     <w:p>
       <w:pPr>
@@ -5388,15 +4087,9 @@
       <w:pPr>
         <w:pStyle w:val="Heading1"/>
       </w:pPr>
-      <w:bookmarkStart w:id="26" w:name="_Toc234904726"/>
-      <w:r>
-        <w:rPr>
-          <w:rFonts w:ascii="Calibri" w:hAnsi="Calibri"/>
-          <w:color w:val="0A4A40"/>
-        </w:rPr>
-        <w:t>7. Reference: Data Formats</w:t>
-      </w:r>
-      <w:bookmarkEnd w:id="26"/>
+      <w:r>
+        <w:t>8. Reference: Data Formats</w:t>
+      </w:r>
     </w:p>
     <w:p>
       <w:pPr>
@@ -5491,7 +4184,7 @@
           <w:rFonts w:ascii="Calibri" w:hAnsi="Calibri"/>
           <w:color w:val="0A4A40"/>
         </w:rPr>
-        <w:t>Exit-survey CSV (Google Forms export; headers contain CO1, CO2, …; ratings 1–5)</w:t>
+        <w:t>Course Evaluation Survey CSV (Google Forms export; headers contain CO1, CO2, …; ratings 1–5)</w:t>
       </w:r>
     </w:p>
     <w:p>
@@ -5545,15 +4238,9 @@
       <w:pPr>
         <w:pStyle w:val="Heading1"/>
       </w:pPr>
-      <w:bookmarkStart w:id="27" w:name="_Toc234904727"/>
-      <w:r>
-        <w:rPr>
-          <w:rFonts w:ascii="Calibri" w:hAnsi="Calibri"/>
-          <w:color w:val="0A4A40"/>
-        </w:rPr>
-        <w:t>8. FAQ and Troubleshooting</w:t>
-      </w:r>
-      <w:bookmarkEnd w:id="27"/>
+      <w:r>
+        <w:t>9. FAQ and Troubleshooting</w:t>
+      </w:r>
     </w:p>
     <w:p>
       <w:pPr>
@@ -5890,15 +4577,9 @@
       <w:pPr>
         <w:pStyle w:val="Heading1"/>
       </w:pPr>
-      <w:bookmarkStart w:id="28" w:name="_Toc234904728"/>
-      <w:r>
-        <w:rPr>
-          <w:rFonts w:ascii="Calibri" w:hAnsi="Calibri"/>
-          <w:color w:val="0A4A40"/>
-        </w:rPr>
-        <w:t>9. Support</w:t>
-      </w:r>
-      <w:bookmarkEnd w:id="28"/>
+      <w:r>
+        <w:t>10. Support</w:t>
+      </w:r>
     </w:p>
     <w:p>
       <w:pPr>
@@ -7788,7 +6469,7 @@
         <w:color w:val="6B7A8D"/>
         <w:sz w:val="18"/>
       </w:rPr>
-      <w:t xml:space="preserve">OBE Course Manager v1.63 · © 2026 Prof. Mazharul Islam · CC BY 4.0 · Page </w:t>
+      <w:t xml:space="preserve">OBE Course Manager v1.67 · © 2026 Prof. Mazharul Islam · CC BY 4.0 · Page </w:t>
     </w:r>
     <w:r>
       <w:fldChar w:fldCharType="begin"/>

--- a/AUST_OBE_Course_Manager_Faculty_Manual.docx
+++ b/AUST_OBE_Course_Manager_Faculty_Manual.docx
@@ -121,7 +121,7 @@
         <w:rPr>
           <w:color w:val="6B7A8D"/>
         </w:rPr>
-        <w:t>Version: v1.67  ·  First release: July 13, 2026</w:t>
+        <w:t>Version: v1.68  ·  First release: July 13, 2026</w:t>
       </w:r>
     </w:p>
     <w:p>
@@ -3229,7 +3229,7 @@
         <w:spacing w:after="120"/>
       </w:pPr>
       <w:r>
-        <w:t>Print the consolidated CQI Report from Accreditation Documents → CQI Report and file it with the underlying documents as Annexure H evidence. For AI assistance, work top to bottom through the CQI tab’s three prompts — diagnose (low-attainment analysis), describe (3.8 narratives), decide (5.4.3 action plans) — pasting each result back before running the next (see Section 6).</w:t>
+        <w:t>Finish at the bottom of the tab: the “🖨 Open Printable CQI Report” button sits in a closing card after the Annexure H checklist — printing is the last act of the workflow. The report is fully auto-generated (it re-arranges the tab's content into BAETE's reading order); file it with the underlying documents as Annexure H evidence. For AI assistance, work top to bottom through the tab’s three prompts — diagnose (low-attainment analysis), describe (3.8 narratives), decide (5.4.3 action plans) — pasting each result back before running the next (see Section 6).</w:t>
       </w:r>
     </w:p>
     <w:p>
@@ -6469,7 +6469,7 @@
         <w:color w:val="6B7A8D"/>
         <w:sz w:val="18"/>
       </w:rPr>
-      <w:t xml:space="preserve">OBE Course Manager v1.67 · © 2026 Prof. Mazharul Islam · CC BY 4.0 · Page </w:t>
+      <w:t xml:space="preserve">OBE Course Manager v1.68 · © 2026 Prof. Mazharul Islam · CC BY 4.0 · Page </w:t>
     </w:r>
     <w:r>
       <w:fldChar w:fldCharType="begin"/>

--- a/AUST_OBE_Course_Manager_Faculty_Manual.docx
+++ b/AUST_OBE_Course_Manager_Faculty_Manual.docx
@@ -121,7 +121,7 @@
         <w:rPr>
           <w:color w:val="6B7A8D"/>
         </w:rPr>
-        <w:t>Version: v1.68  ·  First release: July 13, 2026</w:t>
+        <w:t>Version: v1.69  ·  First release: July 13, 2026</w:t>
       </w:r>
     </w:p>
     <w:p>
@@ -444,7 +444,7 @@
       <w:r>
         <w:t>6.1 The five buttons and when to reach for each</w:t>
         <w:tab/>
-        <w:t>16</w:t>
+        <w:t>17</w:t>
       </w:r>
     </w:p>
     <w:p>
@@ -484,7 +484,7 @@
       <w:r>
         <w:t>6.5 Practical tips</w:t>
         <w:tab/>
-        <w:t>17</w:t>
+        <w:t>18</w:t>
       </w:r>
     </w:p>
     <w:p>
@@ -1992,7 +1992,7 @@
               <w:rPr>
                 <w:sz w:val="20"/>
               </w:rPr>
-              <w:t>Weights used for the combined attainment.</w:t>
+              <w:t>Weights for the combined attainment. Only the Direct weight is edited; Indirect is always 100 − Direct, so the pair can never exceed 100%.</w:t>
             </w:r>
           </w:p>
         </w:tc>
@@ -2241,11 +2241,9 @@
         <w:rPr>
           <w:b/>
         </w:rPr>
-        <w:t xml:space="preserve">2. </w:t>
-      </w:r>
-      <w:r>
-        <w:t>Add the items (questions) of each assessment. Every item needs a label (Q1, Q2a…), maximum marks, the CO it examines, and a Mandatory tick. Each item row ends with a Delete (✕) button — if marks are already entered against the item, the app asks for confirmation before removing them. Untick the Mandatory checkbox for optional questions (e.g., “answer any four of Q2–Q7”) — students are then not penalized for the ones they legitimately skip. If the exam offers a choice of questions, open the assessment's ⚙ Advanced (question choice) panel (collapsed by default) to group the sub-parts of one question and, if required, declare how many optional questions must be answered — the fairness rules are then applied automatically. Full details and worked examples: the Attainment Calculation Methodology guide. Each item also carries a Bloom Level, inherited from its CO — a warning appears if you set it above the CO's declared level. The CA tab (after Assessments) visualises the constructive alignment of COs, T&amp;L activities and assessments as live Biggs triangles — the course-level triangle on top, and a compact triangle repeated in every CO card (edges colored by that CO’s own state, with the CO statement and Bloom’s Domain &amp; Level shown in the card header) — with suggestions to close any gaps. The Assessment Summary Table at the bottom of the page shows, per CO, the assessments measuring it, its share of the total marks (with a stacked marks-distribution chart) and Practical Tips — short, rule-generated advice on authentic, rubric-based assessment derived from the assessment types and the CO’s level, each tip naming the assessment(s) it concerns; the totals row flags any marks not mapped to a CO.</w:t>
-      </w:r>
+        <w:t>2. Add the items (questions) of each assessment. Every item needs a label (Q1, Q2a…), maximum marks, the CO it examines, and a Mandatory tick. Each item row ends with a Delete (✕) button — if marks are already entered against the item, the app asks for confirmation before removing them. Untick the Mandatory checkbox for optional questions (e.g., “answer any four of Q2–Q7”) — students are then not penalized for the ones they legitimately skip. If the exam offers a choice of questions, open the assessment's ⚙ Advanced (question choice) panel (collapsed by default) to group the sub-parts of one question and, if required, declare how many optional questions must be answered — the fairness rules are then applied automatically. Full details and worked examples: the Attainment Calculation Methodology guide. Each item also carries a Bloom Level, inherited from its CO — a warning appears if you set it above the CO's declared level. The CA tab (after Assessments) visualises the constructive alignment of COs, T&amp;L activities and assessments as live Biggs triangles — the course-level triangle on top, and a compact triangle repeated in every CO card (edges colored by that CO’s own state, with the CO statement and Bloom’s Domain &amp; Level shown in the card header) — with suggestions to close any gaps. The Assessment Summary Table at the bottom of the page shows, per CO, the assessments measuring it, its share of the total marks (with a stacked marks-distribution chart) and Practical Tips — short, rule-generated advice on authentic, rubric-based assessment derived from the assessment types and the CO’s level, each tip naming the assessment(s) it concerns; the totals row flags any marks not mapped to a CO. Maximum marks also accept fractions (e.g., 1 2/3, stored as a decimal), and ▲▼ buttons reorder assessments and items — the order flows to the marks grid and the CSV export.</w:t>
+      </w:r>
+      <w:r/>
     </w:p>
     <w:p>
       <w:pPr>
@@ -2482,7 +2480,7 @@
         <w:spacing w:after="120"/>
       </w:pPr>
       <w:r>
-        <w:t>The marks grid shows one row per student and one column per assessment item (with its CO and maximum marks in the header). Cells save as you type and are capped at the item maximum. Leave a cell blank if not assessed. The grid scrolls inside its own box with the header rows frozen at the top, and the #, Student ID and Name columns frozen at the left — so long classes and many items stay navigable.</w:t>
+        <w:t>The marks grid shows one row per student and one column per assessment item (with its CO and maximum marks in the header). Cells save as you type and are capped at the item maximum. Leave a cell blank if not assessed. The grid scrolls inside its own box with the header rows frozen at the top, and the #, Student ID and Name columns frozen at the left — so long classes and many items stay navigable. Cells accept decimals (1.67), fractions (2/3) and mixed numbers (1 2/3) — the value is stored as a decimal; unreadable input is rejected and the cell reverts.</w:t>
       </w:r>
     </w:p>
     <w:p>
@@ -4146,7 +4144,7 @@
           <w:rFonts w:ascii="Calibri" w:hAnsi="Calibri"/>
           <w:color w:val="0A4A40"/>
         </w:rPr>
-        <w:t>Marks CSV (headers must match “Assessment :: Item”)</w:t>
+        <w:t>Marks CSV (headers: the item label when unique, e.g. “PartA_CO5”; “Assessment::Item” where labels collide — the legacy “Assessment :: Item” form is also accepted)</w:t>
       </w:r>
     </w:p>
     <w:p>
@@ -6469,7 +6467,7 @@
         <w:color w:val="6B7A8D"/>
         <w:sz w:val="18"/>
       </w:rPr>
-      <w:t xml:space="preserve">OBE Course Manager v1.68 · © 2026 Prof. Mazharul Islam · CC BY 4.0 · Page </w:t>
+      <w:t xml:space="preserve">OBE Course Manager v1.69 · © 2026 Prof. Mazharul Islam · CC BY 4.0 · Page </w:t>
     </w:r>
     <w:r>
       <w:fldChar w:fldCharType="begin"/>

--- a/AUST_OBE_Course_Manager_Faculty_Manual.docx
+++ b/AUST_OBE_Course_Manager_Faculty_Manual.docx
@@ -121,7 +121,7 @@
         <w:rPr>
           <w:color w:val="6B7A8D"/>
         </w:rPr>
-        <w:t>Version: v1.69  ·  First release: July 13, 2026</w:t>
+        <w:t>Version: v1.70  ·  First release: July 13, 2026</w:t>
       </w:r>
     </w:p>
     <w:p>
@@ -434,7 +434,7 @@
       <w:r>
         <w:t>6. Using the AI Prompts</w:t>
         <w:tab/>
-        <w:t>16</w:t>
+        <w:t>17</w:t>
       </w:r>
     </w:p>
     <w:p>
@@ -474,7 +474,7 @@
       <w:r>
         <w:t>6.4 Guardrails and your responsibility</w:t>
         <w:tab/>
-        <w:t>17</w:t>
+        <w:t>18</w:t>
       </w:r>
     </w:p>
     <w:p>
@@ -2094,7 +2094,7 @@
         <w:spacing w:after="120"/>
       </w:pPr>
       <w:r>
-        <w:t>This tab recommends teaching-learning activities for each CO from a pool of 31 pedagogies (plus your own additions). Recommendations are:</w:t>
+        <w:t>This tab recommends teaching-learning activities for each CO from a pool of 36 pedagogies (plus your own additions). Recommendations are:</w:t>
       </w:r>
     </w:p>
     <w:p>
@@ -2163,11 +2163,9 @@
         <w:rPr>
           <w:b/>
         </w:rPr>
-        <w:t xml:space="preserve">3. </w:t>
-      </w:r>
-      <w:r>
-        <w:t>Add your own activity directly on a CO's card (type it — matching Activity-Pool names are suggested as you type — and press + Add; optionally tick “also save to Activity Pool”), or add department-specific activities to the pool at the bottom of the page; they are stored with your data. A “Show all matching” button reveals every suitable activity beyond the top six. The T&amp;L Activities Summary Table at the bottom of the page lists every adopted activity with a brief description, classroom-ready practical tips (provided for all 31 built-in activities; custom pool activities accept your own tips) and the related CO(s) — a quick lesson-planning reference. Above it, the Topic-wise T&amp;L Plan table shares its Topics and Planned Hours with Course Specifications 4.1 (⛓ linked, editable in either place) and adds two columns: tick the Related CO(s) per topic, and the T&amp;L Methods column fills automatically from the adopted activities of those COs (blue chips); topic-specific activities can be added per topic from the pool or your own (green chips, removable). The card carries its own Topics Template (CSV) / Import buttons; imports preserve Actual Hours, Related COs and topic-specific activities for matching topic names. The Activity Pool (browse, tips, custom entries) now lives under Data &amp; Backup, since the pool travels in JSON backups. Two scoped AI prompts sit where the work happens: the T&amp;L tab’s “Copy AI Prompt (T&amp;L suggestions only)” extracts just the teaching-learning advice from Specifications 6.1 as adoptable activities, and the Assessments tab’s “Copy AI Prompt (assessment suggestions only)” — housed in that tab’s own “CQI Inputs from the Previous Offering” card — extracts just the assessment advice as actions doable in that tab. Both prompts are generated from the same shared building blocks, so they always stay consistent. The CQI Inputs cards are collapsed by default (a one-line summary plus the AI button; click “Show details” for the full panels). Everywhere the 6.1 tables appear they carry a “⛓ linked” badge — they are one dataset shared between the documents and the CQI tab, editable in either place — and the “Pull CQI actions” button lives in the CQI tab. The CQI Inputs cards are editable when expanded: all five loop rows offer entry boxes for the Specifications 6.1 recommendations from the previous offering — one shared dataset, so edits made in the T&amp;L or Assessments tab appear instantly in the documents and the CQI tab. (This offering’s suggested actions for the next offering are written in the CQI tab or Course Report 6.1, not in these cards.) A further scoped prompt, “Copy AI Prompt (low-attainment analysis)”, sits inside the Low Attainment Analysis section: it covers only the not-attained COs — score bands, weakest items with attempt counts, adopted activities and their recorded effectiveness — and asks for the section’s three fields per CO, labelled (a)/(b)/(c) for direct paste-back; run it before the narratives prompt. Beneath each CQI Inputs card sits a working-notes box — “Suggested Modifications in T&amp;L Activities” / “Suggested Modifications in Assessment Activities” — where the distilled suggestions (e.g., the AI prompt’s output) are kept in view while selecting activities and designing assessments; pool activities named in the T&amp;L box are boosted in the recommendations, and closure is still recorded in Specifications 6.1 (“Actions reflected”). The Dashboard workflow is grouped by PDCA phase (PLAN — before the semester, DO — during, CHECK — when marks are in, ACT — at the end); each step shows a progress circle (✓ done, outlined for the next step, muted while pending, dashed for the any-time checkpoints) and one concise line, with the full instructions one click away (▸). The workflow sits in its own card, separate from the course identity card; the “CQI Loop at a Glance” map appears atop the CQI tab (step 8 of the workflow points to it). The “Recorded CQI recommendations” panel in the T&amp;L tab now shows each 6.1 entry in a labelled, scrollable box with CO sub-headings and bullets preserved.</w:t>
-      </w:r>
+        <w:t>3. Add your own activity directly on a CO's card (type it — matching Activity-Pool names are suggested as you type — and press + Add; optionally tick “also save to T&amp;L Activity Pool”), or add department-specific activities to the pool at the bottom of the page; they are stored with your data. A “Show all matching” button reveals every suitable activity beyond the top six. The T&amp;L Activities Summary Table at the bottom of the page lists every adopted activity with a brief description, classroom-ready practical tips (provided for all 36 built-in activities; custom pool activities accept your own tips) and the related CO(s) — a quick lesson-planning reference. Above it, the Topic-wise T&amp;L Plan table shares its Topics and Planned Hours with Course Specifications 4.1 (⛓ linked, editable in either place) and adds two columns: tick the Related CO(s) per topic, and the T&amp;L Methods column fills automatically from the adopted activities of those COs (blue chips); topic-specific activities can be added per topic from the pool or your own (green chips, removable). The card carries its own Topics Template (CSV) / Import buttons; imports preserve Actual Hours, Related COs and topic-specific activities for matching topic names. The T&amp;L Activity Pool (browse, tips, custom entries) now lives under Data &amp; Backup, since the pool travels in JSON backups. Two scoped AI prompts sit where the work happens: the T&amp;L tab’s “Copy AI Prompt (T&amp;L suggestions only)” extracts just the teaching-learning advice from Specifications 6.1 as adoptable activities, and the Assessments tab’s “Copy AI Prompt (assessment suggestions only)” — housed in that tab’s own “CQI Inputs from the Previous Offering” card — extracts just the assessment advice as actions doable in that tab. Both prompts are generated from the same shared building blocks, so they always stay consistent. The CQI Inputs cards are collapsed by default (a one-line summary plus the AI button; click “Show details” for the full panels). Everywhere the 6.1 tables appear they carry a “⛓ linked” badge — they are one dataset shared between the documents and the CQI tab, editable in either place — and the “Pull CQI actions” button lives in the CQI tab. The CQI Inputs cards are editable when expanded: all five loop rows offer entry boxes for the Specifications 6.1 recommendations from the previous offering — one shared dataset, so edits made in the T&amp;L or Assessments tab appear instantly in the documents and the CQI tab. (This offering’s suggested actions for the next offering are written in the CQI tab or Course Report 6.1, not in these cards.) A further scoped prompt, “Copy AI Prompt (low-attainment analysis)”, sits inside the Low Attainment Analysis section: it covers only the not-attained COs — score bands, weakest items with attempt counts, adopted activities and their recorded effectiveness — and asks for the section’s three fields per CO, labelled (a)/(b)/(c) for direct paste-back; run it before the narratives prompt. Beneath each CQI Inputs card sits a working-notes box — “Suggested Modifications in T&amp;L Activities” / “Suggested Modifications in Assessment Activities” — where the distilled suggestions (e.g., the AI prompt’s output) are kept in view while selecting activities and designing assessments; pool activities named in the T&amp;L box are boosted in the recommendations, and closure is still recorded in Specifications 6.1 (“Actions reflected”). The Dashboard workflow is grouped by PDCA phase (PLAN — before the semester, DO — during, CHECK — when marks are in, ACT — at the end); each step shows a progress circle (✓ done, outlined for the next step, muted while pending, dashed for the any-time checkpoints) and one concise line, with the full instructions one click away (▸). The workflow sits in its own card, separate from the course identity card; the “CQI Loop at a Glance” map appears atop the CQI tab (step 8 of the workflow points to it). The “Recorded CQI recommendations” panel in the T&amp;L tab now shows each 6.1 entry in a labelled, scrollable box with CO sub-headings and bullets preserved.</w:t>
+      </w:r>
+      <w:r/>
     </w:p>
     <w:p>
       <w:pPr>
@@ -2200,7 +2198,7 @@
     <w:p>
       <w:pPr/>
       <w:r>
-        <w:t>At the bottom of the tab, the Summary Table lists every adopted activity with a short description, classroom-ready practical tips (authored for all 31 built-in activities) and the CO(s) it serves — keep it open as a lesson-planning reference.</w:t>
+        <w:t>At the bottom of the tab, the Summary Table lists every adopted activity with a short description, classroom-ready practical tips (authored for all 36 built-in activities) and the CO(s) it serves — keep it open as a lesson-planning reference.</w:t>
       </w:r>
     </w:p>
     <w:p>
@@ -2241,7 +2239,7 @@
         <w:rPr>
           <w:b/>
         </w:rPr>
-        <w:t>2. Add the items (questions) of each assessment. Every item needs a label (Q1, Q2a…), maximum marks, the CO it examines, and a Mandatory tick. Each item row ends with a Delete (✕) button — if marks are already entered against the item, the app asks for confirmation before removing them. Untick the Mandatory checkbox for optional questions (e.g., “answer any four of Q2–Q7”) — students are then not penalized for the ones they legitimately skip. If the exam offers a choice of questions, open the assessment's ⚙ Advanced (question choice) panel (collapsed by default) to group the sub-parts of one question and, if required, declare how many optional questions must be answered — the fairness rules are then applied automatically. Full details and worked examples: the Attainment Calculation Methodology guide. Each item also carries a Bloom Level, inherited from its CO — a warning appears if you set it above the CO's declared level. The CA tab (after Assessments) visualises the constructive alignment of COs, T&amp;L activities and assessments as live Biggs triangles — the course-level triangle on top, and a compact triangle repeated in every CO card (edges colored by that CO’s own state, with the CO statement and Bloom’s Domain &amp; Level shown in the card header) — with suggestions to close any gaps. The Assessment Summary Table at the bottom of the page shows, per CO, the assessments measuring it, its share of the total marks (with a stacked marks-distribution chart) and Practical Tips — short, rule-generated advice on authentic, rubric-based assessment derived from the assessment types and the CO’s level, each tip naming the assessment(s) it concerns; the totals row flags any marks not mapped to a CO. Maximum marks also accept fractions (e.g., 1 2/3, stored as a decimal), and ▲▼ buttons reorder assessments and items — the order flows to the marks grid and the CSV export.</w:t>
+        <w:t>2. Add the items (questions) of each assessment. Every item needs a label (Q1, Q2a…), maximum marks, the CO it examines, and a Mandatory tick. Each item row ends with a Delete (✕) button — if marks are already entered against the item, the app asks for confirmation before removing them. Untick the Mandatory checkbox for choice questions (e.g., “answer any four of Q2–Q7”) — students are then not penalized for the ones they legitimately skip. If the exam offers a choice of questions, open the assessment's ⚙ Advanced (question choice) panel (collapsed by default) to group the sub-parts of one question and, if required, declare how many choice questions must be answered — the fairness rules are then applied automatically. Full details and worked examples: the Attainment Calculation Methodology guide. Each item also carries a Bloom Level, inherited from its CO — a warning appears if you set it above the CO's declared level. The CA tab (after Assessments) visualises the constructive alignment of COs, T&amp;L activities and assessments as live Biggs triangles — the course-level triangle on top, and a compact triangle repeated in every CO card (edges colored by that CO’s own state, with the CO statement and Bloom’s Domain &amp; Level shown in the card header) — with suggestions to close any gaps. The Assessment Summary Table at the bottom of the page shows, per CO, the assessments measuring it, its share of the total marks (with a stacked marks-distribution chart) and Practical Tips — short, rule-generated advice on authentic, rubric-based assessment derived from the assessment types and the CO’s level, each tip naming the assessment(s) it concerns; the totals row flags any marks not mapped to a CO. Maximum marks also accept fractions (e.g., 1 2/3, stored as a decimal), and ▲▼ buttons reorder assessments and items — the order flows to the marks grid and the CSV export.</w:t>
       </w:r>
       <w:r/>
     </w:p>
@@ -2277,25 +2275,25 @@
         <w:pStyle w:val="Heading3"/>
       </w:pPr>
       <w:r>
-        <w:t>Advanced: optional questions, groups and choice schemes</w:t>
+        <w:t>Advanced: choice questions, groups and choice schemes</w:t>
       </w:r>
     </w:p>
     <w:p>
       <w:pPr/>
       <w:r>
-        <w:t>By default every item is Mandatory: a blank mark counts as zero. Untick Mandatory for choice questions (“answer any four of Q2–Q7”): a blank on an optional item means the student legitimately skipped it, and it is excluded from that student's CO calculation — never counted as zero.</w:t>
+        <w:t>By default every item is Mandatory: a blank mark counts as zero. Untick Mandatory for choice questions (“answer any four of Q2–Q7”): a blank on a choice question means the student legitimately skipped it, and it is excluded from that student's CO calculation — never counted as zero.</w:t>
       </w:r>
     </w:p>
     <w:p>
       <w:pPr/>
       <w:r>
-        <w:t>Sub-parts of one optional question can share a Group (e.g., Q3a/Q3b → “Q3”): attempting any part engages the whole question, so its unanswered parts do count as zero — partial answers to a chosen question are penalized, while wholly skipped questions are not.</w:t>
+        <w:t>Sub-parts of one choice question can share a Group (e.g., Q3a/Q3b → “Q3”): attempting any part engages the whole question, so its unanswered parts do count as zero — partial answers to a chosen question are penalized, while wholly skipped questions are not.</w:t>
       </w:r>
     </w:p>
     <w:p>
       <w:pPr/>
       <w:r>
-        <w:t>Each assessment's collapsed ⚙ Advanced (question choice) section can also declare a choice scheme — “students must answer k of the optional questions”. A student attempting fewer than k has the shortfall counted as zeros, drawn from the unattempted questions with the highest marks; a student with no marks at all in that assessment is treated as absent and excluded. The full algebra, with worked examples, is in Attainment_Calculation_Methodology.docx.</w:t>
+        <w:t>Each assessment's collapsed ⚙ Advanced (question choice) section can also declare a choice scheme — “students must answer k of the choice questions”. A student attempting fewer than k has the shortfall counted as zeros, drawn from the unattempted questions with the highest marks; a student with no marks at all in that assessment is treated as absent and excluded. The full algebra, with worked examples, is in Attainment_Calculation_Methodology.docx.</w:t>
       </w:r>
     </w:p>
     <w:p>
@@ -2337,7 +2335,7 @@
     <w:p>
       <w:pPr/>
       <w:r>
-        <w:t>Each edge is colored from your actual course data — nothing is filled in by hand. Green (aligned): the CO has at least one verified activity (left edge) or a sound assessment (right edge). Amber (partially aligned): activities exist but none verifiably matches the CO's domain/level, an item exceeds the CO's level, or the CO is measured only through optional questions. Red (not aligned): no activity adopted, or no assessment item measures the CO. The base edge combines the two sides.</w:t>
+        <w:t>Each edge is colored from your actual course data — nothing is filled in by hand. Green (aligned): the CO has at least one verified activity (left edge) or a sound assessment (right edge). Amber (partially aligned): activities exist but none verifiably matches the CO's domain/level, an item exceeds the CO's level, or the CO is measured only through choice questions. Red (not aligned): no activity adopted, or no assessment item measures the CO. The base edge combines the two sides.</w:t>
       </w:r>
     </w:p>
     <w:p>
@@ -2351,7 +2349,7 @@
     <w:p>
       <w:pPr/>
       <w:r>
-        <w:t>Activity chips: green = verified fit (a pool activity suiting the CO's domain and level); amber = a pool activity that does not match; grey = a free-text activity whose fit cannot be checked — match it to an Activity-Pool name to enable verification and CQI tracking. Assessment items: † marks optional items and ↑ marks items exceeding the CO's level; the CO's total marks and share of the course appear beneath the chips.</w:t>
+        <w:t>Activity chips: green = verified fit (a pool activity suiting the CO's domain and level); amber = a pool activity that does not match; grey = a free-text activity whose fit cannot be checked — match it to an Activity-Pool name to enable verification and CQI tracking. Assessment items: † marks choice questions and ↑ marks items exceeding the CO's level; the CO's total marks and share of the course appear beneath the chips.</w:t>
       </w:r>
     </w:p>
     <w:p>
@@ -2391,7 +2389,7 @@
         <w:pStyle w:val="ListBullet"/>
       </w:pPr>
       <w:r>
-        <w:t>CO measured only through optional questions — add a mandatory item so no student can avoid it entirely.</w:t>
+        <w:t>CO measured only through choice questions — add a mandatory item so no student can avoid it entirely.</w:t>
       </w:r>
     </w:p>
     <w:p>
@@ -3955,11 +3953,9 @@
         <w:rPr>
           <w:b/>
         </w:rPr>
-        <w:t xml:space="preserve">Student CO score (%) </w:t>
-      </w:r>
-      <w:r>
-        <w:t>= marks obtained ÷ marks assessed under the CO × 100. A blank mark on a mandatory item counts as 0; a blank on an optional item (unticked in the Assessment Plan) is excluded — no penalty for legitimately skipped questions. Students with no assessed marks under a CO are excluded from its cohort.</w:t>
-      </w:r>
+        <w:t>Student CO score (%) = marks obtained ÷ marks assessed under the CO × 100. A blank mark on a mandatory item counts as 0; a blank on a choice question (unticked in the Assessment Plan) is excluded — no penalty for legitimately skipped questions. Students with no assessed marks under a CO are excluded from its cohort.</w:t>
+      </w:r>
+      <w:r/>
     </w:p>
     <w:p>
       <w:pPr>
@@ -6401,6 +6397,276 @@
                 <w:sz w:val="20"/>
               </w:rPr>
               <w:t>Supports self-paced revision and blended delivery; consistent with AUST's interactive learning resources practice.</w:t>
+            </w:r>
+          </w:p>
+        </w:tc>
+      </w:tr>
+      <w:tr>
+        <w:tc>
+          <w:tcPr>
+            <w:tcW w:w="1928" w:type="dxa"/>
+          </w:tcPr>
+          <w:p>
+            <w:r>
+              <w:rPr>
+                <w:sz w:val="20"/>
+              </w:rPr>
+              <w:t>Traditional classroom lecture</w:t>
+            </w:r>
+          </w:p>
+        </w:tc>
+        <w:tc>
+          <w:tcPr>
+            <w:tcW w:w="907" w:type="dxa"/>
+          </w:tcPr>
+          <w:p>
+            <w:r>
+              <w:rPr>
+                <w:sz w:val="20"/>
+              </w:rPr>
+              <w:t>C1–C3</w:t>
+            </w:r>
+          </w:p>
+        </w:tc>
+        <w:tc>
+          <w:tcPr>
+            <w:tcW w:w="2948" w:type="dxa"/>
+          </w:tcPr>
+          <w:p>
+            <w:r>
+              <w:rPr>
+                <w:sz w:val="20"/>
+              </w:rPr>
+              <w:t>Structured oral exposition with board/slides — the efficient baseline for delivering foundational content to any class size.</w:t>
+            </w:r>
+          </w:p>
+        </w:tc>
+        <w:tc>
+          <w:tcPr>
+            <w:tcW w:w="3402" w:type="dxa"/>
+          </w:tcPr>
+          <w:p>
+            <w:r>
+              <w:rPr>
+                <w:sz w:val="20"/>
+              </w:rPr>
+              <w:t>The default of engineering education; retained as an explicit, verifiable entry so adopted 'lectures' can be tracked and paired with active elements (Bligh; Freeman et al. 2014 on its limits).</w:t>
+            </w:r>
+          </w:p>
+        </w:tc>
+      </w:tr>
+      <w:tr>
+        <w:tc>
+          <w:tcPr>
+            <w:tcW w:w="1928" w:type="dxa"/>
+          </w:tcPr>
+          <w:p>
+            <w:r>
+              <w:rPr>
+                <w:sz w:val="20"/>
+              </w:rPr>
+              <w:t>Inductive teaching &amp; learning</w:t>
+            </w:r>
+          </w:p>
+        </w:tc>
+        <w:tc>
+          <w:tcPr>
+            <w:tcW w:w="907" w:type="dxa"/>
+          </w:tcPr>
+          <w:p>
+            <w:r>
+              <w:rPr>
+                <w:sz w:val="20"/>
+              </w:rPr>
+              <w:t>C2–C5</w:t>
+            </w:r>
+          </w:p>
+        </w:tc>
+        <w:tc>
+          <w:tcPr>
+            <w:tcW w:w="2948" w:type="dxa"/>
+          </w:tcPr>
+          <w:p>
+            <w:r>
+              <w:rPr>
+                <w:sz w:val="20"/>
+              </w:rPr>
+              <w:t>Instruction begins with specifics — data, a case or a real problem — from which students induce the governing principles.</w:t>
+            </w:r>
+          </w:p>
+        </w:tc>
+        <w:tc>
+          <w:tcPr>
+            <w:tcW w:w="3402" w:type="dxa"/>
+          </w:tcPr>
+          <w:p>
+            <w:r>
+              <w:rPr>
+                <w:sz w:val="20"/>
+              </w:rPr>
+              <w:t>Prince &amp; Felder (2006), J. Engr. Education: inductive methods (inquiry, discovery, JiTT, case- and problem-based) equal or outperform deductive sequencing for conceptual understanding and retention.</w:t>
+            </w:r>
+          </w:p>
+        </w:tc>
+      </w:tr>
+      <w:tr>
+        <w:tc>
+          <w:tcPr>
+            <w:tcW w:w="1928" w:type="dxa"/>
+          </w:tcPr>
+          <w:p>
+            <w:r>
+              <w:rPr>
+                <w:sz w:val="20"/>
+              </w:rPr>
+              <w:t>In-class group discussion</w:t>
+            </w:r>
+          </w:p>
+        </w:tc>
+        <w:tc>
+          <w:tcPr>
+            <w:tcW w:w="907" w:type="dxa"/>
+          </w:tcPr>
+          <w:p>
+            <w:r>
+              <w:rPr>
+                <w:sz w:val="20"/>
+              </w:rPr>
+              <w:t>C2, C4–C5, A</w:t>
+            </w:r>
+          </w:p>
+        </w:tc>
+        <w:tc>
+          <w:tcPr>
+            <w:tcW w:w="2948" w:type="dxa"/>
+          </w:tcPr>
+          <w:p>
+            <w:r>
+              <w:rPr>
+                <w:sz w:val="20"/>
+              </w:rPr>
+              <w:t>Facilitated small-group discussion of a focused question, with groups reporting their conclusions to the class.</w:t>
+            </w:r>
+          </w:p>
+        </w:tc>
+        <w:tc>
+          <w:tcPr>
+            <w:tcW w:w="3402" w:type="dxa"/>
+          </w:tcPr>
+          <w:p>
+            <w:r>
+              <w:rPr>
+                <w:sz w:val="20"/>
+              </w:rPr>
+              <w:t>Low-preparation active learning (Barkley et al.); develops argumentation and the affective domain; scales with a reporter structure.</w:t>
+            </w:r>
+          </w:p>
+        </w:tc>
+      </w:tr>
+      <w:tr>
+        <w:tc>
+          <w:tcPr>
+            <w:tcW w:w="1928" w:type="dxa"/>
+          </w:tcPr>
+          <w:p>
+            <w:r>
+              <w:rPr>
+                <w:sz w:val="20"/>
+              </w:rPr>
+              <w:t>Guided inquiry session</w:t>
+            </w:r>
+          </w:p>
+        </w:tc>
+        <w:tc>
+          <w:tcPr>
+            <w:tcW w:w="907" w:type="dxa"/>
+          </w:tcPr>
+          <w:p>
+            <w:r>
+              <w:rPr>
+                <w:sz w:val="20"/>
+              </w:rPr>
+              <w:t>C3–C5</w:t>
+            </w:r>
+          </w:p>
+        </w:tc>
+        <w:tc>
+          <w:tcPr>
+            <w:tcW w:w="2948" w:type="dxa"/>
+          </w:tcPr>
+          <w:p>
+            <w:r>
+              <w:rPr>
+                <w:sz w:val="20"/>
+              </w:rPr>
+              <w:t>Students investigate a driving question through structured, scaffolded steps toward the target concept.</w:t>
+            </w:r>
+          </w:p>
+        </w:tc>
+        <w:tc>
+          <w:tcPr>
+            <w:tcW w:w="3402" w:type="dxa"/>
+          </w:tcPr>
+          <w:p>
+            <w:r>
+              <w:rPr>
+                <w:sz w:val="20"/>
+              </w:rPr>
+              <w:t>Inquiry with guidance answers the minimal-guidance critique (Kirschner et al. 2006) while keeping the motivational benefits of discovery.</w:t>
+            </w:r>
+          </w:p>
+        </w:tc>
+      </w:tr>
+      <w:tr>
+        <w:tc>
+          <w:tcPr>
+            <w:tcW w:w="1928" w:type="dxa"/>
+          </w:tcPr>
+          <w:p>
+            <w:r>
+              <w:rPr>
+                <w:sz w:val="20"/>
+              </w:rPr>
+              <w:t>Just-in-time teaching (JiTT)</w:t>
+            </w:r>
+          </w:p>
+        </w:tc>
+        <w:tc>
+          <w:tcPr>
+            <w:tcW w:w="907" w:type="dxa"/>
+          </w:tcPr>
+          <w:p>
+            <w:r>
+              <w:rPr>
+                <w:sz w:val="20"/>
+              </w:rPr>
+              <w:t>C1–C3</w:t>
+            </w:r>
+          </w:p>
+        </w:tc>
+        <w:tc>
+          <w:tcPr>
+            <w:tcW w:w="2948" w:type="dxa"/>
+          </w:tcPr>
+          <w:p>
+            <w:r>
+              <w:rPr>
+                <w:sz w:val="20"/>
+              </w:rPr>
+              <w:t>Short web-based responses submitted before class shape that day's session around the revealed gaps.</w:t>
+            </w:r>
+          </w:p>
+        </w:tc>
+        <w:tc>
+          <w:tcPr>
+            <w:tcW w:w="3402" w:type="dxa"/>
+          </w:tcPr>
+          <w:p>
+            <w:r>
+              <w:rPr>
+                <w:sz w:val="20"/>
+              </w:rPr>
+              <w:t>Novak et al.: closes the feedback loop before class; pairs naturally with flipped delivery and peer instruction.</w:t>
             </w:r>
           </w:p>
         </w:tc>
@@ -6467,7 +6733,7 @@
         <w:color w:val="6B7A8D"/>
         <w:sz w:val="18"/>
       </w:rPr>
-      <w:t xml:space="preserve">OBE Course Manager v1.69 · © 2026 Prof. Mazharul Islam · CC BY 4.0 · Page </w:t>
+      <w:t xml:space="preserve">OBE Course Manager v1.70 · © 2026 Prof. Mazharul Islam · CC BY 4.0 · Page </w:t>
     </w:r>
     <w:r>
       <w:fldChar w:fldCharType="begin"/>

--- a/AUST_OBE_Course_Manager_Faculty_Manual.docx
+++ b/AUST_OBE_Course_Manager_Faculty_Manual.docx
@@ -121,7 +121,7 @@
         <w:rPr>
           <w:color w:val="6B7A8D"/>
         </w:rPr>
-        <w:t>Version: v1.70  ·  First release: July 13, 2026</w:t>
+        <w:t>Version: v1.71  ·  First release: July 13, 2026</w:t>
       </w:r>
     </w:p>
     <w:p>
@@ -442,7 +442,7 @@
         <w:pStyle w:val="TOC2"/>
       </w:pPr>
       <w:r>
-        <w:t>6.1 The five buttons and when to reach for each</w:t>
+        <w:t>6.1 The six buttons and when to reach for each</w:t>
         <w:tab/>
         <w:t>17</w:t>
       </w:r>
@@ -464,7 +464,7 @@
       <w:r>
         <w:t>6.3 What the prompts contain — and never contain</w:t>
         <w:tab/>
-        <w:t>17</w:t>
+        <w:t>18</w:t>
       </w:r>
     </w:p>
     <w:p>
@@ -504,7 +504,7 @@
       <w:r>
         <w:t>8. Reference: Data Formats</w:t>
         <w:tab/>
-        <w:t>18</w:t>
+        <w:t>19</w:t>
       </w:r>
     </w:p>
     <w:p>
@@ -2198,7 +2198,7 @@
     <w:p>
       <w:pPr/>
       <w:r>
-        <w:t>At the bottom of the tab, the Summary Table lists every adopted activity with a short description, classroom-ready practical tips (authored for all 36 built-in activities) and the CO(s) it serves — keep it open as a lesson-planning reference.</w:t>
+        <w:t>At the bottom of the tab, the Summary Table lists every adopted activity with a short description, classroom-ready practical tips (authored for all 36 built-in activities) and the CO(s) it serves — keep it open as a lesson-planning reference. A collapsed “▸ Browse the full T&amp;L Activity Pool” toggle beside Recommendations per CO opens a read-only reference table of all 36 activities (Bloom levels, mode/size, descriptions and tips); editing and custom entries stay under Data &amp; Backup.</w:t>
       </w:r>
     </w:p>
     <w:p>
@@ -3225,7 +3225,7 @@
         <w:spacing w:after="120"/>
       </w:pPr>
       <w:r>
-        <w:t>Finish at the bottom of the tab: the “🖨 Open Printable CQI Report” button sits in a closing card after the Annexure H checklist — printing is the last act of the workflow. The report is fully auto-generated (it re-arranges the tab's content into BAETE's reading order); file it with the underlying documents as Annexure H evidence. For AI assistance, work top to bottom through the tab’s three prompts — diagnose (low-attainment analysis), describe (3.8 narratives), decide (5.4.3 action plans) — pasting each result back before running the next (see Section 6).</w:t>
+        <w:t>Finish at the bottom of the tab: the “🖨 Open Printable CQI Report” button sits in a closing card after the Annexure H checklist — printing is the last act of the workflow. The report is fully auto-generated (it re-arranges the tab's content into BAETE's reading order); file it with the underlying documents as Annexure H evidence. For AI assistance, work top to bottom through the tab’s four prompts — diagnose (low-attainment analysis), describe (3.8 narratives), decide (Report 6.1 actions), close (Specifications 6.1 closure) — pasting each result back before running the next (see Section 6).</w:t>
       </w:r>
     </w:p>
     <w:p>
@@ -3685,7 +3685,7 @@
         <w:rPr>
           <w:b/>
         </w:rPr>
-        <w:t>Step 5 — ACT (Review &amp; Report): Close the loop in writing. Run the CQI tab’s three prompts in order — “📋 (low-attainment analysis)”, “📋 (3.8 narratives)”, then “📋 (5.4.3 action plans)”, which drafts the Course Report 6.1 actions and the “Actions reflected” closure text for Specifications 6.1 — then print the CQI Report from Accreditation Documents; every entry flows into it automatically.</w:t>
+        <w:t>Step 5 — ACT (Review &amp; Report): Close the loop in writing. Run the CQI tab’s four prompts in order — “📋 (low-attainment analysis)”, “📋 (3.8 narratives)”, “📋 (Report 6.1 actions)”, then “📋 (Spec 6.1 closure)”, which drafts the “Actions reflected” column of Specifications 6.1 — then print the CQI Report from Accreditation Documents; every entry flows into it automatically.</w:t>
       </w:r>
       <w:r/>
     </w:p>
@@ -3801,7 +3801,7 @@
         <w:pStyle w:val="Heading2"/>
       </w:pPr>
       <w:r>
-        <w:t>6.1 The five buttons and when to reach for each</w:t>
+        <w:t>6.1 The six buttons and when to reach for each</w:t>
       </w:r>
     </w:p>
     <w:p>
@@ -3809,7 +3809,7 @@
         <w:pStyle w:val="ListBullet"/>
       </w:pPr>
       <w:r>
-        <w:t>📋 Copy AI Prompt (low-attainment analysis) — CQI tab, inside Low Attainment Analysis. Step 1 of 3: run first. The prompt is tiered: a full (a)/(b)/(c) diagnosis for each not-attained CO; brief preventive “improvement watch” notes for attained-but-borderline COs (below KPI + 15 points, or carrying an item whose class average is below the pass marks); and one collective no-action sentence for strongly attained COs. The pasted findings then feed Steps 2-3 and, lens-matched, the two Suggested Modifications prompts: (a) into the T&amp;L tab's, (b) into the Assessments tab's.</w:t>
+        <w:t>📋 Copy AI Prompt (low-attainment analysis) — CQI tab, inside Low Attainment Analysis. Step 1 of 4: run first. The prompt is tiered: a full (a)/(b)/(c) diagnosis for each not-attained CO; brief preventive “improvement watch” notes for attained-but-borderline COs (below KPI + 15 points, or carrying an item whose class average is below the pass marks); and one collective no-action sentence for strongly attained COs. The pasted findings then feed Steps 2-3 (the narratives and Report 6.1 actions prompts) and, lens-matched, the two Suggested Modifications prompts: (a) into the T&amp;L tab's, (b) into the Assessments tab's.</w:t>
       </w:r>
     </w:p>
     <w:p>
@@ -3817,7 +3817,7 @@
         <w:pStyle w:val="ListBullet"/>
       </w:pPr>
       <w:r>
-        <w:t>📋 Copy AI Prompt (3.8 narratives) — CQI tab, in the BAETE 3.8 card. Step 2 of 3: drafts only the four narrative boxes (complex problems &amp; POs · effectiveness · tool design · moderation/vetting), engaging critically with the Step-1 analyses — acknowledging diagnosed causes rather than glossing over them.</w:t>
+        <w:t>📋 Copy AI Prompt (3.8 narratives) — CQI tab, in the BAETE 3.8 card. Step 2 of 4: drafts only the four narrative boxes (complex problems &amp; POs · effectiveness · tool design · moderation/vetting), engaging critically with the Step-1 analyses — acknowledging diagnosed causes rather than glossing over them.</w:t>
       </w:r>
     </w:p>
     <w:p>
@@ -3825,7 +3825,7 @@
         <w:pStyle w:val="ListBullet"/>
       </w:pPr>
       <w:r>
-        <w:t>📋 Copy AI Prompt (5.4.3 action plans) — CQI tab, in the BAETE 5.4.3 card. Step 3 of 3: drafts the five Course Report 6.1 loop rows (as exactly five labelled blocks) and the Specifications 6.1 “Actions reflected” closure text. It embeds your pasted analyses, narratives and working notes and requires the actions to be consistent with them — the plans are the conclusion of the earlier steps.</w:t>
+        <w:t>📋 Copy AI Prompt (Report 6.1 actions) — CQI tab, in the heading of the “Improvement actions from this offering” table. Step 3 of 4: drafts only the five forward-looking action rows — recommendations for the NEXT offering derived from this offering's evidence. It embeds your pasted analyses, narratives and working notes and requires the actions to be consistent with them.</w:t>
       </w:r>
     </w:p>
     <w:p>
@@ -3833,6 +3833,14 @@
         <w:pStyle w:val="ListBullet"/>
       </w:pPr>
       <w:r>
+        <w:t>📋 Copy AI Prompt (Spec 6.1 closure) — CQI tab, in the heading of the “Actions from the previous offering &amp; how they were reflected” table. Step 4 of 4: drafts only the backward-looking “how they were reflected” column (exactly five labelled blocks, with distribution and fallback rules). It needs no marks — run it any time once implementations begin; it declines when Specifications 6.1 has no previous recommendations. Every prompt button sits in the heading of the section it fills.</w:t>
+      </w:r>
+    </w:p>
+    <w:p>
+      <w:pPr>
+        <w:pStyle w:val="ListBullet"/>
+      </w:pPr>
+      <w:r>
         <w:t>📋 Copy AI Prompt (T&amp;L suggestions only) — T&amp;L tab, in the Suggested Modifications working box. Extracts just the teaching-learning advice from the incoming Specifications 6.1 and returns it as adoptable pool activities. Use it at PLAN time.</w:t>
       </w:r>
     </w:p>
@@ -3901,7 +3909,7 @@
     <w:p>
       <w:pPr/>
       <w:r>
-        <w:t>Every prompt instructs the AI to justify each suggestion in one sentence — its pedagogical fit, the recommendation it addresses, or the evidence motivating it — so unsupported output is easy to spot and discard. The AI drafts; you decide. The narratives, action plans and analyses go out under your signature, so treat the output as a first draft from a well-briefed assistant, not as a conclusion.</w:t>
+        <w:t>Every prompt instructs the AI to justify each suggestion in one sentence — its pedagogical fit, the recommendation it addresses, or the evidence motivating it — so unsupported output is easy to spot and discard. The AI drafts; you decide. The narratives, action plans and analyses go out under your signature, so treat the output as a first draft from a well-briefed assistant, not as a conclusion. All prompts also carry an interpretation rule for choice questions (answer k of n): a low attempt rate is read as question/topic avoidance — a perceived-difficulty CQI signal — never as disengagement.</w:t>
       </w:r>
     </w:p>
     <w:p>
@@ -3917,7 +3925,7 @@
         <w:pStyle w:val="ListBullet"/>
       </w:pPr>
       <w:r>
-        <w:t>Run the T&amp;L and assessment prompts at PLAN time, when the incoming Specifications 6.1 recommendations are fresh (from v1.65 they also carry your lens-matched low-attainment findings, and run even when only those findings exist); run the three CQI-tab prompts only after marks and the survey are in, and in their numbered order — diagnose (low attainment) → describe (3.8) → decide (5.4.3) — pasting each result back before the next.</w:t>
+        <w:t>Run the T&amp;L and assessment prompts at PLAN time, when the incoming Specifications 6.1 recommendations are fresh (they also carry your lens-matched low-attainment findings, and run even when only those findings exist); run the three CQI-tab prompts only after marks and the survey are in, and in their numbered order — diagnose (low attainment) → describe (3.8) → decide (5.4.3) — pasting each result back before the next.</w:t>
       </w:r>
     </w:p>
     <w:p>
@@ -4608,7 +4616,7 @@
         <w:spacing w:after="120"/>
       </w:pPr>
       <w:r>
-        <w:t>The 31 built-in teaching-learning activities were selected to (i) cover every level of Bloom's taxonomy so that every CO can be served by at least three suitable activities; (ii) span the ICAP spectrum from interactive to constructive engagement, in line with evidence that active learning improves examination performance and reduces failure rates (Freeman et al., 2014, PNAS); (iii) work across delivery modes (in-person, online, hybrid) and class sizes typical at AUST; and (iv) generate assessable artifacts that support the direct measurement of COs. Faculty can extend the pool with custom activities from the T&amp;L tab.</w:t>
+        <w:t>The 36 built-in teaching-learning activities were selected to (i) cover every level of Bloom's taxonomy so that every CO can be served by at least three suitable activities; (ii) span the ICAP spectrum from interactive to constructive engagement, in line with evidence that active learning improves examination performance and reduces failure rates (Freeman et al., 2014, PNAS); (iii) work across delivery modes (in-person, online, hybrid) and class sizes typical at AUST; and (iv) generate assessable artifacts that support the direct measurement of COs. Faculty can extend the pool with custom activities from the T&amp;L tab.</w:t>
       </w:r>
     </w:p>
     <w:tbl>
@@ -6733,7 +6741,7 @@
         <w:color w:val="6B7A8D"/>
         <w:sz w:val="18"/>
       </w:rPr>
-      <w:t xml:space="preserve">OBE Course Manager v1.70 · © 2026 Prof. Mazharul Islam · CC BY 4.0 · Page </w:t>
+      <w:t xml:space="preserve">OBE Course Manager v1.71 · © 2026 Prof. Mazharul Islam · CC BY 4.0 · Page </w:t>
     </w:r>
     <w:r>
       <w:fldChar w:fldCharType="begin"/>

--- a/AUST_OBE_Course_Manager_Faculty_Manual.docx
+++ b/AUST_OBE_Course_Manager_Faculty_Manual.docx
@@ -121,7 +121,7 @@
         <w:rPr>
           <w:color w:val="6B7A8D"/>
         </w:rPr>
-        <w:t>Version: v1.71  ·  First release: July 13, 2026</w:t>
+        <w:t>Version: v1.72  ·  First release: July 13, 2026</w:t>
       </w:r>
     </w:p>
     <w:p>
@@ -374,7 +374,7 @@
       <w:r>
         <w:t>4.5 The CA tab — verifying constructive alignment</w:t>
         <w:tab/>
-        <w:t>10</w:t>
+        <w:t>11</w:t>
       </w:r>
     </w:p>
     <w:p>
@@ -404,7 +404,7 @@
       <w:r>
         <w:t>4.8 Accreditation Documents</w:t>
         <w:tab/>
-        <w:t>12</w:t>
+        <w:t>13</w:t>
       </w:r>
     </w:p>
     <w:p>
@@ -424,7 +424,7 @@
       <w:r>
         <w:t>5. Running the CQI Loop Across Semesters</w:t>
         <w:tab/>
-        <w:t>14</w:t>
+        <w:t>15</w:t>
       </w:r>
     </w:p>
     <w:p>
@@ -454,7 +454,7 @@
       <w:r>
         <w:t>6.2 The common workflow</w:t>
         <w:tab/>
-        <w:t>17</w:t>
+        <w:t>18</w:t>
       </w:r>
     </w:p>
     <w:p>
@@ -2172,13 +2172,27 @@
         <w:pStyle w:val="Heading3"/>
       </w:pPr>
       <w:r>
+        <w:t>Learning Resources shared with students</w:t>
+      </w:r>
+    </w:p>
+    <w:p>
+      <w:pPr/>
+      <w:r>
+        <w:t>Directly before the Topic-wise plan sits a collapsed register of the materials you share with students — class session slides, the LMS course site, companion sites (e.g., NotebookLM), interactive infographics, videos, rubrics and tip sheets. Each entry records Type, Title, Link/location, Related topic/CO and Notes. Links only: the LMS (or hosting site) remains where the material lives. The register is kept by ⟳ Duplicate for New Semester, prints as Course Outline 17.3 when non-empty, appears in the Annexure H checklist, is cited by all the AI prompts, and its titles are assignable per topic in the plan's Resources column.</w:t>
+      </w:r>
+    </w:p>
+    <w:p>
+      <w:pPr>
+        <w:pStyle w:val="Heading3"/>
+      </w:pPr>
+      <w:r>
         <w:t>Topic-wise T&amp;L Plan</w:t>
       </w:r>
     </w:p>
     <w:p>
       <w:pPr/>
       <w:r>
-        <w:t>Below the CO cards sits the Topic-wise T&amp;L Plan — a table of Topics and Planned Contact Hours ⛓ shared with Course Specifications 4.1 (one dataset: edit in either place). Tick the Related COs for each topic and the T&amp;L Methods column fills itself with the union of those COs' adopted activities (blue chips, removed only by un-adopting in the CO cards). You can also attach topic-specific activities of your own — green, removable chips with Activity-Pool autocomplete.</w:t>
+        <w:t>Below the CO cards sits the Topic-wise T&amp;L Plan — a table of Topics and Planned Contact Hours ⛓ shared with Course Specifications 4.1 (one dataset: edit in either place). Tick the Related COs for each topic and the T&amp;L Methods column fills itself with the union of those COs' adopted activities (blue chips, removed only by un-adopting in the CO cards). You can also attach topic-specific activities of your own — green, removable chips with Activity-Pool autocomplete. A rightmost Resources column assigns registered resources (autocomplete) to each topic as removable chips — preserved by the Topics CSV re-import.</w:t>
       </w:r>
     </w:p>
     <w:p>
@@ -3895,7 +3909,7 @@
     <w:p>
       <w:pPr/>
       <w:r>
-        <w:t>Included: the AUST attainment methodology and thresholds, CO statements with mapped Washington Accord POs and Bloom levels, the assessment plan, aggregate attainment results (direct, indirect, combined), attempt counts and score bands, grade distribution, T&amp;L activity history, and the previous offering's recommendations. Never included: student names, IDs or any per-student record — every statistic is aggregated and anonymised before it reaches the clipboard.</w:t>
+        <w:t>Included: the AUST attainment methodology and thresholds, CO statements with mapped Washington Accord POs and Bloom levels, the assessment plan, aggregate attainment results (direct, indirect, combined), attempt counts and score bands, grade distribution, T&amp;L activity history, the learning-resource register with its per-topic plan, and the previous offering's recommendations. Never included: student names, IDs or any per-student record — every statistic is aggregated and anonymised before it reaches the clipboard.</w:t>
       </w:r>
     </w:p>
     <w:p>
@@ -6741,7 +6755,7 @@
         <w:color w:val="6B7A8D"/>
         <w:sz w:val="18"/>
       </w:rPr>
-      <w:t xml:space="preserve">OBE Course Manager v1.71 · © 2026 Prof. Mazharul Islam · CC BY 4.0 · Page </w:t>
+      <w:t xml:space="preserve">OBE Course Manager v1.72 · © 2026 Prof. Mazharul Islam · CC BY 4.0 · Page </w:t>
     </w:r>
     <w:r>
       <w:fldChar w:fldCharType="begin"/>

--- a/AUST_OBE_Course_Manager_Faculty_Manual.docx
+++ b/AUST_OBE_Course_Manager_Faculty_Manual.docx
@@ -121,7 +121,7 @@
         <w:rPr>
           <w:color w:val="6B7A8D"/>
         </w:rPr>
-        <w:t>Version: v1.72  ·  First release: July 13, 2026</w:t>
+        <w:t>Version: v1.77  ·  First release: July 13, 2026</w:t>
       </w:r>
     </w:p>
     <w:p>
@@ -364,7 +364,7 @@
       <w:r>
         <w:t>4.4 Assessment plan</w:t>
         <w:tab/>
-        <w:t>9</w:t>
+        <w:t>10</w:t>
       </w:r>
     </w:p>
     <w:p>
@@ -384,7 +384,7 @@
       <w:r>
         <w:t>4.6 Students and marks</w:t>
         <w:tab/>
-        <w:t>11</w:t>
+        <w:t>12</w:t>
       </w:r>
     </w:p>
     <w:p>
@@ -394,7 +394,7 @@
       <w:r>
         <w:t>4.7 Attainment: direct, indirect, combined</w:t>
         <w:tab/>
-        <w:t>12</w:t>
+        <w:t>13</w:t>
       </w:r>
     </w:p>
     <w:p>
@@ -414,7 +414,7 @@
       <w:r>
         <w:t>4.9 The CQI tab (BAETE Criteria 3.8 and 5.4.3)</w:t>
         <w:tab/>
-        <w:t>14</w:t>
+        <w:t>15</w:t>
       </w:r>
     </w:p>
     <w:p>
@@ -444,7 +444,7 @@
       <w:r>
         <w:t>6.1 The six buttons and when to reach for each</w:t>
         <w:tab/>
-        <w:t>17</w:t>
+        <w:t>18</w:t>
       </w:r>
     </w:p>
     <w:p>
@@ -474,7 +474,7 @@
       <w:r>
         <w:t>6.4 Guardrails and your responsibility</w:t>
         <w:tab/>
-        <w:t>18</w:t>
+        <w:t>19</w:t>
       </w:r>
     </w:p>
     <w:p>
@@ -484,7 +484,7 @@
       <w:r>
         <w:t>6.5 Practical tips</w:t>
         <w:tab/>
-        <w:t>18</w:t>
+        <w:t>19</w:t>
       </w:r>
     </w:p>
     <w:p>
@@ -494,7 +494,7 @@
       <w:r>
         <w:t>7. Reference: Calculation Methods</w:t>
         <w:tab/>
-        <w:t>18</w:t>
+        <w:t>19</w:t>
       </w:r>
     </w:p>
     <w:p>
@@ -504,7 +504,7 @@
       <w:r>
         <w:t>8. Reference: Data Formats</w:t>
         <w:tab/>
-        <w:t>19</w:t>
+        <w:t>20</w:t>
       </w:r>
     </w:p>
     <w:p>
@@ -514,7 +514,7 @@
       <w:r>
         <w:t>9. FAQ and Troubleshooting</w:t>
         <w:tab/>
-        <w:t>19</w:t>
+        <w:t>20</w:t>
       </w:r>
     </w:p>
     <w:p>
@@ -524,7 +524,7 @@
       <w:r>
         <w:t>10. Support</w:t>
         <w:tab/>
-        <w:t>20</w:t>
+        <w:t>21</w:t>
       </w:r>
     </w:p>
     <w:p>
@@ -534,7 +534,7 @@
       <w:r>
         <w:t>Appendix A: The T&amp;L Activity Pool — Descriptions and Selection Justification</w:t>
         <w:tab/>
-        <w:t>21</w:t>
+        <w:t>22</w:t>
       </w:r>
     </w:p>
     <w:p>
@@ -2178,7 +2178,7 @@
     <w:p>
       <w:pPr/>
       <w:r>
-        <w:t>Directly before the Topic-wise plan sits a collapsed register of the materials you share with students — class session slides, the LMS course site, companion sites (e.g., NotebookLM), interactive infographics, videos, rubrics and tip sheets. Each entry records Type, Title, Link/location, Related topic/CO and Notes. Links only: the LMS (or hosting site) remains where the material lives. The register is kept by ⟳ Duplicate for New Semester, prints as Course Outline 17.3 when non-empty, appears in the Annexure H checklist, is cited by all the AI prompts, and its titles are assignable per topic in the plan's Resources column.</w:t>
+        <w:t>Directly before the Topic-wise plan sits a collapsed register of the materials you share with students — class session slides, the LMS course site, companion sites (e.g., NotebookLM), interactive infographics, videos, rubrics and tip sheets. Each entry records Type, Title, Link/location, Related COs (tick-chips) and Notes; the Title box autocompletes from the T&amp;L Resource Pool (Data &amp; Backup) — a curated, most-common-first list of 16 resource kinds (opening with Lecture Slides), each with a description, engineering-education justification and practical tip — and picking a pool entry prefills the Type and tip. Custom pool resources can be added under Data &amp; Backup and travel in JSON backups. Links only: the LMS (or hosting site) remains where the material lives. Tag a resource's Related COs once and it flows automatically into the topic plan's Resources column for every topic ticked with those COs (blue chips); a resource can be deselected per topic (the chip dims, with a + to restore), and further topic-specific resources can be added manually (green chips). The register is kept by ⟳ Duplicate for New Semester, prints as Course Outline 17.3 with the CO labels when non-empty, appears in the Annexure H checklist, and is cited by all the AI prompts (which report each topic's effective resource list). A “📋 Copy resource list (for LMS posting)” button copies the register as a formatted list for Google Classroom/Moodle, each entry carries a Verified date (amber badge after six months — re-verify links each offering), and a T&amp;L Resources Summary Table (before the Activities Summary Table) consolidates every registered resource with its pool description, practical tip and Related CO (matched by pool title where one was picked, otherwise by the entry’s Type; your own Notes take precedence over the type-derived tip). In Data &amp; Backup, the Resource Pool card precedes the Activity Pool card. The AI prompts now act on the resources explicitly: narratives cite them as delivery evidence, action plans may add or revise them by name, the closure prompt counts resources added this offering as implemented actions, and the scoped prompts name a supporting resource per suggestion.</w:t>
       </w:r>
     </w:p>
     <w:p>
@@ -2192,7 +2192,7 @@
     <w:p>
       <w:pPr/>
       <w:r>
-        <w:t>Below the CO cards sits the Topic-wise T&amp;L Plan — a table of Topics and Planned Contact Hours ⛓ shared with Course Specifications 4.1 (one dataset: edit in either place). Tick the Related COs for each topic and the T&amp;L Methods column fills itself with the union of those COs' adopted activities (blue chips, removed only by un-adopting in the CO cards). You can also attach topic-specific activities of your own — green, removable chips with Activity-Pool autocomplete. A rightmost Resources column assigns registered resources (autocomplete) to each topic as removable chips — preserved by the Topics CSV re-import.</w:t>
+        <w:t>Below the CO cards sits the Topic-wise T&amp;L Plan — a table of Topics and Planned Contact Hours ⛓ shared with Course Specifications 4.1 (one dataset: edit in either place). Tick the Related COs for each topic and the T&amp;L Methods column fills itself with the union of those COs' adopted activities (blue chips, removed only by un-adopting in the CO cards). You can also attach topic-specific activities of your own — green, removable chips with Activity-Pool autocomplete. A rightmost Resources column shows each topic's resources: blue auto chips from the register's CO tags (deselectable per topic, dimmed with a + to restore), plus manually added green chips (autocomplete) — all preserved by the Topics CSV re-import.</w:t>
       </w:r>
     </w:p>
     <w:p>
@@ -2659,6 +2659,12 @@
       </w:r>
       <w:r>
         <w:t>Print the survey from Accreditation Documents → Course Evaluation Survey (anonymous; students tick 5 = Strongly Agree … 1 = Strongly Disagree per CO), or replicate it as a Google Form with one Likert question per CO and column headers containing CO1, CO2, …</w:t>
+      </w:r>
+    </w:p>
+    <w:p>
+      <w:pPr/>
+      <w:r>
+        <w:t>Beyond the CO block (which alone feeds indirect attainment), the survey now carries six toggleable course-feedback items — activities helped me learn; resources supported my learning; assessments matched what was taught (student-perceived constructive alignment); rubrics clear in advance; feedback timely; pace manageable — plus an optional usefulness item per registered Learning Resource, and two open questions on the printed form (best aspect; one improvement). Tallies (n, average, % ≥ 4) sit beside the CO grid in the Attainment tab marked “not part of attainment”, print as an additional table under Course Report 5.1, and feed all the AI prompts as perception evidence; the CSV template and import cover the new columns and remain backward-compatible with CO-only files. Duplicate for New Semester clears the tallies but keeps the item toggles.</w:t>
       </w:r>
     </w:p>
     <w:p>
@@ -6755,7 +6761,7 @@
         <w:color w:val="6B7A8D"/>
         <w:sz w:val="18"/>
       </w:rPr>
-      <w:t xml:space="preserve">OBE Course Manager v1.72 · © 2026 Prof. Mazharul Islam · CC BY 4.0 · Page </w:t>
+      <w:t xml:space="preserve">OBE Course Manager v1.77 · © 2026 Prof. Mazharul Islam · CC BY 4.0 · Page </w:t>
     </w:r>
     <w:r>
       <w:fldChar w:fldCharType="begin"/>

--- a/AUST_OBE_Course_Manager_Faculty_Manual.docx
+++ b/AUST_OBE_Course_Manager_Faculty_Manual.docx
@@ -121,7 +121,7 @@
         <w:rPr>
           <w:color w:val="6B7A8D"/>
         </w:rPr>
-        <w:t>Version: v1.77  ·  First release: July 13, 2026</w:t>
+        <w:t>Version: v1.78  ·  First release: July 13, 2026</w:t>
       </w:r>
     </w:p>
     <w:p>
@@ -2163,7 +2163,7 @@
         <w:rPr>
           <w:b/>
         </w:rPr>
-        <w:t>3. Add your own activity directly on a CO's card (type it — matching Activity-Pool names are suggested as you type — and press + Add; optionally tick “also save to T&amp;L Activity Pool”), or add department-specific activities to the pool at the bottom of the page; they are stored with your data. A “Show all matching” button reveals every suitable activity beyond the top six. The T&amp;L Activities Summary Table at the bottom of the page lists every adopted activity with a brief description, classroom-ready practical tips (provided for all 36 built-in activities; custom pool activities accept your own tips) and the related CO(s) — a quick lesson-planning reference. Above it, the Topic-wise T&amp;L Plan table shares its Topics and Planned Hours with Course Specifications 4.1 (⛓ linked, editable in either place) and adds two columns: tick the Related CO(s) per topic, and the T&amp;L Methods column fills automatically from the adopted activities of those COs (blue chips); topic-specific activities can be added per topic from the pool or your own (green chips, removable). The card carries its own Topics Template (CSV) / Import buttons; imports preserve Actual Hours, Related COs and topic-specific activities for matching topic names. The T&amp;L Activity Pool (browse, tips, custom entries) now lives under Data &amp; Backup, since the pool travels in JSON backups. Two scoped AI prompts sit where the work happens: the T&amp;L tab’s “Copy AI Prompt (T&amp;L suggestions only)” extracts just the teaching-learning advice from Specifications 6.1 as adoptable activities, and the Assessments tab’s “Copy AI Prompt (assessment suggestions only)” — housed in that tab’s own “CQI Inputs from the Previous Offering” card — extracts just the assessment advice as actions doable in that tab. Both prompts are generated from the same shared building blocks, so they always stay consistent. The CQI Inputs cards are collapsed by default (a one-line summary plus the AI button; click “Show details” for the full panels). Everywhere the 6.1 tables appear they carry a “⛓ linked” badge — they are one dataset shared between the documents and the CQI tab, editable in either place — and the “Pull CQI actions” button lives in the CQI tab. The CQI Inputs cards are editable when expanded: all five loop rows offer entry boxes for the Specifications 6.1 recommendations from the previous offering — one shared dataset, so edits made in the T&amp;L or Assessments tab appear instantly in the documents and the CQI tab. (This offering’s suggested actions for the next offering are written in the CQI tab or Course Report 6.1, not in these cards.) A further scoped prompt, “Copy AI Prompt (low-attainment analysis)”, sits inside the Low Attainment Analysis section: it covers only the not-attained COs — score bands, weakest items with attempt counts, adopted activities and their recorded effectiveness — and asks for the section’s three fields per CO, labelled (a)/(b)/(c) for direct paste-back; run it before the narratives prompt. Beneath each CQI Inputs card sits a working-notes box — “Suggested Modifications in T&amp;L Activities” / “Suggested Modifications in Assessment Activities” — where the distilled suggestions (e.g., the AI prompt’s output) are kept in view while selecting activities and designing assessments; pool activities named in the T&amp;L box are boosted in the recommendations, and closure is still recorded in Specifications 6.1 (“Actions reflected”). The Dashboard workflow is grouped by PDCA phase (PLAN — before the semester, DO — during, CHECK — when marks are in, ACT — at the end); each step shows a progress circle (✓ done, outlined for the next step, muted while pending, dashed for the any-time checkpoints) and one concise line, with the full instructions one click away (▸). The workflow sits in its own card, separate from the course identity card; the “CQI Loop at a Glance” map appears atop the CQI tab (step 8 of the workflow points to it). The “Recorded CQI recommendations” panel in the T&amp;L tab now shows each 6.1 entry in a labelled, scrollable box with CO sub-headings and bullets preserved.</w:t>
+        <w:t>3. Add your own activity directly on a CO's card (type it — matching Activity-Pool names are suggested as you type — and press + Add; optionally tick “also save to T&amp;L Activity Pool”), or add department-specific activities to the pool at the bottom of the page; they are stored with your data. A “Show all matching” button reveals every suitable activity beyond the top six. The T&amp;L Activities Summary Table at the bottom of the page lists every adopted activity with a brief description, classroom-ready practical tips (provided for all 36 built-in activities; custom pool activities accept your own tips) and the related CO(s) — a quick lesson-planning reference. Above it, the Topic-wise T&amp;L Plan table shares its Topics and Planned Hours with Course Specifications 4.1 (⛓ linked, editable in either place) and adds two columns: tick the Related CO(s) per topic, and the T&amp;L Methods column fills automatically from the adopted activities of those COs (blue chips — each deselectable per topic with ×, restorable from the dimmed chip's +, without un-adopting it elsewhere); topic-specific activities can be added per topic from the pool or your own (green chips, removable). The card carries its own Topics Template (CSV) / Import buttons; imports preserve Actual Hours, Related COs and topic-specific activities for matching topic names. The T&amp;L Activity Pool (browse, tips, custom entries) now lives under Data &amp; Backup, since the pool travels in JSON backups. Two scoped AI prompts sit where the work happens: the T&amp;L tab’s “Copy AI Prompt (T&amp;L suggestions only)” extracts just the teaching-learning advice from Specifications 6.1 as adoptable activities, and the Assessments tab’s “Copy AI Prompt (assessment suggestions only)” — housed in that tab’s own “CQI Inputs from the Previous Offering” card — extracts just the assessment advice as actions doable in that tab. Both prompts are generated from the same shared building blocks, so they always stay consistent. The CQI Inputs cards are collapsed by default (a one-line summary plus the AI button; click “Show details” for the full panels). Everywhere the 6.1 tables appear they carry a “⛓ linked” badge — they are one dataset shared between the documents and the CQI tab, editable in either place — and the “Pull CQI actions” button lives in the CQI tab. The CQI Inputs cards are editable when expanded: all five loop rows offer entry boxes for the Specifications 6.1 recommendations from the previous offering — one shared dataset, so edits made in the T&amp;L or Assessments tab appear instantly in the documents and the CQI tab. (This offering’s suggested actions for the next offering are written in the CQI tab or Course Report 6.1, not in these cards.) A further scoped prompt, “Copy AI Prompt (low-attainment analysis)”, sits inside the Low Attainment Analysis section: it covers only the not-attained COs — score bands, weakest items with attempt counts, adopted activities and their recorded effectiveness — and asks for the section’s three fields per CO, labelled (a)/(b)/(c) for direct paste-back; run it before the narratives prompt. Beneath each CQI Inputs card sits a working-notes box — “Suggested Modifications in T&amp;L Activities” / “Suggested Modifications in Assessment Activities” — where the distilled suggestions (e.g., the AI prompt’s output) are kept in view while selecting activities and designing assessments; pool activities named in the T&amp;L box are boosted in the recommendations, and closure is still recorded in Specifications 6.1 (“Actions reflected”). The Dashboard workflow is grouped by PDCA phase (PLAN — before the semester, DO — during, CHECK — when marks are in, ACT — at the end); each step shows a progress circle (✓ done, outlined for the next step, muted while pending, dashed for the any-time checkpoints) and one concise line, with the full instructions one click away (▸). The workflow sits in its own card, separate from the course identity card; the “CQI Loop at a Glance” map appears atop the CQI tab (step 8 of the workflow points to it). The “Recorded CQI recommendations” panel in the T&amp;L tab now shows each 6.1 entry in a labelled, scrollable box with CO sub-headings and bullets preserved.</w:t>
       </w:r>
       <w:r/>
     </w:p>
@@ -2178,7 +2178,7 @@
     <w:p>
       <w:pPr/>
       <w:r>
-        <w:t>Directly before the Topic-wise plan sits a collapsed register of the materials you share with students — class session slides, the LMS course site, companion sites (e.g., NotebookLM), interactive infographics, videos, rubrics and tip sheets. Each entry records Type, Title, Link/location, Related COs (tick-chips) and Notes; the Title box autocompletes from the T&amp;L Resource Pool (Data &amp; Backup) — a curated, most-common-first list of 16 resource kinds (opening with Lecture Slides), each with a description, engineering-education justification and practical tip — and picking a pool entry prefills the Type and tip. Custom pool resources can be added under Data &amp; Backup and travel in JSON backups. Links only: the LMS (or hosting site) remains where the material lives. Tag a resource's Related COs once and it flows automatically into the topic plan's Resources column for every topic ticked with those COs (blue chips); a resource can be deselected per topic (the chip dims, with a + to restore), and further topic-specific resources can be added manually (green chips). The register is kept by ⟳ Duplicate for New Semester, prints as Course Outline 17.3 with the CO labels when non-empty, appears in the Annexure H checklist, and is cited by all the AI prompts (which report each topic's effective resource list). A “📋 Copy resource list (for LMS posting)” button copies the register as a formatted list for Google Classroom/Moodle, each entry carries a Verified date (amber badge after six months — re-verify links each offering), and a T&amp;L Resources Summary Table (before the Activities Summary Table) consolidates every registered resource with its pool description, practical tip and Related CO (matched by pool title where one was picked, otherwise by the entry’s Type; your own Notes take precedence over the type-derived tip). In Data &amp; Backup, the Resource Pool card precedes the Activity Pool card. The AI prompts now act on the resources explicitly: narratives cite them as delivery evidence, action plans may add or revise them by name, the closure prompt counts resources added this offering as implemented actions, and the scoped prompts name a supporting resource per suggestion.</w:t>
+        <w:t>Directly before the Topic-wise plan sits a collapsed register of the materials you share with students — class session slides, the LMS course site, companion sites (e.g., NotebookLM), interactive infographics, videos, rubrics and tip sheets. Each entry records Type, Title, Link/location, Related COs (tick-chips) and Notes; choose the Type first and the Title box suggests only the matching entries of the T&amp;L Resource Pool (Data &amp; Backup) — a curated list of 16 resource kinds, each with a description, engineering-education justification and practical tip; Type “Other” shows the full pool, and free-typed titles are always accepted — and picking a pool entry prefills tip. Custom pool resources can be added under Data &amp; Backup and travel in JSON backups. Links only: the LMS (or hosting site) remains where the material lives. Tag a resource's Related COs once and it flows automatically into the topic plan's Resources column for every topic ticked with those COs (blue chips); a resource can be deselected per topic (the chip dims, with a + to restore), and further topic-specific resources can be added manually (green chips). The register is kept by ⟳ Duplicate for New Semester, prints as Course Outline 17.3 with the CO labels when non-empty, appears in the Annexure H checklist, and is cited by all the AI prompts (which report each topic's effective resource list). A “📋 Copy resource list (for LMS posting)” button copies the register as a formatted list for Google Classroom/Moodle, each entry carries a Verified date (amber badge after six months — re-verify links each offering), and a T&amp;L Resources Summary Table (before the Activities Summary Table) consolidates every registered resource with its pool description, practical tip and Related CO (matched by pool title where one was picked, otherwise by the entry’s Type; your own Notes take precedence over the type-derived tip). In Data &amp; Backup, the Resource Pool card precedes the Activity Pool card. The AI prompts now act on the resources explicitly: narratives cite them as delivery evidence, action plans may add or revise them by name, the closure prompt counts resources added this offering as implemented actions, and the scoped prompts name a supporting resource per suggestion.</w:t>
       </w:r>
     </w:p>
     <w:p>
@@ -2192,7 +2192,7 @@
     <w:p>
       <w:pPr/>
       <w:r>
-        <w:t>Below the CO cards sits the Topic-wise T&amp;L Plan — a table of Topics and Planned Contact Hours ⛓ shared with Course Specifications 4.1 (one dataset: edit in either place). Tick the Related COs for each topic and the T&amp;L Methods column fills itself with the union of those COs' adopted activities (blue chips, removed only by un-adopting in the CO cards). You can also attach topic-specific activities of your own — green, removable chips with Activity-Pool autocomplete. A rightmost Resources column shows each topic's resources: blue auto chips from the register's CO tags (deselectable per topic, dimmed with a + to restore), plus manually added green chips (autocomplete) — all preserved by the Topics CSV re-import.</w:t>
+        <w:t>Below the CO cards sits the Topic-wise T&amp;L Plan — a table of Topics and Planned Contact Hours ⛓ shared with Course Specifications 4.1 (one dataset: edit in either place). Tick the Related COs for each topic and the T&amp;L Methods column fills itself with the union of those COs' adopted activities (blue chips — × deselects one for that topic only, the dimmed chip's + restores it; un-adopting in the CO cards removes it everywhere). You can also attach topic-specific activities of your own — green, removable chips with Activity-Pool autocomplete. A rightmost Resources column shows each topic's resources: blue auto chips from the register's CO tags (deselectable per topic, dimmed with a + to restore), plus manually added green chips (autocomplete) — all preserved by the Topics CSV re-import.</w:t>
       </w:r>
     </w:p>
     <w:p>
@@ -6761,7 +6761,7 @@
         <w:color w:val="6B7A8D"/>
         <w:sz w:val="18"/>
       </w:rPr>
-      <w:t xml:space="preserve">OBE Course Manager v1.77 · © 2026 Prof. Mazharul Islam · CC BY 4.0 · Page </w:t>
+      <w:t xml:space="preserve">OBE Course Manager v1.78 · © 2026 Prof. Mazharul Islam · CC BY 4.0 · Page </w:t>
     </w:r>
     <w:r>
       <w:fldChar w:fldCharType="begin"/>

--- a/AUST_OBE_Course_Manager_Faculty_Manual.docx
+++ b/AUST_OBE_Course_Manager_Faculty_Manual.docx
@@ -121,7 +121,7 @@
         <w:rPr>
           <w:color w:val="6B7A8D"/>
         </w:rPr>
-        <w:t>Version: v1.78  ·  First release: July 13, 2026</w:t>
+        <w:t>Version: v1.80  ·  First release: July 13, 2026</w:t>
       </w:r>
     </w:p>
     <w:p>
@@ -2241,7 +2241,7 @@
         <w:t xml:space="preserve">1. </w:t>
       </w:r>
       <w:r>
-        <w:t>In Assessments, click + Add Assessment and choose the type (Quiz, Class Test, Assignment, Mid Term, Final Exam, Lab, Project, …).</w:t>
+        <w:t>In Assessments, click + Add Assessment and choose the type (Class Performance, Quiz, Assignment, Mid Term, Final Exam, Lab, Project, …). The Class Performance (CP) type is special: it has no questions — set its total marks (typically 10) and tick the Related COs; the total splits equally among them (each internal per-CO share inherits that CO’s Bloom level), and in Students &amp; Marks you enter one CP mark per student, distributed automatically so every ticked CO receives the same percentage. Courses taught in parts add one CP assessment per part (e.g., “CP — Part A”, “CP — Part B”), each with its own total and COs. “Class Test” was retired for new assessments; existing ones keep working.</w:t>
       </w:r>
     </w:p>
     <w:p>
@@ -6761,7 +6761,7 @@
         <w:color w:val="6B7A8D"/>
         <w:sz w:val="18"/>
       </w:rPr>
-      <w:t xml:space="preserve">OBE Course Manager v1.78 · © 2026 Prof. Mazharul Islam · CC BY 4.0 · Page </w:t>
+      <w:t xml:space="preserve">OBE Course Manager v1.80 · © 2026 Prof. Mazharul Islam · CC BY 4.0 · Page </w:t>
     </w:r>
     <w:r>
       <w:fldChar w:fldCharType="begin"/>
